--- a/docs/thesis/TimeZap_Thesis_Master_Draft.docx
+++ b/docs/thesis/TimeZap_Thesis_Master_Draft.docx
@@ -4,67 +4,58 @@
   <w:body>
     <w:p>
       <w:pPr>
-        <w:jc w:val="center"/>
-      </w:pPr>
+        <w:pStyle w:val="Title"/>
+      </w:pPr>
+      <w:r>
+        <w:t>Σχεδίαση και υλοποίηση πληροφοριακού συστήματος διαχείρισης εργασιών και συνηθειών (Task &amp; Habit Management Information System)</w:t>
+      </w:r>
+    </w:p>
+    <w:p>
+      <w:r/>
       <w:r>
         <w:rPr>
           <w:b/>
-          <w:sz w:val="36"/>
         </w:rPr>
-        <w:t>Σχεδίαση και υλοποίηση πληροφοριακού συστήματος διαχείρισης εργασιών και συνηθειών (Task &amp; Habit Management Information System)</w:t>
-      </w:r>
-    </w:p>
-    <w:p>
-      <w:pPr>
-        <w:jc w:val="center"/>
-      </w:pPr>
-      <w:r>
-        <w:t>TimeZap</w:t>
-      </w:r>
-    </w:p>
-    <w:p>
-      <w:pPr>
-        <w:jc w:val="center"/>
-      </w:pPr>
-      <w:r>
-        <w:t>Φοιτητής: Angelo Bordeianu</w:t>
-      </w:r>
-    </w:p>
-    <w:p>
-      <w:pPr>
-        <w:jc w:val="center"/>
-      </w:pPr>
-      <w:r>
-        <w:t>Επιβλέπων καθηγητής: Ευθύμιος Αλέπης</w:t>
-      </w:r>
-    </w:p>
-    <w:p>
-      <w:pPr>
-        <w:jc w:val="center"/>
-      </w:pPr>
-      <w:r>
-        <w:t>Τμήμα / Πανεπιστήμιο: [Συμπλήρωση]</w:t>
-      </w:r>
-    </w:p>
-    <w:p>
-      <w:pPr>
-        <w:jc w:val="center"/>
-      </w:pPr>
-      <w:r>
-        <w:t>Ακαδημαϊκό έτος: [Συμπλήρωση]</w:t>
-      </w:r>
-    </w:p>
-    <w:p>
-      <w:pPr>
-        <w:jc w:val="center"/>
-      </w:pPr>
-      <w:r>
-        <w:t>Master Draft - Υλικό για πτυχιακή εργασία</w:t>
-      </w:r>
-    </w:p>
-    <w:p>
-      <w:r>
-        <w:br w:type="page"/>
+        <w:t>Έργο:</w:t>
+      </w:r>
+      <w:r>
+        <w:t xml:space="preserve"> TimeZap</w:t>
+      </w:r>
+    </w:p>
+    <w:p>
+      <w:r/>
+      <w:r>
+        <w:rPr>
+          <w:b/>
+        </w:rPr>
+        <w:t>Φοιτητής:</w:t>
+      </w:r>
+      <w:r>
+        <w:t xml:space="preserve"> Angelo Bordeianu</w:t>
+      </w:r>
+    </w:p>
+    <w:p>
+      <w:r/>
+      <w:r>
+        <w:rPr>
+          <w:b/>
+        </w:rPr>
+        <w:t>Επιβλέπων:</w:t>
+      </w:r>
+      <w:r>
+        <w:t xml:space="preserve"> Ευθύμιος Αλέπης</w:t>
+      </w:r>
+    </w:p>
+    <w:p>
+      <w:r/>
+      <w:r>
+        <w:rPr>
+          <w:b/>
+        </w:rPr>
+        <w:t>Έκδοση:</w:t>
+      </w:r>
+      <w:r>
+        <w:t xml:space="preserve"> Master Draft για επεξεργασία και τελική μορφοποίηση</w:t>
       </w:r>
     </w:p>
     <w:p>
@@ -77,12 +68,7 @@
     </w:p>
     <w:p>
       <w:r>
-        <w:t>Placeholder: εισαγάγετε ή ενημερώστε αυτόματο Table of Contents στο Microsoft Word μετά την τελική μορφοποίηση.</w:t>
-      </w:r>
-    </w:p>
-    <w:p>
-      <w:r>
-        <w:br w:type="page"/>
+        <w:t>[Να ενημερωθεί αυτόματα στο Microsoft Word ή να δημιουργηθεί στην τελική Markdown έκδοση.]</w:t>
       </w:r>
     </w:p>
     <w:p>
@@ -130,10 +116,936 @@
     </w:p>
     <w:p>
       <w:r>
+        <w:t>[Πίνακας περιεχομένων: να δημιουργηθεί/ενημερωθεί στο Microsoft Word.]</w:t>
+      </w:r>
+    </w:p>
+    <w:p>
+      <w:pPr>
+        <w:pStyle w:val="Heading1"/>
+      </w:pPr>
+      <w:r>
+        <w:t>2. Περίληψη</w:t>
+      </w:r>
+    </w:p>
+    <w:p>
+      <w:r>
+        <w:t>Η παρούσα πτυχιακή εργασία αφορά τη σχεδίαση και υλοποίηση του TimeZap, ενός πληροφοριακού συστήματος διαχείρισης εργασιών και συνηθειών. Το σύστημα στοχεύει να βοηθήσει τον χρήστη να οργανώνει καθημερινές υποχρεώσεις, να παρακολουθεί επαναλαμβανόμενες δραστηριότητες, να βλέπει την πρόοδό του και να λαμβάνει υπενθυμίσεις μέσα από μία ενιαία εφαρμογή.</w:t>
+      </w:r>
+    </w:p>
+    <w:p>
+      <w:r>
+        <w:t>Το πρόβλημα που αντιμετωπίζεται είναι η διάσπαση της προσωπικής οργάνωσης σε διαφορετικά εργαλεία και σημειώσεις. Οι εργασίες έχουν προθεσμίες, ώρες, καταστάσεις και πιθανή διάρκεια πολλών ημερών, ενώ οι συνήθειες έχουν επαναληπτικό χαρακτήρα και χρειάζονται καταγραφή σε βάθος χρόνου. Το TimeZap ενώνει αυτές τις δύο έννοιες σε ένα σύστημα με κοινό dashboard, ημερολόγιο, ρυθμίσεις και notification center.</w:t>
+      </w:r>
+    </w:p>
+    <w:p>
+      <w:r>
+        <w:t>Η υλοποίηση έγινε ως full-stack εφαρμογή. Το frontend αναπτύχθηκε με Expo, React Native, React Native Web και TypeScript, ώστε να λειτουργεί σε web και Android. Το backend αναπτύχθηκε με Node.js και Express.js, ενώ η αποθήκευση γίνεται σε PostgreSQL. Η αυθεντικοποίηση βασίζεται σε JWT και οι κωδικοί αποθηκεύονται ως bcrypt hashes.</w:t>
+      </w:r>
+    </w:p>
+    <w:p>
+      <w:r>
+        <w:t>Το τελικό αποτέλεσμα είναι ένα λειτουργικό V1 σύστημα με εγγραφή/σύνδεση, εργασίες, συνήθειες, dashboard, ημερολόγιο, ρυθμίσεις, θεματική εμφάνιση, τοπικοποίηση, SVG icon system, backend notification center και προαιρετική λειτουργία AI Suggestions μέσω Gemini API. Η λειτουργία AI παρέχει προτάσεις εργασιών και συνηθειών για έλεγχο από τον χρήστη, χωρίς αυτόματη εισαγωγή δεδομένων. Η εργασία αναγνωρίζει περιορισμούς όπως η απουσία Google Calendar sync, server push notifications, app store deployment, πλήρους automated test suite και αυτόνομου AI planning.</w:t>
+      </w:r>
+    </w:p>
+    <w:p>
+      <w:pPr>
+        <w:pStyle w:val="Heading1"/>
+      </w:pPr>
+      <w:r>
+        <w:t>3. Abstract</w:t>
+      </w:r>
+    </w:p>
+    <w:p>
+      <w:r>
+        <w:t>This thesis material presents the design and implementation of TimeZap, a task and habit management information system. The system aims to help users organize daily tasks, track recurring habits, view progress, and manage reminders through a unified application.</w:t>
+      </w:r>
+    </w:p>
+    <w:p>
+      <w:r>
+        <w:t>TimeZap is implemented as a full-stack system. The frontend uses Expo, React Native, React Native Web, and TypeScript, while the backend uses Node.js, Express.js, and PostgreSQL. Authentication is based on JSON Web Tokens, and passwords are stored as bcrypt hashes rather than plain text.</w:t>
+      </w:r>
+    </w:p>
+    <w:p>
+      <w:r>
+        <w:t>The main features include user registration and login, task management, multi-day tasks, habit tracking, recurrence rules, habit logs, streak calculation, dashboard summaries, monthly and daily calendar views, settings, localization, themes, a backend-backed notification center, and optional Gemini-based AI Suggestions. Native local notifications are supported only on compatible Android builds when permissions and user settings allow it.</w:t>
+      </w:r>
+    </w:p>
+    <w:p>
+      <w:r>
+        <w:t>The result is a functional V1 information system suitable for a thesis project. The AI feature is limited to reviewable task and habit suggestions; it does not automatically manage the user's schedule. Future work includes remote push notifications, Google Calendar integration, production deployment, automated testing, a more advanced recurrence engine, and more personalized AI assistance.</w:t>
+      </w:r>
+    </w:p>
+    <w:p>
+      <w:pPr>
+        <w:pStyle w:val="Heading1"/>
+      </w:pPr>
+      <w:r>
+        <w:t>4. Εισαγωγή</w:t>
+      </w:r>
+    </w:p>
+    <w:p>
+      <w:r>
+        <w:t>Η διαχείριση εργασιών και συνηθειών αποτελεί βασικό μέρος της καθημερινής οργάνωσης. Σε προσωπικό, ακαδημαϊκό και επαγγελματικό επίπεδο, ο χρήστης χρειάζεται να θυμάται υποχρεώσεις, προθεσμίες, δραστηριότητες που επαναλαμβάνονται και στόχους που εξελίσσονται με την πάροδο του χρόνου.</w:t>
+      </w:r>
+    </w:p>
+    <w:p>
+      <w:r>
+        <w:t>Τα συστήματα παραγωγικότητας μειώνουν το γνωστικό φορτίο του χρήστη. Αντί ο χρήστης να θυμάται κάθε υποχρέωση, το σύστημα αποθηκεύει, οργανώνει, εμφανίζει και υπενθυμίζει την πληροφορία. Ένα τέτοιο σύστημα είναι χρήσιμο όταν συνδυάζει λίστες, ημερομηνίες, επανάληψη, ολοκλήρωση, πρόοδο και ημερολογιακή προβολή.</w:t>
+      </w:r>
+    </w:p>
+    <w:p>
+      <w:r>
+        <w:t>Το TimeZap σχεδιάστηκε ως πρακτική υλοποίηση αυτής της λογικής. Ο στόχος δεν ήταν ένα υπερβολικά σύνθετο εμπορικό προϊόν, αλλά ένα καθαρό και ολοκληρωμένο V1 πληροφοριακό σύστημα για πτυχιακή εργασία. Η εφαρμογή καλύπτει αυθεντικοποίηση, εργασίες, συνήθειες, dashboard, calendar, settings, localization, themes και notifications.</w:t>
+      </w:r>
+    </w:p>
+    <w:p>
+      <w:r>
+        <w:t>Το πεδίο της εργασίας περιλαμβάνει backend, frontend, βάση δεδομένων, REST API, τεκμηρίωση και χειροκίνητες δοκιμές. Δεν περιλαμβάνει production deployment, Google Calendar integration, remote push notifications ή πλήρη αυτοματοποιημένη δοκιμαστική υποδομή.</w:t>
+      </w:r>
+    </w:p>
+    <w:p>
+      <w:r>
+        <w:t>Η δομή του κειμένου ξεκινά από την ανάλυση προβλήματος και τις απαιτήσεις, συνεχίζει με τεχνολογίες και αρχιτεκτονική, και στη συνέχεια παρουσιάζει τη βάση, το backend, το frontend, τις επιμέρους ενότητες, τις ειδοποιήσεις, τις δοκιμές, τους περιορισμούς, τις μελλοντικές επεκτάσεις και τα συμπεράσματα.</w:t>
+      </w:r>
+    </w:p>
+    <w:p>
+      <w:pPr>
+        <w:pStyle w:val="Heading1"/>
+      </w:pPr>
+      <w:r>
+        <w:t>5. Ανάλυση προβλήματος</w:t>
+      </w:r>
+    </w:p>
+    <w:p>
+      <w:r>
+        <w:t>Οι χρήστες που οργανώνουν εργασίες και συνήθειες συχνά χρησιμοποιούν διαφορετικές εφαρμογές ή σημειώσεις. Αυτό οδηγεί σε αποσπασματική πληροφορία: μία εργασία μπορεί να βρίσκεται σε μία λίστα, μία συνήθεια σε άλλη εφαρμογή και μία υπενθύμιση σε ξεχωριστό ημερολόγιο.</w:t>
+      </w:r>
+    </w:p>
+    <w:p>
+      <w:r>
+        <w:t>Οι εργασίες και οι συνήθειες δεν έχουν την ίδια φύση. Μία εργασία ολοκληρώνεται συνήθως μία φορά και μπορεί να έχει συγκεκριμένη ημερομηνία, ώρα ή διάρκεια πολλών ημερών. Μία συνήθεια είναι επαναλαμβανόμενη και χρειάζεται καταγραφή ολοκλήρωσης ανά ημερομηνία. Η ενιαία αλλά διακριτή μοντελοποίηση αυτών των εννοιών είναι βασική ανάγκη.</w:t>
+      </w:r>
+    </w:p>
+    <w:p>
+      <w:r>
+        <w:t>Οι υπενθυμίσεις είναι επίσης σημαντικές. Για τις εργασίες απαιτείται ειδοποίηση πριν την έναρξη και προειδοποιήσεις πριν την καθυστέρηση. Για τις συνήθειες απαιτείται πιο επαναλαμβανόμενη υπενθύμιση. Το TimeZap υλοποιεί backend records για notifications ώστε το κέντρο ειδοποιήσεων να μην εξαρτάται αποκλειστικά από τη συσκευή.</w:t>
+      </w:r>
+    </w:p>
+    <w:p>
+      <w:r>
+        <w:t>Η ανάγκη ημερολογιακής επισκόπησης προκύπτει επειδή ο χρήστης θέλει να βλέπει πότε συμβαίνουν εργασίες και πότε καταγράφονται συνήθειες. Η μηνιαία και ημερήσια προβολή βοηθά στην κατανόηση της κατανομής της δραστηριότητας.</w:t>
+      </w:r>
+    </w:p>
+    <w:p>
+      <w:r>
+        <w:t>Ένα custom πληροφοριακό σύστημα έχει νόημα για πτυχιακή εργασία επειδή επιτρέπει έλεγχο όλης της στοίβας: schema, API, authentication, frontend state, UI, reminders και documentation. Το έργο δεν περιορίζεται σε απλή λίστα, αλλά δείχνει πλήρη κύκλο υλοποίησης.</w:t>
+      </w:r>
+    </w:p>
+    <w:p>
+      <w:pPr>
+        <w:pStyle w:val="Heading1"/>
+      </w:pPr>
+      <w:r>
+        <w:t>6. Στόχοι της εφαρμογής</w:t>
+      </w:r>
+    </w:p>
+    <w:p>
+      <w:r>
+        <w:t>Οι στόχοι του TimeZap ορίστηκαν με κριτήριο την πρακτικότητα ενός V1 συστήματος. Η εφαρμογή έπρεπε να είναι αρκετά πλήρης ώστε να καλύπτει πραγματικές ροές χρήστη και αρκετά απλή ώστε να παραμένει κατανοητή για πτυχιακή εργασία.</w:t>
+      </w:r>
+    </w:p>
+    <w:p>
+      <w:pPr>
+        <w:pStyle w:val="ListBullet"/>
+      </w:pPr>
+      <w:r>
+        <w:t>Διαχείριση εργασιών με δημιουργία, επεξεργασία, μετακίνηση, ολοκλήρωση, ακύρωση και διαγραφή.</w:t>
+      </w:r>
+    </w:p>
+    <w:p>
+      <w:pPr>
+        <w:pStyle w:val="ListBullet"/>
+      </w:pPr>
+      <w:r>
+        <w:t>Υποστήριξη εργασιών μίας ημέρας, πολλών ημερών, all-day και timed tasks.</w:t>
+      </w:r>
+    </w:p>
+    <w:p>
+      <w:pPr>
+        <w:pStyle w:val="ListBullet"/>
+      </w:pPr>
+      <w:r>
+        <w:t>Διαχείριση συνηθειών με κανόνες επανάληψης, καταγραφή και streaks.</w:t>
+      </w:r>
+    </w:p>
+    <w:p>
+      <w:pPr>
+        <w:pStyle w:val="ListBullet"/>
+      </w:pPr>
+      <w:r>
+        <w:t>Προβολή προόδου μέσω dashboard και weekly progress.</w:t>
+      </w:r>
+    </w:p>
+    <w:p>
+      <w:pPr>
+        <w:pStyle w:val="ListBullet"/>
+      </w:pPr>
+      <w:r>
+        <w:t>Ημερολόγιο μήνα και λεπτομέρειες ημέρας.</w:t>
+      </w:r>
+    </w:p>
+    <w:p>
+      <w:pPr>
+        <w:pStyle w:val="ListBullet"/>
+      </w:pPr>
+      <w:r>
+        <w:t>Κέντρο ειδοποιήσεων με unread/read κατάσταση.</w:t>
+      </w:r>
+    </w:p>
+    <w:p>
+      <w:pPr>
+        <w:pStyle w:val="ListBullet"/>
+      </w:pPr>
+      <w:r>
+        <w:t>Τοπικές Android ειδοποιήσεις όπου υποστηρίζονται.</w:t>
+      </w:r>
+    </w:p>
+    <w:p>
+      <w:pPr>
+        <w:pStyle w:val="ListBullet"/>
+      </w:pPr>
+      <w:r>
+        <w:t>Ρυθμίσεις theme, language, notifications, default view, week start και time format.</w:t>
+      </w:r>
+    </w:p>
+    <w:p>
+      <w:pPr>
+        <w:pStyle w:val="ListBullet"/>
+      </w:pPr>
+      <w:r>
+        <w:t>Υποστήριξη Αγγλικών, Ελληνικών και Ρουμανικών.</w:t>
+      </w:r>
+    </w:p>
+    <w:p>
+      <w:pPr>
+        <w:pStyle w:val="ListBullet"/>
+      </w:pPr>
+      <w:r>
+        <w:t>Προαιρετική έξυπνη υποβοήθηση για προτάσεις εργασιών και συνηθειών μέσω Gemini API.</w:t>
+      </w:r>
+    </w:p>
+    <w:p>
+      <w:pPr>
+        <w:pStyle w:val="ListBullet"/>
+      </w:pPr>
+      <w:r>
+        <w:t>Κοινή βάση frontend για web και Android.</w:t>
+      </w:r>
+    </w:p>
+    <w:p>
+      <w:pPr>
+        <w:pStyle w:val="ListBullet"/>
+      </w:pPr>
+      <w:r>
+        <w:t>Καθαρό UI με mobile-first λογική και χαμηλό γνωστικό φορτίο.</w:t>
+      </w:r>
+    </w:p>
+    <w:p>
+      <w:r>
+        <w:t>Οι στόχοι αυτοί οδήγησαν σε αρχιτεκτονική όπου το backend είναι υπεύθυνο για persistence, validation, authentication και notification records, ενώ το frontend είναι υπεύθυνο για εμπειρία χρήστη, platform differences και native local scheduling όπου επιτρέπεται.</w:t>
+      </w:r>
+    </w:p>
+    <w:p>
+      <w:pPr>
+        <w:pStyle w:val="Heading1"/>
+      </w:pPr>
+      <w:r>
+        <w:t>7. Απαιτήσεις συστήματος</w:t>
+      </w:r>
+    </w:p>
+    <w:p>
+      <w:pPr>
+        <w:pStyle w:val="Heading2"/>
+      </w:pPr>
+      <w:r>
+        <w:t>7.1 Λειτουργικές απαιτήσεις</w:t>
+      </w:r>
+    </w:p>
+    <w:p>
+      <w:pPr>
+        <w:pStyle w:val="ListBullet"/>
+      </w:pPr>
+      <w:r>
+        <w:t>Εγγραφή και σύνδεση χρήστη.</w:t>
+      </w:r>
+    </w:p>
+    <w:p>
+      <w:pPr>
+        <w:pStyle w:val="ListBullet"/>
+      </w:pPr>
+      <w:r>
+        <w:t>JWT authentication σε protected endpoints.</w:t>
+      </w:r>
+    </w:p>
+    <w:p>
+      <w:pPr>
+        <w:pStyle w:val="ListBullet"/>
+      </w:pPr>
+      <w:r>
+        <w:t>Ενημέρωση profile και αλλαγή password.</w:t>
+      </w:r>
+    </w:p>
+    <w:p>
+      <w:pPr>
+        <w:pStyle w:val="ListBullet"/>
+      </w:pPr>
+      <w:r>
+        <w:t>CRUD εργασιών, ολοκλήρωση, ακύρωση και διαγραφή.</w:t>
+      </w:r>
+    </w:p>
+    <w:p>
+      <w:pPr>
+        <w:pStyle w:val="ListBullet"/>
+      </w:pPr>
+      <w:r>
+        <w:t>Υποστήριξη multi-day tasks μέσω end_date.</w:t>
+      </w:r>
+    </w:p>
+    <w:p>
+      <w:pPr>
+        <w:pStyle w:val="ListBullet"/>
+      </w:pPr>
+      <w:r>
+        <w:t>Υποστήριξη due/start/end time και all-day tasks.</w:t>
+      </w:r>
+    </w:p>
+    <w:p>
+      <w:pPr>
+        <w:pStyle w:val="ListBullet"/>
+      </w:pPr>
+      <w:r>
+        <w:t>Υπολογισμός overdue με περίοδο χάριτος μίας ώρας.</w:t>
+      </w:r>
+    </w:p>
+    <w:p>
+      <w:pPr>
+        <w:pStyle w:val="ListBullet"/>
+      </w:pPr>
+      <w:r>
+        <w:t>CRUD συνηθειών και καταγραφή ολοκλήρωσης ανά ημερομηνία.</w:t>
+      </w:r>
+    </w:p>
+    <w:p>
+      <w:pPr>
+        <w:pStyle w:val="ListBullet"/>
+      </w:pPr>
+      <w:r>
+        <w:t>Υποστήριξη recurrence rules και optional habit end_date.</w:t>
+      </w:r>
+    </w:p>
+    <w:p>
+      <w:pPr>
+        <w:pStyle w:val="ListBullet"/>
+      </w:pPr>
+      <w:r>
+        <w:t>Υπολογισμός streaks και dashboard progress.</w:t>
+      </w:r>
+    </w:p>
+    <w:p>
+      <w:pPr>
+        <w:pStyle w:val="ListBullet"/>
+      </w:pPr>
+      <w:r>
+        <w:t>Μηνιαία και ημερήσια calendar προβολή.</w:t>
+      </w:r>
+    </w:p>
+    <w:p>
+      <w:pPr>
+        <w:pStyle w:val="ListBullet"/>
+      </w:pPr>
+      <w:r>
+        <w:t>Ρυθμίσεις theme, language, notifications, default view, week start και time format.</w:t>
+      </w:r>
+    </w:p>
+    <w:p>
+      <w:pPr>
+        <w:pStyle w:val="ListBullet"/>
+      </w:pPr>
+      <w:r>
+        <w:t>Notification center με unread/read state.</w:t>
+      </w:r>
+    </w:p>
+    <w:p>
+      <w:pPr>
+        <w:pStyle w:val="ListBullet"/>
+      </w:pPr>
+      <w:r>
+        <w:t>Web in-app notifications και Android local notifications όπου υποστηρίζονται.</w:t>
+      </w:r>
+    </w:p>
+    <w:p>
+      <w:pPr>
+        <w:pStyle w:val="ListBullet"/>
+      </w:pPr>
+      <w:r>
+        <w:t>Ο χρήστης μπορεί να ζητήσει προτάσεις εργασιών και συνηθειών μέσω AI.</w:t>
+      </w:r>
+    </w:p>
+    <w:p>
+      <w:pPr>
+        <w:pStyle w:val="ListBullet"/>
+      </w:pPr>
+      <w:r>
+        <w:t>Το σύστημα εμφανίζει τις προτάσεις χωρίς αυτόματη εισαγωγή στη βάση.</w:t>
+      </w:r>
+    </w:p>
+    <w:p>
+      <w:pPr>
+        <w:pStyle w:val="ListBullet"/>
+      </w:pPr>
+      <w:r>
+        <w:t>Ο χρήστης επιλέγει χειροκίνητα ποιες προτάσεις θα προσθέσει.</w:t>
+      </w:r>
+    </w:p>
+    <w:p>
+      <w:r>
+        <w:t>Οι λειτουργικές απαιτήσεις συνδέονται με συγκεκριμένα endpoints και οθόνες. Για παράδειγμα, οι εργασίες χρησιμοποιούν /api/tasks και η κατάσταση ειδοποιήσεων χρησιμοποιεί /api/notifications και /api/notifications/unread-count.</w:t>
+      </w:r>
+    </w:p>
+    <w:p>
+      <w:pPr>
+        <w:pStyle w:val="Heading2"/>
+      </w:pPr>
+      <w:r>
+        <w:t>7.2 Μη λειτουργικές απαιτήσεις</w:t>
+      </w:r>
+    </w:p>
+    <w:p>
+      <w:pPr>
+        <w:pStyle w:val="ListBullet"/>
+      </w:pPr>
+      <w:r>
+        <w:t>Ευχρηστία και απλή ροή βασικών ενεργειών.</w:t>
+      </w:r>
+    </w:p>
+    <w:p>
+      <w:pPr>
+        <w:pStyle w:val="ListBullet"/>
+      </w:pPr>
+      <w:r>
+        <w:t>Responsive συμπεριφορά σε web και Android.</w:t>
+      </w:r>
+    </w:p>
+    <w:p>
+      <w:pPr>
+        <w:pStyle w:val="ListBullet"/>
+      </w:pPr>
+      <w:r>
+        <w:t>Συντηρησιμότητα μέσω διακριτών modules.</w:t>
+      </w:r>
+    </w:p>
+    <w:p>
+      <w:pPr>
+        <w:pStyle w:val="ListBullet"/>
+      </w:pPr>
+      <w:r>
+        <w:t>Ασφάλεια με password hashing και protected routes.</w:t>
+      </w:r>
+    </w:p>
+    <w:p>
+      <w:pPr>
+        <w:pStyle w:val="ListBullet"/>
+      </w:pPr>
+      <w:r>
+        <w:t>Ακεραιότητα δεδομένων μέσω foreign keys, constraints και indexes.</w:t>
+      </w:r>
+    </w:p>
+    <w:p>
+      <w:pPr>
+        <w:pStyle w:val="ListBullet"/>
+      </w:pPr>
+      <w:r>
+        <w:t>Αξιοπιστία στη δημιουργία και ακύρωση notification records.</w:t>
+      </w:r>
+    </w:p>
+    <w:p>
+      <w:pPr>
+        <w:pStyle w:val="ListBullet"/>
+      </w:pPr>
+      <w:r>
+        <w:t>Cross-platform λειτουργία με σαφείς διαφορές ανά πλατφόρμα.</w:t>
+      </w:r>
+    </w:p>
+    <w:p>
+      <w:pPr>
+        <w:pStyle w:val="ListBullet"/>
+      </w:pPr>
+      <w:r>
+        <w:t>Υποστήριξη localization και themes.</w:t>
+      </w:r>
+    </w:p>
+    <w:p>
+      <w:pPr>
+        <w:pStyle w:val="ListBullet"/>
+      </w:pPr>
+      <w:r>
+        <w:t>Ασφάλεια API key, με το GEMINI_API_KEY να παραμένει μόνο στο backend περιβάλλον.</w:t>
+      </w:r>
+    </w:p>
+    <w:p>
+      <w:pPr>
+        <w:pStyle w:val="ListBullet"/>
+      </w:pPr>
+      <w:r>
+        <w:t>Ελεγχόμενη χρήση εξωτερικού AI provider χωρίς απευθείας frontend-to-Gemini κλήση.</w:t>
+      </w:r>
+    </w:p>
+    <w:p>
+      <w:pPr>
+        <w:pStyle w:val="ListBullet"/>
+      </w:pPr>
+      <w:r>
+        <w:t>Αξιοπιστία και graceful fallback όταν το AI δεν είναι configured.</w:t>
+      </w:r>
+    </w:p>
+    <w:p>
+      <w:pPr>
+        <w:pStyle w:val="ListBullet"/>
+      </w:pPr>
+      <w:r>
+        <w:t>Τεκμηρίωση για thesis και μελλοντική συντήρηση.</w:t>
+      </w:r>
+    </w:p>
+    <w:p>
+      <w:r>
+        <w:t>Οι μη λειτουργικές απαιτήσεις δεν υλοποιούνται όλες με απόλυτα μετρήσιμο τρόπο στο V1, όμως καθοδηγούν τη δομή του συστήματος, την τεκμηρίωση, τις δοκιμές και τις επιλογές τεχνολογιών.</w:t>
+      </w:r>
+    </w:p>
+    <w:p>
+      <w:pPr>
+        <w:pStyle w:val="Heading1"/>
+      </w:pPr>
+      <w:r>
+        <w:t>8. Τεχνολογίες που χρησιμοποιήθηκαν</w:t>
+      </w:r>
+    </w:p>
+    <w:p>
+      <w:pPr>
+        <w:pStyle w:val="Heading2"/>
+      </w:pPr>
+      <w:r>
+        <w:t>React Native</w:t>
+      </w:r>
+    </w:p>
+    <w:p>
+      <w:r>
+        <w:t>Framework για δημιουργία εφαρμογών με React components. Χρησιμοποιείται στις οθόνες και στα reusable components.</w:t>
+      </w:r>
+    </w:p>
+    <w:p>
+      <w:r>
+        <w:t>Στο TimeZap η τεχνολογία React Native χρησιμοποιείται με πρακτικό στόχο: να υποστηρίζει το V1 χωρίς υπερβολική πολυπλοκότητα. Η επιλογή αξιολογήθηκε με βάση τη συμβατότητα με web/Android, τη συντηρησιμότητα και την ευκολία τεκμηρίωσης.</w:t>
+      </w:r>
+    </w:p>
+    <w:p>
+      <w:pPr>
+        <w:pStyle w:val="Heading2"/>
+      </w:pPr>
+      <w:r>
+        <w:t>Expo</w:t>
+      </w:r>
+    </w:p>
+    <w:p>
+      <w:r>
+        <w:t>Πλατφόρμα ανάπτυξης React Native εφαρμογών. Χρησιμοποιείται για web και Android execution και για notification-related δυνατότητες.</w:t>
+      </w:r>
+    </w:p>
+    <w:p>
+      <w:r>
+        <w:t>Στο TimeZap η τεχνολογία Expo χρησιμοποιείται με πρακτικό στόχο: να υποστηρίζει το V1 χωρίς υπερβολική πολυπλοκότητα. Η επιλογή αξιολογήθηκε με βάση τη συμβατότητα με web/Android, τη συντηρησιμότητα και την ευκολία τεκμηρίωσης.</w:t>
+      </w:r>
+    </w:p>
+    <w:p>
+      <w:pPr>
+        <w:pStyle w:val="Heading2"/>
+      </w:pPr>
+      <w:r>
+        <w:t>React Native Web</w:t>
+      </w:r>
+    </w:p>
+    <w:p>
+      <w:r>
+        <w:t>Επιτρέπει την εκτέλεση React Native components σε browser. Έτσι το TimeZap έχει web έκδοση χωρίς ξεχωριστό web framework.</w:t>
+      </w:r>
+    </w:p>
+    <w:p>
+      <w:r>
+        <w:t>Στο TimeZap η τεχνολογία React Native Web χρησιμοποιείται με πρακτικό στόχο: να υποστηρίζει το V1 χωρίς υπερβολική πολυπλοκότητα. Η επιλογή αξιολογήθηκε με βάση τη συμβατότητα με web/Android, τη συντηρησιμότητα και την ευκολία τεκμηρίωσης.</w:t>
+      </w:r>
+    </w:p>
+    <w:p>
+      <w:pPr>
+        <w:pStyle w:val="Heading2"/>
+      </w:pPr>
+      <w:r>
+        <w:t>TypeScript</w:t>
+      </w:r>
+    </w:p>
+    <w:p>
+      <w:r>
+        <w:t>Παρέχει static typing στο frontend, ειδικά στα API payloads και response models.</w:t>
+      </w:r>
+    </w:p>
+    <w:p>
+      <w:r>
+        <w:t>Στο TimeZap η τεχνολογία TypeScript χρησιμοποιείται με πρακτικό στόχο: να υποστηρίζει το V1 χωρίς υπερβολική πολυπλοκότητα. Η επιλογή αξιολογήθηκε με βάση τη συμβατότητα με web/Android, τη συντηρησιμότητα και την ευκολία τεκμηρίωσης.</w:t>
+      </w:r>
+    </w:p>
+    <w:p>
+      <w:pPr>
+        <w:pStyle w:val="Heading2"/>
+      </w:pPr>
+      <w:r>
+        <w:t>Node.js</w:t>
+      </w:r>
+    </w:p>
+    <w:p>
+      <w:r>
+        <w:t>Runtime για το backend. Εκτελεί το Express server.</w:t>
+      </w:r>
+    </w:p>
+    <w:p>
+      <w:r>
+        <w:t>Στο TimeZap η τεχνολογία Node.js χρησιμοποιείται με πρακτικό στόχο: να υποστηρίζει το V1 χωρίς υπερβολική πολυπλοκότητα. Η επιλογή αξιολογήθηκε με βάση τη συμβατότητα με web/Android, τη συντηρησιμότητα και την ευκολία τεκμηρίωσης.</w:t>
+      </w:r>
+    </w:p>
+    <w:p>
+      <w:pPr>
+        <w:pStyle w:val="Heading2"/>
+      </w:pPr>
+      <w:r>
+        <w:t>Express.js</w:t>
+      </w:r>
+    </w:p>
+    <w:p>
+      <w:r>
+        <w:t>Web framework για routes, middleware και controllers.</w:t>
+      </w:r>
+    </w:p>
+    <w:p>
+      <w:r>
+        <w:t>Στο TimeZap η τεχνολογία Express.js χρησιμοποιείται με πρακτικό στόχο: να υποστηρίζει το V1 χωρίς υπερβολική πολυπλοκότητα. Η επιλογή αξιολογήθηκε με βάση τη συμβατότητα με web/Android, τη συντηρησιμότητα και την ευκολία τεκμηρίωσης.</w:t>
+      </w:r>
+    </w:p>
+    <w:p>
+      <w:pPr>
+        <w:pStyle w:val="Heading2"/>
+      </w:pPr>
+      <w:r>
+        <w:t>PostgreSQL</w:t>
+      </w:r>
+    </w:p>
+    <w:p>
+      <w:r>
+        <w:t>Σχεσιακή βάση δεδομένων για users, settings, tasks, habits, logs και notifications.</w:t>
+      </w:r>
+    </w:p>
+    <w:p>
+      <w:r>
+        <w:t>Στο TimeZap η τεχνολογία PostgreSQL χρησιμοποιείται με πρακτικό στόχο: να υποστηρίζει το V1 χωρίς υπερβολική πολυπλοκότητα. Η επιλογή αξιολογήθηκε με βάση τη συμβατότητα με web/Android, τη συντηρησιμότητα και την ευκολία τεκμηρίωσης.</w:t>
+      </w:r>
+    </w:p>
+    <w:p>
+      <w:pPr>
+        <w:pStyle w:val="Heading2"/>
+      </w:pPr>
+      <w:r>
+        <w:t>JWT</w:t>
+      </w:r>
+    </w:p>
+    <w:p>
+      <w:r>
+        <w:t>Token-based authentication για protected API routes.</w:t>
+      </w:r>
+    </w:p>
+    <w:p>
+      <w:r>
+        <w:t>Στο TimeZap η τεχνολογία JWT χρησιμοποιείται με πρακτικό στόχο: να υποστηρίζει το V1 χωρίς υπερβολική πολυπλοκότητα. Η επιλογή αξιολογήθηκε με βάση τη συμβατότητα με web/Android, τη συντηρησιμότητα και την ευκολία τεκμηρίωσης.</w:t>
+      </w:r>
+    </w:p>
+    <w:p>
+      <w:pPr>
+        <w:pStyle w:val="Heading2"/>
+      </w:pPr>
+      <w:r>
+        <w:t>bcrypt</w:t>
+      </w:r>
+    </w:p>
+    <w:p>
+      <w:r>
+        <w:t>Hashing κωδικών ώστε να μην αποθηκεύονται plain passwords.</w:t>
+      </w:r>
+    </w:p>
+    <w:p>
+      <w:r>
+        <w:t>Στο TimeZap η τεχνολογία bcrypt χρησιμοποιείται με πρακτικό στόχο: να υποστηρίζει το V1 χωρίς υπερβολική πολυπλοκότητα. Η επιλογή αξιολογήθηκε με βάση τη συμβατότητα με web/Android, τη συντηρησιμότητα και την ευκολία τεκμηρίωσης.</w:t>
+      </w:r>
+    </w:p>
+    <w:p>
+      <w:pPr>
+        <w:pStyle w:val="Heading2"/>
+      </w:pPr>
+      <w:r>
+        <w:t>AsyncStorage</w:t>
+      </w:r>
+    </w:p>
+    <w:p>
+      <w:r>
+        <w:t>Local frontend storage για token, cached settings και native notification IDs.</w:t>
+      </w:r>
+    </w:p>
+    <w:p>
+      <w:r>
+        <w:t>Στο TimeZap η τεχνολογία AsyncStorage χρησιμοποιείται με πρακτικό στόχο: να υποστηρίζει το V1 χωρίς υπερβολική πολυπλοκότητα. Η επιλογή αξιολογήθηκε με βάση τη συμβατότητα με web/Android, τη συντηρησιμότητα και την ευκολία τεκμηρίωσης.</w:t>
+      </w:r>
+    </w:p>
+    <w:p>
+      <w:pPr>
+        <w:pStyle w:val="Heading2"/>
+      </w:pPr>
+      <w:r>
+        <w:t>Expo Notifications</w:t>
+      </w:r>
+    </w:p>
+    <w:p>
+      <w:r>
+        <w:t>Χρησιμοποιείται για native local notifications όπου υποστηρίζεται. Δεν υλοποιεί remote push στο V1.</w:t>
+      </w:r>
+    </w:p>
+    <w:p>
+      <w:r>
+        <w:t>Στο TimeZap η τεχνολογία Expo Notifications χρησιμοποιείται με πρακτικό στόχο: να υποστηρίζει το V1 χωρίς υπερβολική πολυπλοκότητα. Η επιλογή αξιολογήθηκε με βάση τη συμβατότητα με web/Android, τη συντηρησιμότητα και την ευκολία τεκμηρίωσης.</w:t>
+      </w:r>
+    </w:p>
+    <w:p>
+      <w:pPr>
+        <w:pStyle w:val="Heading2"/>
+      </w:pPr>
+      <w:r>
+        <w:t>Gemini API / Google AI Studio</w:t>
+      </w:r>
+    </w:p>
+    <w:p>
+      <w:r>
+        <w:t>Το Gemini API χρησιμοποιείται για την προαιρετική λειτουργία AI Suggestions. Πρόκειται για εξωτερική υπηρεσία παραγωγής κειμένου και structured output, η οποία αξιοποιείται ώστε ο χρήστης να λαμβάνει προτεινόμενες εργασίες και συνήθειες από σύντομο prompt.</w:t>
+      </w:r>
+    </w:p>
+    <w:p>
+      <w:r>
+        <w:t>Στο TimeZap η ενσωμάτωση γίνεται αποκλειστικά από το backend. Το frontend δεν καλεί απευθείας το Gemini API και δεν λαμβάνει ποτέ το GEMINI_API_KEY. Το backend διαβάζει το κλειδί από το περιβάλλον, στέλνει το prompt, λαμβάνει structured suggestions και στη συνέχεια εφαρμόζει validation/sanitization πριν επιστρέψει δεδομένα στο frontend.</w:t>
+      </w:r>
+    </w:p>
+    <w:p>
+      <w:r>
+        <w:t>Η επιλογή του Gemini API έγινε για να προστεθεί περιορισμένη, προαιρετική έξυπνη υποβοήθηση χωρίς να αλλάξει ο βασικός χαρακτήρας του συστήματος. Η λειτουργία δεν παρέχει αυτόνομο προγραμματισμό, δεν δημιουργεί δεδομένα χωρίς έγκριση χρήστη και δεν προορίζεται για ιατρικές, νομικές ή οικονομικές συμβουλές.</w:t>
+      </w:r>
+    </w:p>
+    <w:p>
+      <w:pPr>
+        <w:pStyle w:val="Heading2"/>
+      </w:pPr>
+      <w:r>
+        <w:t>Git/GitHub</w:t>
+      </w:r>
+    </w:p>
+    <w:p>
+      <w:r>
+        <w:t>Χρησιμοποιείται για version control και παρουσίαση repository.</w:t>
+      </w:r>
+    </w:p>
+    <w:p>
+      <w:r>
+        <w:t>Στο TimeZap η τεχνολογία Git/GitHub χρησιμοποιείται με πρακτικό στόχο: να υποστηρίζει το V1 χωρίς υπερβολική πολυπλοκότητα. Η επιλογή αξιολογήθηκε με βάση τη συμβατότητα με web/Android, τη συντηρησιμότητα και την ευκολία τεκμηρίωσης.</w:t>
+      </w:r>
+    </w:p>
+    <w:p>
+      <w:pPr>
+        <w:pStyle w:val="Heading2"/>
+      </w:pPr>
+      <w:r>
+        <w:t>Android Emulator</w:t>
+      </w:r>
+    </w:p>
+    <w:p>
+      <w:r>
+        <w:t>Χρησιμοποιείται για δοκιμή Android συμπεριφοράς με API URL 10.0.2.2.</w:t>
+      </w:r>
+    </w:p>
+    <w:p>
+      <w:r>
+        <w:t>Στο TimeZap η τεχνολογία Android Emulator χρησιμοποιείται με πρακτικό στόχο: να υποστηρίζει το V1 χωρίς υπερβολική πολυπλοκότητα. Η επιλογή αξιολογήθηκε με βάση τη συμβατότητα με web/Android, τη συντηρησιμότητα και την ευκολία τεκμηρίωσης.</w:t>
+      </w:r>
+    </w:p>
+    <w:p>
+      <w:pPr>
+        <w:pStyle w:val="Heading2"/>
+      </w:pPr>
+      <w:r>
+        <w:t>Theme/styling architecture</w:t>
+      </w:r>
+    </w:p>
+    <w:p>
+      <w:r>
+        <w:t>Χρώματα, spacing, dark/light/system theme και shared components.</w:t>
+      </w:r>
+    </w:p>
+    <w:p>
+      <w:r>
+        <w:t>Στο TimeZap η τεχνολογία Theme/styling architecture χρησιμοποιείται με πρακτικό στόχο: να υποστηρίζει το V1 χωρίς υπερβολική πολυπλοκότητα. Η επιλογή αξιολογήθηκε με βάση τη συμβατότητα με web/Android, τη συντηρησιμότητα και την ευκολία τεκμηρίωσης.</w:t>
+      </w:r>
+    </w:p>
+    <w:p>
+      <w:pPr>
+        <w:pStyle w:val="Heading1"/>
+      </w:pPr>
+      <w:r>
+        <w:t>9. Αρχιτεκτονική συστήματος</w:t>
+      </w:r>
+    </w:p>
+    <w:p>
+      <w:r>
+        <w:t>Το TimeZap έχει αρχιτεκτονική frontend-backend-database. Το frontend είναι Expo React Native εφαρμογή, το backend είναι Express REST API και η βάση είναι PostgreSQL. Η επικοινωνία γίνεται με HTTP/JSON και τα protected endpoints απαιτούν JWT.</w:t>
+      </w:r>
+    </w:p>
+    <w:p>
+      <w:r>
+        <w:t>[Screenshot/Diagram: High-level system architecture]</w:t>
+      </w:r>
+    </w:p>
+    <w:p>
+      <w:r>
+        <w:t>[Screenshot/Diagram: Frontend-backend-database communication]</w:t>
+      </w:r>
+    </w:p>
+    <w:p>
+      <w:pPr>
+        <w:pStyle w:val="Heading2"/>
+      </w:pPr>
+      <w:r>
+        <w:t>Frontend layer</w:t>
+      </w:r>
+    </w:p>
+    <w:p>
+      <w:r>
+        <w:t>Το frontend περιλαμβάνει api wrappers, components, context providers, i18n, navigation, screens, services, storage, theme και types. Η εκκίνηση γίνεται μέσω App, SafeAreaProvider, AuthProvider, SettingsProvider και NavigationContainer.</w:t>
+      </w:r>
+    </w:p>
+    <w:p>
+      <w:pPr>
+        <w:pStyle w:val="Heading2"/>
+      </w:pPr>
+      <w:r>
+        <w:t>Backend layer</w:t>
+      </w:r>
+    </w:p>
+    <w:p>
+      <w:r>
+        <w:t>Το backend περιλαμβάνει app.js, server.js, config/db.js, routes, controllers, middleware και validators. Το app.js ορίζει CORS, JSON parsing, health endpoints, route mounting, 404 handling και error middleware.</w:t>
+      </w:r>
+    </w:p>
+    <w:p>
+      <w:pPr>
+        <w:pStyle w:val="Heading2"/>
+      </w:pPr>
+      <w:r>
+        <w:t>Database layer</w:t>
+      </w:r>
+    </w:p>
+    <w:p>
+      <w:r>
+        <w:t>Η PostgreSQL αποθηκεύει όλα τα μόνιμα δεδομένα. Το schema χρησιμοποιεί BIGSERIAL/BIGINT IDs, foreign keys, constraints και indexes.</w:t>
+      </w:r>
+    </w:p>
+    <w:p>
+      <w:pPr>
+        <w:pStyle w:val="Heading2"/>
+      </w:pPr>
+      <w:r>
+        <w:t>API communication</w:t>
+      </w:r>
+    </w:p>
+    <w:p>
+      <w:r>
+        <w:t>Το frontend API client επιλέγει base URL ανά πλατφόρμα. Στο web χρησιμοποιείται localhost. Στο Android emulator χρησιμοποιείται 10.0.2.2 επειδή το localhost του emulator δεν δείχνει στον Windows host.</w:t>
+      </w:r>
+    </w:p>
+    <w:p>
+      <w:pPr>
+        <w:pStyle w:val="Heading2"/>
+      </w:pPr>
+      <w:r>
+        <w:t>AI Suggestions flow</w:t>
+      </w:r>
+    </w:p>
+    <w:p>
+      <w:r>
+        <w:t>Η ροή AI Suggestions περνά πάντα από το backend:</w:t>
+      </w:r>
+    </w:p>
+    <w:p>
+      <w:pPr>
+        <w:pStyle w:val="NoSpacing"/>
+      </w:pPr>
+      <w:r>
         <w:rPr>
-          <w:i/>
+          <w:rFonts w:ascii="Consolas" w:hAnsi="Consolas"/>
+          <w:sz w:val="18"/>
         </w:rPr>
-        <w:t>[Πίνακας περιεχομένων: να δημιουργηθεί/ενημερωθεί στο Microsoft Word.]</w:t>
+        <w:t>User -&gt; Frontend AI Modal -&gt; Backend /api/ai/suggestions -&gt; Gemini API -&gt; Backend sanitizer -&gt; Frontend suggestions -&gt; Existing Tasks/Habits APIs</w:t>
+      </w:r>
+    </w:p>
+    <w:p>
+      <w:r>
+        <w:t>Ο χρήστης γράφει prompt στο frontend modal και επιλέγει γλώσσα/focus. Το backend ελέγχει το request, καλεί το Gemini API με backend-only API key, καθαρίζει τη structured απάντηση και επιστρέφει προτάσεις. Οι προτάσεις εμφανίζονται ως κάρτες και γίνονται κανονικές εργασίες ή συνήθειες μόνο αν ο χρήστης πατήσει Add. Δεν αποθηκεύονται prompts στη βάση στο V1 και δεν υπάρχει direct frontend-to-Gemini επικοινωνία.</w:t>
+      </w:r>
+    </w:p>
+    <w:p>
+      <w:pPr>
+        <w:pStyle w:val="Heading2"/>
+      </w:pPr>
+      <w:r>
+        <w:t>Authentication flow</w:t>
+      </w:r>
+    </w:p>
+    <w:p>
+      <w:r>
+        <w:t>Μετά το login/register το backend επιστρέφει JWT, το οποίο αποθηκεύεται στο AsyncStorage. Στην εκκίνηση η εφαρμογή καλεί /api/auth/me για token restoration.</w:t>
+      </w:r>
+    </w:p>
+    <w:p>
+      <w:pPr>
+        <w:pStyle w:val="Heading2"/>
+      </w:pPr>
+      <w:r>
+        <w:t>Notification/reminder flow</w:t>
+      </w:r>
+    </w:p>
+    <w:p>
+      <w:r>
+        <w:t>Τα notification records δημιουργούνται στο backend και χρησιμοποιούνται από το notification center. Το frontend προγραμματίζει native local notifications μόνο όταν η πλατφόρμα το υποστηρίζει και το notifications_enabled είναι ενεργό.</w:t>
+      </w:r>
+    </w:p>
+    <w:p>
+      <w:pPr>
+        <w:pStyle w:val="Heading2"/>
+      </w:pPr>
+      <w:r>
+        <w:t>Web vs Android differences</w:t>
+      </w:r>
+    </w:p>
+    <w:p>
+      <w:r>
+        <w:t>Το web υποστηρίζει in-app notification center αλλά όχι native scheduling. Το Android emulator χρησιμοποιεί το ίδιο backend data model, αλλά native local notifications απαιτούν περιβάλλον όπου το expo-notifications είναι διαθέσιμο εκτός Expo Go περιορισμών.</w:t>
       </w:r>
     </w:p>
     <w:p>
@@ -141,832 +1053,6 @@
         <w:pStyle w:val="Heading1"/>
       </w:pPr>
       <w:r>
-        <w:t>2. Περίληψη</w:t>
-      </w:r>
-    </w:p>
-    <w:p>
-      <w:r>
-        <w:t>Η παρούσα πτυχιακή εργασία αφορά τη σχεδίαση και υλοποίηση του TimeZap, ενός πληροφοριακού συστήματος διαχείρισης εργασιών και συνηθειών. Το σύστημα στοχεύει να βοηθήσει τον χρήστη να οργανώνει καθημερινές υποχρεώσεις, να παρακολουθεί επαναλαμβανόμενες δραστηριότητες, να βλέπει την πρόοδό του και να λαμβάνει υπενθυμίσεις μέσα από μία ενιαία εφαρμογή.</w:t>
-      </w:r>
-    </w:p>
-    <w:p>
-      <w:r>
-        <w:t>Το πρόβλημα που αντιμετωπίζεται είναι η διάσπαση της προσωπικής οργάνωσης σε διαφορετικά εργαλεία και σημειώσεις. Οι εργασίες έχουν προθεσμίες, ώρες, καταστάσεις και πιθανή διάρκεια πολλών ημερών, ενώ οι συνήθειες έχουν επαναληπτικό χαρακτήρα και χρειάζονται καταγραφή σε βάθος χρόνου. Το TimeZap ενώνει αυτές τις δύο έννοιες σε ένα σύστημα με κοινό dashboard, ημερολόγιο, ρυθμίσεις και notification center.</w:t>
-      </w:r>
-    </w:p>
-    <w:p>
-      <w:r>
-        <w:t>Η υλοποίηση έγινε ως full-stack εφαρμογή. Το frontend αναπτύχθηκε με Expo, React Native, React Native Web και TypeScript, ώστε να λειτουργεί σε web και Android. Το backend αναπτύχθηκε με Node.js και Express.js, ενώ η αποθήκευση γίνεται σε PostgreSQL. Η αυθεντικοποίηση βασίζεται σε JWT και οι κωδικοί αποθηκεύονται ως bcrypt hashes.</w:t>
-      </w:r>
-    </w:p>
-    <w:p>
-      <w:r>
-        <w:t>Το τελικό αποτέλεσμα είναι ένα λειτουργικό V1 σύστημα με εγγραφή/σύνδεση, εργασίες, συνήθειες, dashboard, ημερολόγιο, ρυθμίσεις, θεματική εμφάνιση, τοπικοποίηση, SVG icon system και backend notification center. Η εργασία αναγνωρίζει περιορισμούς όπως η απουσία Google Calendar sync, server push notifications, app store deployment και πλήρους automated test suite.</w:t>
-      </w:r>
-    </w:p>
-    <w:p>
-      <w:pPr>
-        <w:pStyle w:val="Heading1"/>
-      </w:pPr>
-      <w:r>
-        <w:t>3. Abstract</w:t>
-      </w:r>
-    </w:p>
-    <w:p>
-      <w:r>
-        <w:t>This thesis material presents the design and implementation of TimeZap, a task and habit management information system. The system aims to help users organize daily tasks, track recurring habits, view progress, and manage reminders through a unified application.</w:t>
-      </w:r>
-    </w:p>
-    <w:p>
-      <w:r>
-        <w:t>TimeZap is implemented as a full-stack system. The frontend uses Expo, React Native, React Native Web, and TypeScript, while the backend uses Node.js, Express.js, and PostgreSQL. Authentication is based on JSON Web Tokens, and passwords are stored as bcrypt hashes rather than plain text.</w:t>
-      </w:r>
-    </w:p>
-    <w:p>
-      <w:r>
-        <w:t>The main features include user registration and login, task management, multi-day tasks, habit tracking, recurrence rules, habit logs, streak calculation, dashboard summaries, monthly and daily calendar views, settings, localization, themes, and a backend-backed notification center. Native local notifications are supported only on compatible Android builds when permissions and user settings allow it.</w:t>
-      </w:r>
-    </w:p>
-    <w:p>
-      <w:r>
-        <w:t>The result is a functional V1 information system suitable for a thesis project. Future work includes remote push notifications, Google Calendar integration, production deployment, automated testing, and a more advanced recurrence engine.</w:t>
-      </w:r>
-    </w:p>
-    <w:p>
-      <w:pPr>
-        <w:pStyle w:val="Heading1"/>
-      </w:pPr>
-      <w:r>
-        <w:t>4. Εισαγωγή</w:t>
-      </w:r>
-    </w:p>
-    <w:p>
-      <w:r>
-        <w:t>Η διαχείριση εργασιών και συνηθειών αποτελεί βασικό μέρος της καθημερινής οργάνωσης. Σε προσωπικό, ακαδημαϊκό και επαγγελματικό επίπεδο, ο χρήστης χρειάζεται να θυμάται υποχρεώσεις, προθεσμίες, δραστηριότητες που επαναλαμβάνονται και στόχους που εξελίσσονται με την πάροδο του χρόνου.</w:t>
-      </w:r>
-    </w:p>
-    <w:p>
-      <w:r>
-        <w:t>Τα συστήματα παραγωγικότητας μειώνουν το γνωστικό φορτίο του χρήστη. Αντί ο χρήστης να θυμάται κάθε υποχρέωση, το σύστημα αποθηκεύει, οργανώνει, εμφανίζει και υπενθυμίζει την πληροφορία. Ένα τέτοιο σύστημα είναι χρήσιμο όταν συνδυάζει λίστες, ημερομηνίες, επανάληψη, ολοκλήρωση, πρόοδο και ημερολογιακή προβολή.</w:t>
-      </w:r>
-    </w:p>
-    <w:p>
-      <w:r>
-        <w:t>Το TimeZap σχεδιάστηκε ως πρακτική υλοποίηση αυτής της λογικής. Ο στόχος δεν ήταν ένα υπερβολικά σύνθετο εμπορικό προϊόν, αλλά ένα καθαρό και ολοκληρωμένο V1 πληροφοριακό σύστημα για πτυχιακή εργασία. Η εφαρμογή καλύπτει αυθεντικοποίηση, εργασίες, συνήθειες, dashboard, calendar, settings, localization, themes και notifications.</w:t>
-      </w:r>
-    </w:p>
-    <w:p>
-      <w:r>
-        <w:t>Το πεδίο της εργασίας περιλαμβάνει backend, frontend, βάση δεδομένων, REST API, τεκμηρίωση και χειροκίνητες δοκιμές. Δεν περιλαμβάνει production deployment, Google Calendar integration, remote push notifications ή πλήρη αυτοματοποιημένη δοκιμαστική υποδομή.</w:t>
-      </w:r>
-    </w:p>
-    <w:p>
-      <w:r>
-        <w:t>Η δομή του κειμένου ξεκινά από την ανάλυση προβλήματος και τις απαιτήσεις, συνεχίζει με τεχνολογίες και αρχιτεκτονική, και στη συνέχεια παρουσιάζει τη βάση, το backend, το frontend, τις επιμέρους ενότητες, τις ειδοποιήσεις, τις δοκιμές, τους περιορισμούς, τις μελλοντικές επεκτάσεις και τα συμπεράσματα.</w:t>
-      </w:r>
-    </w:p>
-    <w:p>
-      <w:pPr>
-        <w:pStyle w:val="Heading1"/>
-      </w:pPr>
-      <w:r>
-        <w:t>5. Ανάλυση προβλήματος</w:t>
-      </w:r>
-    </w:p>
-    <w:p>
-      <w:r>
-        <w:t>Οι χρήστες που οργανώνουν εργασίες και συνήθειες συχνά χρησιμοποιούν διαφορετικές εφαρμογές ή σημειώσεις. Αυτό οδηγεί σε αποσπασματική πληροφορία: μία εργασία μπορεί να βρίσκεται σε μία λίστα, μία συνήθεια σε άλλη εφαρμογή και μία υπενθύμιση σε ξεχωριστό ημερολόγιο.</w:t>
-      </w:r>
-    </w:p>
-    <w:p>
-      <w:r>
-        <w:t>Οι εργασίες και οι συνήθειες δεν έχουν την ίδια φύση. Μία εργασία ολοκληρώνεται συνήθως μία φορά και μπορεί να έχει συγκεκριμένη ημερομηνία, ώρα ή διάρκεια πολλών ημερών. Μία συνήθεια είναι επαναλαμβανόμενη και χρειάζεται καταγραφή ολοκλήρωσης ανά ημερομηνία. Η ενιαία αλλά διακριτή μοντελοποίηση αυτών των εννοιών είναι βασική ανάγκη.</w:t>
-      </w:r>
-    </w:p>
-    <w:p>
-      <w:r>
-        <w:t>Οι υπενθυμίσεις είναι επίσης σημαντικές. Για τις εργασίες απαιτείται ειδοποίηση πριν την έναρξη και προειδοποιήσεις πριν την καθυστέρηση. Για τις συνήθειες απαιτείται πιο επαναλαμβανόμενη υπενθύμιση. Το TimeZap υλοποιεί backend records για notifications ώστε το κέντρο ειδοποιήσεων να μην εξαρτάται αποκλειστικά από τη συσκευή.</w:t>
-      </w:r>
-    </w:p>
-    <w:p>
-      <w:r>
-        <w:t>Η ανάγκη ημερολογιακής επισκόπησης προκύπτει επειδή ο χρήστης θέλει να βλέπει πότε συμβαίνουν εργασίες και πότε καταγράφονται συνήθειες. Η μηνιαία και ημερήσια προβολή βοηθά στην κατανόηση της κατανομής της δραστηριότητας.</w:t>
-      </w:r>
-    </w:p>
-    <w:p>
-      <w:r>
-        <w:t>Ένα custom πληροφοριακό σύστημα έχει νόημα για πτυχιακή εργασία επειδή επιτρέπει έλεγχο όλης της στοίβας: schema, API, authentication, frontend state, UI, reminders και documentation. Το έργο δεν περιορίζεται σε απλή λίστα, αλλά δείχνει πλήρη κύκλο υλοποίησης.</w:t>
-      </w:r>
-    </w:p>
-    <w:p>
-      <w:pPr>
-        <w:pStyle w:val="Heading1"/>
-      </w:pPr>
-      <w:r>
-        <w:t>6. Στόχοι της εφαρμογής</w:t>
-      </w:r>
-    </w:p>
-    <w:p>
-      <w:r>
-        <w:t>Οι στόχοι του TimeZap ορίστηκαν με κριτήριο την πρακτικότητα ενός V1 συστήματος. Η εφαρμογή έπρεπε να είναι αρκετά πλήρης ώστε να καλύπτει πραγματικές ροές χρήστη και αρκετά απλή ώστε να παραμένει κατανοητή για πτυχιακή εργασία.</w:t>
-      </w:r>
-    </w:p>
-    <w:p>
-      <w:pPr>
-        <w:pStyle w:val="ListBullet"/>
-      </w:pPr>
-      <w:r>
-        <w:t>Διαχείριση εργασιών με δημιουργία, επεξεργασία, μετακίνηση, ολοκλήρωση, ακύρωση και διαγραφή.</w:t>
-      </w:r>
-    </w:p>
-    <w:p>
-      <w:pPr>
-        <w:pStyle w:val="ListBullet"/>
-      </w:pPr>
-      <w:r>
-        <w:t>Υποστήριξη εργασιών μίας ημέρας, πολλών ημερών, all-day και timed tasks.</w:t>
-      </w:r>
-    </w:p>
-    <w:p>
-      <w:pPr>
-        <w:pStyle w:val="ListBullet"/>
-      </w:pPr>
-      <w:r>
-        <w:t>Διαχείριση συνηθειών με κανόνες επανάληψης, καταγραφή και streaks.</w:t>
-      </w:r>
-    </w:p>
-    <w:p>
-      <w:pPr>
-        <w:pStyle w:val="ListBullet"/>
-      </w:pPr>
-      <w:r>
-        <w:t>Προβολή προόδου μέσω dashboard και weekly progress.</w:t>
-      </w:r>
-    </w:p>
-    <w:p>
-      <w:pPr>
-        <w:pStyle w:val="ListBullet"/>
-      </w:pPr>
-      <w:r>
-        <w:t>Ημερολόγιο μήνα και λεπτομέρειες ημέρας.</w:t>
-      </w:r>
-    </w:p>
-    <w:p>
-      <w:pPr>
-        <w:pStyle w:val="ListBullet"/>
-      </w:pPr>
-      <w:r>
-        <w:t>Κέντρο ειδοποιήσεων με unread/read κατάσταση.</w:t>
-      </w:r>
-    </w:p>
-    <w:p>
-      <w:pPr>
-        <w:pStyle w:val="ListBullet"/>
-      </w:pPr>
-      <w:r>
-        <w:t>Τοπικές Android ειδοποιήσεις όπου υποστηρίζονται.</w:t>
-      </w:r>
-    </w:p>
-    <w:p>
-      <w:pPr>
-        <w:pStyle w:val="ListBullet"/>
-      </w:pPr>
-      <w:r>
-        <w:t>Ρυθμίσεις theme, language, notifications, default view, week start και time format.</w:t>
-      </w:r>
-    </w:p>
-    <w:p>
-      <w:pPr>
-        <w:pStyle w:val="ListBullet"/>
-      </w:pPr>
-      <w:r>
-        <w:t>Υποστήριξη Αγγλικών, Ελληνικών και Ρουμανικών.</w:t>
-      </w:r>
-    </w:p>
-    <w:p>
-      <w:pPr>
-        <w:pStyle w:val="ListBullet"/>
-      </w:pPr>
-      <w:r>
-        <w:t>Κοινή βάση frontend για web και Android.</w:t>
-      </w:r>
-    </w:p>
-    <w:p>
-      <w:pPr>
-        <w:pStyle w:val="ListBullet"/>
-      </w:pPr>
-      <w:r>
-        <w:t>Καθαρό UI με mobile-first λογική και χαμηλό γνωστικό φορτίο.</w:t>
-      </w:r>
-    </w:p>
-    <w:p>
-      <w:r>
-        <w:t>Οι στόχοι αυτοί οδήγησαν σε αρχιτεκτονική όπου το backend είναι υπεύθυνο για persistence, validation, authentication και notification records, ενώ το frontend είναι υπεύθυνο για εμπειρία χρήστη, platform differences και native local scheduling όπου επιτρέπεται.</w:t>
-      </w:r>
-    </w:p>
-    <w:p>
-      <w:pPr>
-        <w:pStyle w:val="Heading1"/>
-      </w:pPr>
-      <w:r>
-        <w:t>7. Απαιτήσεις συστήματος</w:t>
-      </w:r>
-    </w:p>
-    <w:p>
-      <w:pPr>
-        <w:pStyle w:val="Heading2"/>
-      </w:pPr>
-      <w:r>
-        <w:t>7.1 Λειτουργικές απαιτήσεις</w:t>
-      </w:r>
-    </w:p>
-    <w:p>
-      <w:pPr>
-        <w:pStyle w:val="ListBullet"/>
-      </w:pPr>
-      <w:r>
-        <w:t>Εγγραφή και σύνδεση χρήστη.</w:t>
-      </w:r>
-    </w:p>
-    <w:p>
-      <w:pPr>
-        <w:pStyle w:val="ListBullet"/>
-      </w:pPr>
-      <w:r>
-        <w:t>JWT authentication σε protected endpoints.</w:t>
-      </w:r>
-    </w:p>
-    <w:p>
-      <w:pPr>
-        <w:pStyle w:val="ListBullet"/>
-      </w:pPr>
-      <w:r>
-        <w:t>Ενημέρωση profile και αλλαγή password.</w:t>
-      </w:r>
-    </w:p>
-    <w:p>
-      <w:pPr>
-        <w:pStyle w:val="ListBullet"/>
-      </w:pPr>
-      <w:r>
-        <w:t>CRUD εργασιών, ολοκλήρωση, ακύρωση και διαγραφή.</w:t>
-      </w:r>
-    </w:p>
-    <w:p>
-      <w:pPr>
-        <w:pStyle w:val="ListBullet"/>
-      </w:pPr>
-      <w:r>
-        <w:t>Υποστήριξη multi-day tasks μέσω end_date.</w:t>
-      </w:r>
-    </w:p>
-    <w:p>
-      <w:pPr>
-        <w:pStyle w:val="ListBullet"/>
-      </w:pPr>
-      <w:r>
-        <w:t>Υποστήριξη due/start/end time και all-day tasks.</w:t>
-      </w:r>
-    </w:p>
-    <w:p>
-      <w:pPr>
-        <w:pStyle w:val="ListBullet"/>
-      </w:pPr>
-      <w:r>
-        <w:t>Υπολογισμός overdue με περίοδο χάριτος μίας ώρας.</w:t>
-      </w:r>
-    </w:p>
-    <w:p>
-      <w:pPr>
-        <w:pStyle w:val="ListBullet"/>
-      </w:pPr>
-      <w:r>
-        <w:t>CRUD συνηθειών και καταγραφή ολοκλήρωσης ανά ημερομηνία.</w:t>
-      </w:r>
-    </w:p>
-    <w:p>
-      <w:pPr>
-        <w:pStyle w:val="ListBullet"/>
-      </w:pPr>
-      <w:r>
-        <w:t>Υποστήριξη recurrence rules και optional habit end_date.</w:t>
-      </w:r>
-    </w:p>
-    <w:p>
-      <w:pPr>
-        <w:pStyle w:val="ListBullet"/>
-      </w:pPr>
-      <w:r>
-        <w:t>Υπολογισμός streaks και dashboard progress.</w:t>
-      </w:r>
-    </w:p>
-    <w:p>
-      <w:pPr>
-        <w:pStyle w:val="ListBullet"/>
-      </w:pPr>
-      <w:r>
-        <w:t>Μηνιαία και ημερήσια calendar προβολή.</w:t>
-      </w:r>
-    </w:p>
-    <w:p>
-      <w:pPr>
-        <w:pStyle w:val="ListBullet"/>
-      </w:pPr>
-      <w:r>
-        <w:t>Ρυθμίσεις theme, language, notifications, default view, week start και time format.</w:t>
-      </w:r>
-    </w:p>
-    <w:p>
-      <w:pPr>
-        <w:pStyle w:val="ListBullet"/>
-      </w:pPr>
-      <w:r>
-        <w:t>Notification center με unread/read state.</w:t>
-      </w:r>
-    </w:p>
-    <w:p>
-      <w:pPr>
-        <w:pStyle w:val="ListBullet"/>
-      </w:pPr>
-      <w:r>
-        <w:t>Web in-app notifications και Android local notifications όπου υποστηρίζονται.</w:t>
-      </w:r>
-    </w:p>
-    <w:p>
-      <w:r>
-        <w:t>Οι λειτουργικές απαιτήσεις συνδέονται με συγκεκριμένα endpoints και οθόνες. Για παράδειγμα, οι εργασίες χρησιμοποιούν /api/tasks και η κατάσταση ειδοποιήσεων χρησιμοποιεί /api/notifications και /api/notifications/unread-count.</w:t>
-      </w:r>
-    </w:p>
-    <w:p>
-      <w:pPr>
-        <w:pStyle w:val="Heading2"/>
-      </w:pPr>
-      <w:r>
-        <w:t>7.2 Μη λειτουργικές απαιτήσεις</w:t>
-      </w:r>
-    </w:p>
-    <w:p>
-      <w:pPr>
-        <w:pStyle w:val="ListBullet"/>
-      </w:pPr>
-      <w:r>
-        <w:t>Ευχρηστία και απλή ροή βασικών ενεργειών.</w:t>
-      </w:r>
-    </w:p>
-    <w:p>
-      <w:pPr>
-        <w:pStyle w:val="ListBullet"/>
-      </w:pPr>
-      <w:r>
-        <w:t>Responsive συμπεριφορά σε web και Android.</w:t>
-      </w:r>
-    </w:p>
-    <w:p>
-      <w:pPr>
-        <w:pStyle w:val="ListBullet"/>
-      </w:pPr>
-      <w:r>
-        <w:t>Συντηρησιμότητα μέσω διακριτών modules.</w:t>
-      </w:r>
-    </w:p>
-    <w:p>
-      <w:pPr>
-        <w:pStyle w:val="ListBullet"/>
-      </w:pPr>
-      <w:r>
-        <w:t>Ασφάλεια με password hashing και protected routes.</w:t>
-      </w:r>
-    </w:p>
-    <w:p>
-      <w:pPr>
-        <w:pStyle w:val="ListBullet"/>
-      </w:pPr>
-      <w:r>
-        <w:t>Ακεραιότητα δεδομένων μέσω foreign keys, constraints και indexes.</w:t>
-      </w:r>
-    </w:p>
-    <w:p>
-      <w:pPr>
-        <w:pStyle w:val="ListBullet"/>
-      </w:pPr>
-      <w:r>
-        <w:t>Αξιοπιστία στη δημιουργία και ακύρωση notification records.</w:t>
-      </w:r>
-    </w:p>
-    <w:p>
-      <w:pPr>
-        <w:pStyle w:val="ListBullet"/>
-      </w:pPr>
-      <w:r>
-        <w:t>Cross-platform λειτουργία με σαφείς διαφορές ανά πλατφόρμα.</w:t>
-      </w:r>
-    </w:p>
-    <w:p>
-      <w:pPr>
-        <w:pStyle w:val="ListBullet"/>
-      </w:pPr>
-      <w:r>
-        <w:t>Υποστήριξη localization και themes.</w:t>
-      </w:r>
-    </w:p>
-    <w:p>
-      <w:pPr>
-        <w:pStyle w:val="ListBullet"/>
-      </w:pPr>
-      <w:r>
-        <w:t>Τεκμηρίωση για thesis και μελλοντική συντήρηση.</w:t>
-      </w:r>
-    </w:p>
-    <w:p>
-      <w:r>
-        <w:t>Οι μη λειτουργικές απαιτήσεις δεν υλοποιούνται όλες με απόλυτα μετρήσιμο τρόπο στο V1, όμως καθοδηγούν τη δομή του συστήματος, την τεκμηρίωση, τις δοκιμές και τις επιλογές τεχνολογιών.</w:t>
-      </w:r>
-    </w:p>
-    <w:p>
-      <w:pPr>
-        <w:pStyle w:val="Heading1"/>
-      </w:pPr>
-      <w:r>
-        <w:t>8. Τεχνολογίες που χρησιμοποιήθηκαν</w:t>
-      </w:r>
-    </w:p>
-    <w:p>
-      <w:pPr>
-        <w:pStyle w:val="Heading2"/>
-      </w:pPr>
-      <w:r>
-        <w:t>React Native</w:t>
-      </w:r>
-    </w:p>
-    <w:p>
-      <w:r>
-        <w:t>Framework για δημιουργία εφαρμογών με React components. Χρησιμοποιείται στις οθόνες και στα reusable components.</w:t>
-      </w:r>
-    </w:p>
-    <w:p>
-      <w:r>
-        <w:t>Στο TimeZap η τεχνολογία React Native χρησιμοποιείται με πρακτικό στόχο: να υποστηρίζει το V1 χωρίς υπερβολική πολυπλοκότητα. Η επιλογή αξιολογήθηκε με βάση τη συμβατότητα με web/Android, τη συντηρησιμότητα και την ευκολία τεκμηρίωσης.</w:t>
-      </w:r>
-    </w:p>
-    <w:p>
-      <w:pPr>
-        <w:pStyle w:val="Heading2"/>
-      </w:pPr>
-      <w:r>
-        <w:t>Expo</w:t>
-      </w:r>
-    </w:p>
-    <w:p>
-      <w:r>
-        <w:t>Πλατφόρμα ανάπτυξης React Native εφαρμογών. Χρησιμοποιείται για web και Android execution και για notification-related δυνατότητες.</w:t>
-      </w:r>
-    </w:p>
-    <w:p>
-      <w:r>
-        <w:t>Στο TimeZap η τεχνολογία Expo χρησιμοποιείται με πρακτικό στόχο: να υποστηρίζει το V1 χωρίς υπερβολική πολυπλοκότητα. Η επιλογή αξιολογήθηκε με βάση τη συμβατότητα με web/Android, τη συντηρησιμότητα και την ευκολία τεκμηρίωσης.</w:t>
-      </w:r>
-    </w:p>
-    <w:p>
-      <w:pPr>
-        <w:pStyle w:val="Heading2"/>
-      </w:pPr>
-      <w:r>
-        <w:t>React Native Web</w:t>
-      </w:r>
-    </w:p>
-    <w:p>
-      <w:r>
-        <w:t>Επιτρέπει την εκτέλεση React Native components σε browser. Έτσι το TimeZap έχει web έκδοση χωρίς ξεχωριστό web framework.</w:t>
-      </w:r>
-    </w:p>
-    <w:p>
-      <w:r>
-        <w:t>Στο TimeZap η τεχνολογία React Native Web χρησιμοποιείται με πρακτικό στόχο: να υποστηρίζει το V1 χωρίς υπερβολική πολυπλοκότητα. Η επιλογή αξιολογήθηκε με βάση τη συμβατότητα με web/Android, τη συντηρησιμότητα και την ευκολία τεκμηρίωσης.</w:t>
-      </w:r>
-    </w:p>
-    <w:p>
-      <w:pPr>
-        <w:pStyle w:val="Heading2"/>
-      </w:pPr>
-      <w:r>
-        <w:t>TypeScript</w:t>
-      </w:r>
-    </w:p>
-    <w:p>
-      <w:r>
-        <w:t>Παρέχει static typing στο frontend, ειδικά στα API payloads και response models.</w:t>
-      </w:r>
-    </w:p>
-    <w:p>
-      <w:r>
-        <w:t>Στο TimeZap η τεχνολογία TypeScript χρησιμοποιείται με πρακτικό στόχο: να υποστηρίζει το V1 χωρίς υπερβολική πολυπλοκότητα. Η επιλογή αξιολογήθηκε με βάση τη συμβατότητα με web/Android, τη συντηρησιμότητα και την ευκολία τεκμηρίωσης.</w:t>
-      </w:r>
-    </w:p>
-    <w:p>
-      <w:pPr>
-        <w:pStyle w:val="Heading2"/>
-      </w:pPr>
-      <w:r>
-        <w:t>Node.js</w:t>
-      </w:r>
-    </w:p>
-    <w:p>
-      <w:r>
-        <w:t>Runtime για το backend. Εκτελεί το Express server.</w:t>
-      </w:r>
-    </w:p>
-    <w:p>
-      <w:r>
-        <w:t>Στο TimeZap η τεχνολογία Node.js χρησιμοποιείται με πρακτικό στόχο: να υποστηρίζει το V1 χωρίς υπερβολική πολυπλοκότητα. Η επιλογή αξιολογήθηκε με βάση τη συμβατότητα με web/Android, τη συντηρησιμότητα και την ευκολία τεκμηρίωσης.</w:t>
-      </w:r>
-    </w:p>
-    <w:p>
-      <w:pPr>
-        <w:pStyle w:val="Heading2"/>
-      </w:pPr>
-      <w:r>
-        <w:t>Express.js</w:t>
-      </w:r>
-    </w:p>
-    <w:p>
-      <w:r>
-        <w:t>Web framework για routes, middleware και controllers.</w:t>
-      </w:r>
-    </w:p>
-    <w:p>
-      <w:r>
-        <w:t>Στο TimeZap η τεχνολογία Express.js χρησιμοποιείται με πρακτικό στόχο: να υποστηρίζει το V1 χωρίς υπερβολική πολυπλοκότητα. Η επιλογή αξιολογήθηκε με βάση τη συμβατότητα με web/Android, τη συντηρησιμότητα και την ευκολία τεκμηρίωσης.</w:t>
-      </w:r>
-    </w:p>
-    <w:p>
-      <w:pPr>
-        <w:pStyle w:val="Heading2"/>
-      </w:pPr>
-      <w:r>
-        <w:t>PostgreSQL</w:t>
-      </w:r>
-    </w:p>
-    <w:p>
-      <w:r>
-        <w:t>Σχεσιακή βάση δεδομένων για users, settings, tasks, habits, logs και notifications.</w:t>
-      </w:r>
-    </w:p>
-    <w:p>
-      <w:r>
-        <w:t>Στο TimeZap η τεχνολογία PostgreSQL χρησιμοποιείται με πρακτικό στόχο: να υποστηρίζει το V1 χωρίς υπερβολική πολυπλοκότητα. Η επιλογή αξιολογήθηκε με βάση τη συμβατότητα με web/Android, τη συντηρησιμότητα και την ευκολία τεκμηρίωσης.</w:t>
-      </w:r>
-    </w:p>
-    <w:p>
-      <w:pPr>
-        <w:pStyle w:val="Heading2"/>
-      </w:pPr>
-      <w:r>
-        <w:t>JWT</w:t>
-      </w:r>
-    </w:p>
-    <w:p>
-      <w:r>
-        <w:t>Token-based authentication για protected API routes.</w:t>
-      </w:r>
-    </w:p>
-    <w:p>
-      <w:r>
-        <w:t>Στο TimeZap η τεχνολογία JWT χρησιμοποιείται με πρακτικό στόχο: να υποστηρίζει το V1 χωρίς υπερβολική πολυπλοκότητα. Η επιλογή αξιολογήθηκε με βάση τη συμβατότητα με web/Android, τη συντηρησιμότητα και την ευκολία τεκμηρίωσης.</w:t>
-      </w:r>
-    </w:p>
-    <w:p>
-      <w:pPr>
-        <w:pStyle w:val="Heading2"/>
-      </w:pPr>
-      <w:r>
-        <w:t>bcrypt</w:t>
-      </w:r>
-    </w:p>
-    <w:p>
-      <w:r>
-        <w:t>Hashing κωδικών ώστε να μην αποθηκεύονται plain passwords.</w:t>
-      </w:r>
-    </w:p>
-    <w:p>
-      <w:r>
-        <w:t>Στο TimeZap η τεχνολογία bcrypt χρησιμοποιείται με πρακτικό στόχο: να υποστηρίζει το V1 χωρίς υπερβολική πολυπλοκότητα. Η επιλογή αξιολογήθηκε με βάση τη συμβατότητα με web/Android, τη συντηρησιμότητα και την ευκολία τεκμηρίωσης.</w:t>
-      </w:r>
-    </w:p>
-    <w:p>
-      <w:pPr>
-        <w:pStyle w:val="Heading2"/>
-      </w:pPr>
-      <w:r>
-        <w:t>AsyncStorage</w:t>
-      </w:r>
-    </w:p>
-    <w:p>
-      <w:r>
-        <w:t>Local frontend storage για token, cached settings και native notification IDs.</w:t>
-      </w:r>
-    </w:p>
-    <w:p>
-      <w:r>
-        <w:t>Στο TimeZap η τεχνολογία AsyncStorage χρησιμοποιείται με πρακτικό στόχο: να υποστηρίζει το V1 χωρίς υπερβολική πολυπλοκότητα. Η επιλογή αξιολογήθηκε με βάση τη συμβατότητα με web/Android, τη συντηρησιμότητα και την ευκολία τεκμηρίωσης.</w:t>
-      </w:r>
-    </w:p>
-    <w:p>
-      <w:pPr>
-        <w:pStyle w:val="Heading2"/>
-      </w:pPr>
-      <w:r>
-        <w:t>Expo Notifications</w:t>
-      </w:r>
-    </w:p>
-    <w:p>
-      <w:r>
-        <w:t>Χρησιμοποιείται για native local notifications όπου υποστηρίζεται. Δεν υλοποιεί remote push στο V1.</w:t>
-      </w:r>
-    </w:p>
-    <w:p>
-      <w:r>
-        <w:t>Στο TimeZap η τεχνολογία Expo Notifications χρησιμοποιείται με πρακτικό στόχο: να υποστηρίζει το V1 χωρίς υπερβολική πολυπλοκότητα. Η επιλογή αξιολογήθηκε με βάση τη συμβατότητα με web/Android, τη συντηρησιμότητα και την ευκολία τεκμηρίωσης.</w:t>
-      </w:r>
-    </w:p>
-    <w:p>
-      <w:pPr>
-        <w:pStyle w:val="Heading2"/>
-      </w:pPr>
-      <w:r>
-        <w:t>Git/GitHub</w:t>
-      </w:r>
-    </w:p>
-    <w:p>
-      <w:r>
-        <w:t>Χρησιμοποιείται για version control και παρουσίαση repository.</w:t>
-      </w:r>
-    </w:p>
-    <w:p>
-      <w:r>
-        <w:t>Στο TimeZap η τεχνολογία Git/GitHub χρησιμοποιείται με πρακτικό στόχο: να υποστηρίζει το V1 χωρίς υπερβολική πολυπλοκότητα. Η επιλογή αξιολογήθηκε με βάση τη συμβατότητα με web/Android, τη συντηρησιμότητα και την ευκολία τεκμηρίωσης.</w:t>
-      </w:r>
-    </w:p>
-    <w:p>
-      <w:pPr>
-        <w:pStyle w:val="Heading2"/>
-      </w:pPr>
-      <w:r>
-        <w:t>Android Emulator</w:t>
-      </w:r>
-    </w:p>
-    <w:p>
-      <w:r>
-        <w:t>Χρησιμοποιείται για δοκιμή Android συμπεριφοράς με API URL 10.0.2.2.</w:t>
-      </w:r>
-    </w:p>
-    <w:p>
-      <w:r>
-        <w:t>Στο TimeZap η τεχνολογία Android Emulator χρησιμοποιείται με πρακτικό στόχο: να υποστηρίζει το V1 χωρίς υπερβολική πολυπλοκότητα. Η επιλογή αξιολογήθηκε με βάση τη συμβατότητα με web/Android, τη συντηρησιμότητα και την ευκολία τεκμηρίωσης.</w:t>
-      </w:r>
-    </w:p>
-    <w:p>
-      <w:pPr>
-        <w:pStyle w:val="Heading2"/>
-      </w:pPr>
-      <w:r>
-        <w:t>Theme/styling architecture</w:t>
-      </w:r>
-    </w:p>
-    <w:p>
-      <w:r>
-        <w:t>Χρώματα, spacing, dark/light/system theme και shared components.</w:t>
-      </w:r>
-    </w:p>
-    <w:p>
-      <w:r>
-        <w:t>Στο TimeZap η τεχνολογία Theme/styling architecture χρησιμοποιείται με πρακτικό στόχο: να υποστηρίζει το V1 χωρίς υπερβολική πολυπλοκότητα. Η επιλογή αξιολογήθηκε με βάση τη συμβατότητα με web/Android, τη συντηρησιμότητα και την ευκολία τεκμηρίωσης.</w:t>
-      </w:r>
-    </w:p>
-    <w:p>
-      <w:pPr>
-        <w:pStyle w:val="Heading1"/>
-      </w:pPr>
-      <w:r>
-        <w:t>9. Αρχιτεκτονική συστήματος</w:t>
-      </w:r>
-    </w:p>
-    <w:p>
-      <w:r>
-        <w:t>Το TimeZap έχει αρχιτεκτονική frontend-backend-database. Το frontend είναι Expo React Native εφαρμογή, το backend είναι Express REST API και η βάση είναι PostgreSQL. Η επικοινωνία γίνεται με HTTP/JSON και τα protected endpoints απαιτούν JWT.</w:t>
-      </w:r>
-    </w:p>
-    <w:p>
-      <w:r>
-        <w:rPr>
-          <w:i/>
-        </w:rPr>
-        <w:t>[Screenshot/Diagram: High-level system architecture]</w:t>
-      </w:r>
-    </w:p>
-    <w:p>
-      <w:r>
-        <w:rPr>
-          <w:i/>
-        </w:rPr>
-        <w:t>[Screenshot/Diagram: Frontend-backend-database communication]</w:t>
-      </w:r>
-    </w:p>
-    <w:p>
-      <w:pPr>
-        <w:pStyle w:val="Heading2"/>
-      </w:pPr>
-      <w:r>
-        <w:t>Frontend layer</w:t>
-      </w:r>
-    </w:p>
-    <w:p>
-      <w:r>
-        <w:t>Το frontend περιλαμβάνει api wrappers, components, context providers, i18n, navigation, screens, services, storage, theme και types. Η εκκίνηση γίνεται μέσω App, SafeAreaProvider, AuthProvider, SettingsProvider και NavigationContainer.</w:t>
-      </w:r>
-    </w:p>
-    <w:p>
-      <w:pPr>
-        <w:pStyle w:val="Heading2"/>
-      </w:pPr>
-      <w:r>
-        <w:t>Backend layer</w:t>
-      </w:r>
-    </w:p>
-    <w:p>
-      <w:r>
-        <w:t>Το backend περιλαμβάνει app.js, server.js, config/db.js, routes, controllers, middleware και validators. Το app.js ορίζει CORS, JSON parsing, health endpoints, route mounting, 404 handling και error middleware.</w:t>
-      </w:r>
-    </w:p>
-    <w:p>
-      <w:pPr>
-        <w:pStyle w:val="Heading2"/>
-      </w:pPr>
-      <w:r>
-        <w:t>Database layer</w:t>
-      </w:r>
-    </w:p>
-    <w:p>
-      <w:r>
-        <w:t>Η PostgreSQL αποθηκεύει όλα τα μόνιμα δεδομένα. Το schema χρησιμοποιεί BIGSERIAL/BIGINT IDs, foreign keys, constraints και indexes.</w:t>
-      </w:r>
-    </w:p>
-    <w:p>
-      <w:pPr>
-        <w:pStyle w:val="Heading2"/>
-      </w:pPr>
-      <w:r>
-        <w:t>API communication</w:t>
-      </w:r>
-    </w:p>
-    <w:p>
-      <w:r>
-        <w:t>Το frontend API client επιλέγει base URL ανά πλατφόρμα. Στο web χρησιμοποιείται localhost. Στο Android emulator χρησιμοποιείται 10.0.2.2 επειδή το localhost του emulator δεν δείχνει στον Windows host.</w:t>
-      </w:r>
-    </w:p>
-    <w:p>
-      <w:pPr>
-        <w:pStyle w:val="Heading2"/>
-      </w:pPr>
-      <w:r>
-        <w:t>Authentication flow</w:t>
-      </w:r>
-    </w:p>
-    <w:p>
-      <w:r>
-        <w:t>Μετά το login/register το backend επιστρέφει JWT, το οποίο αποθηκεύεται στο AsyncStorage. Στην εκκίνηση η εφαρμογή καλεί /api/auth/me για token restoration.</w:t>
-      </w:r>
-    </w:p>
-    <w:p>
-      <w:pPr>
-        <w:pStyle w:val="Heading2"/>
-      </w:pPr>
-      <w:r>
-        <w:t>Notification/reminder flow</w:t>
-      </w:r>
-    </w:p>
-    <w:p>
-      <w:r>
-        <w:t>Τα notification records δημιουργούνται στο backend και χρησιμοποιούνται από το notification center. Το frontend προγραμματίζει native local notifications μόνο όταν η πλατφόρμα το υποστηρίζει και το notifications_enabled είναι ενεργό.</w:t>
-      </w:r>
-    </w:p>
-    <w:p>
-      <w:pPr>
-        <w:pStyle w:val="Heading2"/>
-      </w:pPr>
-      <w:r>
-        <w:t>Web vs Android differences</w:t>
-      </w:r>
-    </w:p>
-    <w:p>
-      <w:r>
-        <w:t>Το web υποστηρίζει in-app notification center αλλά όχι native scheduling. Το Android emulator χρησιμοποιεί το ίδιο backend data model, αλλά native local notifications απαιτούν περιβάλλον όπου το expo-notifications είναι διαθέσιμο εκτός Expo Go περιορισμών.</w:t>
-      </w:r>
-    </w:p>
-    <w:p>
-      <w:pPr>
-        <w:pStyle w:val="Heading1"/>
-      </w:pPr>
-      <w:r>
         <w:t>10. Σχεδίαση βάσης δεδομένων</w:t>
       </w:r>
     </w:p>
@@ -977,9 +1063,6 @@
     </w:p>
     <w:p>
       <w:r>
-        <w:rPr>
-          <w:i/>
-        </w:rPr>
         <w:t>[Screenshot: PostgreSQL ERD / database diagram]</w:t>
       </w:r>
     </w:p>
@@ -990,48 +1073,80 @@
         <w:tblLook w:firstColumn="1" w:firstRow="1" w:lastColumn="0" w:lastRow="0" w:noHBand="0" w:noVBand="1" w:val="04A0"/>
       </w:tblPr>
       <w:tblGrid>
-        <w:gridCol w:w="2379"/>
-        <w:gridCol w:w="2379"/>
-        <w:gridCol w:w="2379"/>
-        <w:gridCol w:w="2379"/>
+        <w:gridCol w:w="2160"/>
+        <w:gridCol w:w="2160"/>
+        <w:gridCol w:w="2160"/>
+        <w:gridCol w:w="2160"/>
       </w:tblGrid>
       <w:tr>
         <w:tc>
           <w:tcPr>
-            <w:tcW w:type="dxa" w:w="2379"/>
+            <w:tcW w:type="dxa" w:w="2160"/>
           </w:tcPr>
           <w:p>
             <w:r>
+              <w:rPr>
+                <w:b/>
+              </w:rPr>
+            </w:r>
+            <w:r>
+              <w:rPr>
+                <w:b/>
+              </w:rPr>
               <w:t>Πίνακας</w:t>
             </w:r>
           </w:p>
         </w:tc>
         <w:tc>
           <w:tcPr>
-            <w:tcW w:type="dxa" w:w="2379"/>
+            <w:tcW w:type="dxa" w:w="2160"/>
           </w:tcPr>
           <w:p>
             <w:r>
+              <w:rPr>
+                <w:b/>
+              </w:rPr>
+            </w:r>
+            <w:r>
+              <w:rPr>
+                <w:b/>
+              </w:rPr>
               <w:t>Σκοπός</w:t>
             </w:r>
           </w:p>
         </w:tc>
         <w:tc>
           <w:tcPr>
-            <w:tcW w:type="dxa" w:w="2379"/>
+            <w:tcW w:type="dxa" w:w="2160"/>
           </w:tcPr>
           <w:p>
             <w:r>
+              <w:rPr>
+                <w:b/>
+              </w:rPr>
+            </w:r>
+            <w:r>
+              <w:rPr>
+                <w:b/>
+              </w:rPr>
               <w:t>Σημαντικά πεδία</w:t>
             </w:r>
           </w:p>
         </w:tc>
         <w:tc>
           <w:tcPr>
-            <w:tcW w:type="dxa" w:w="2379"/>
+            <w:tcW w:type="dxa" w:w="2160"/>
           </w:tcPr>
           <w:p>
             <w:r>
+              <w:rPr>
+                <w:b/>
+              </w:rPr>
+            </w:r>
+            <w:r>
+              <w:rPr>
+                <w:b/>
+              </w:rPr>
               <w:t>Σχέσεις/σημειώσεις</w:t>
             </w:r>
           </w:p>
@@ -1040,9 +1155,10 @@
       <w:tr>
         <w:tc>
           <w:tcPr>
-            <w:tcW w:type="dxa" w:w="2379"/>
+            <w:tcW w:type="dxa" w:w="2160"/>
           </w:tcPr>
           <w:p>
+            <w:r/>
             <w:r>
               <w:t>users</w:t>
             </w:r>
@@ -1050,9 +1166,10 @@
         </w:tc>
         <w:tc>
           <w:tcPr>
-            <w:tcW w:type="dxa" w:w="2379"/>
+            <w:tcW w:type="dxa" w:w="2160"/>
           </w:tcPr>
           <w:p>
+            <w:r/>
             <w:r>
               <w:t>Αποθήκευση χρηστών και βασικών στοιχείων λογαριασμού.</w:t>
             </w:r>
@@ -1060,9 +1177,10 @@
         </w:tc>
         <w:tc>
           <w:tcPr>
-            <w:tcW w:type="dxa" w:w="2379"/>
+            <w:tcW w:type="dxa" w:w="2160"/>
           </w:tcPr>
           <w:p>
+            <w:r/>
             <w:r>
               <w:t>user_id, email, password_hash, display_name, timezone, language, is_active, created_at, updated_at</w:t>
             </w:r>
@@ -1070,9 +1188,10 @@
         </w:tc>
         <w:tc>
           <w:tcPr>
-            <w:tcW w:type="dxa" w:w="2379"/>
+            <w:tcW w:type="dxa" w:w="2160"/>
           </w:tcPr>
           <w:p>
+            <w:r/>
             <w:r>
               <w:t>Συνδέεται με user_settings, tasks, habits, habit_logs και notifications. Το password_hash είναι bcrypt hash και όχι απλός κωδικός.</w:t>
             </w:r>
@@ -1082,9 +1201,10 @@
       <w:tr>
         <w:tc>
           <w:tcPr>
-            <w:tcW w:type="dxa" w:w="2379"/>
+            <w:tcW w:type="dxa" w:w="2160"/>
           </w:tcPr>
           <w:p>
+            <w:r/>
             <w:r>
               <w:t>user_settings</w:t>
             </w:r>
@@ -1092,9 +1212,10 @@
         </w:tc>
         <w:tc>
           <w:tcPr>
-            <w:tcW w:type="dxa" w:w="2379"/>
+            <w:tcW w:type="dxa" w:w="2160"/>
           </w:tcPr>
           <w:p>
+            <w:r/>
             <w:r>
               <w:t>Αποθήκευση προσωπικών ρυθμίσεων χρήστη.</w:t>
             </w:r>
@@ -1102,9 +1223,10 @@
         </w:tc>
         <w:tc>
           <w:tcPr>
-            <w:tcW w:type="dxa" w:w="2379"/>
+            <w:tcW w:type="dxa" w:w="2160"/>
           </w:tcPr>
           <w:p>
+            <w:r/>
             <w:r>
               <w:t>setting_id, user_id, theme, notifications_enabled, default_view, week_starts_on, time_format</w:t>
             </w:r>
@@ -1112,9 +1234,10 @@
         </w:tc>
         <w:tc>
           <w:tcPr>
-            <w:tcW w:type="dxa" w:w="2379"/>
+            <w:tcW w:type="dxa" w:w="2160"/>
           </w:tcPr>
           <w:p>
+            <w:r/>
             <w:r>
               <w:t>Έχει μοναδική σχέση με users μέσω user_id και διαγράφεται με cascade.</w:t>
             </w:r>
@@ -1124,9 +1247,10 @@
       <w:tr>
         <w:tc>
           <w:tcPr>
-            <w:tcW w:type="dxa" w:w="2379"/>
+            <w:tcW w:type="dxa" w:w="2160"/>
           </w:tcPr>
           <w:p>
+            <w:r/>
             <w:r>
               <w:t>tasks</w:t>
             </w:r>
@@ -1134,9 +1258,10 @@
         </w:tc>
         <w:tc>
           <w:tcPr>
-            <w:tcW w:type="dxa" w:w="2379"/>
+            <w:tcW w:type="dxa" w:w="2160"/>
           </w:tcPr>
           <w:p>
+            <w:r/>
             <w:r>
               <w:t>Αποθήκευση εργασιών.</w:t>
             </w:r>
@@ -1144,9 +1269,10 @@
         </w:tc>
         <w:tc>
           <w:tcPr>
-            <w:tcW w:type="dxa" w:w="2379"/>
+            <w:tcW w:type="dxa" w:w="2160"/>
           </w:tcPr>
           <w:p>
+            <w:r/>
             <w:r>
               <w:t>task_id, user_id, title, description, due_date, end_date, due_time, start_time, end_time, status, is_all_day, reminder_enabled, completed_at, emoji, color</w:t>
             </w:r>
@@ -1154,9 +1280,10 @@
         </w:tc>
         <w:tc>
           <w:tcPr>
-            <w:tcW w:type="dxa" w:w="2379"/>
+            <w:tcW w:type="dxa" w:w="2160"/>
           </w:tcPr>
           <w:p>
+            <w:r/>
             <w:r>
               <w:t>Υποστηρίζει εργασίες μίας ή πολλών ημερών και συνδέεται λογικά με notification records.</w:t>
             </w:r>
@@ -1166,9 +1293,10 @@
       <w:tr>
         <w:tc>
           <w:tcPr>
-            <w:tcW w:type="dxa" w:w="2379"/>
+            <w:tcW w:type="dxa" w:w="2160"/>
           </w:tcPr>
           <w:p>
+            <w:r/>
             <w:r>
               <w:t>habits</w:t>
             </w:r>
@@ -1176,9 +1304,10 @@
         </w:tc>
         <w:tc>
           <w:tcPr>
-            <w:tcW w:type="dxa" w:w="2379"/>
+            <w:tcW w:type="dxa" w:w="2160"/>
           </w:tcPr>
           <w:p>
+            <w:r/>
             <w:r>
               <w:t>Αποθήκευση συνηθειών.</w:t>
             </w:r>
@@ -1186,9 +1315,10 @@
         </w:tc>
         <w:tc>
           <w:tcPr>
-            <w:tcW w:type="dxa" w:w="2379"/>
+            <w:tcW w:type="dxa" w:w="2160"/>
           </w:tcPr>
           <w:p>
+            <w:r/>
             <w:r>
               <w:t>habit_id, user_id, title, description, start_date, end_date, start_time, end_time, reminder_enabled, reminder_time, status, emoji, color</w:t>
             </w:r>
@@ -1196,9 +1326,10 @@
         </w:tc>
         <w:tc>
           <w:tcPr>
-            <w:tcW w:type="dxa" w:w="2379"/>
+            <w:tcW w:type="dxa" w:w="2160"/>
           </w:tcPr>
           <w:p>
+            <w:r/>
             <w:r>
               <w:t>Υποστηρίζει ενεργό διάστημα με start_date/end_date και συνδέεται με κανόνες, logs και ειδοποιήσεις.</w:t>
             </w:r>
@@ -1208,9 +1339,10 @@
       <w:tr>
         <w:tc>
           <w:tcPr>
-            <w:tcW w:type="dxa" w:w="2379"/>
+            <w:tcW w:type="dxa" w:w="2160"/>
           </w:tcPr>
           <w:p>
+            <w:r/>
             <w:r>
               <w:t>habit_rules</w:t>
             </w:r>
@@ -1218,9 +1350,10 @@
         </w:tc>
         <w:tc>
           <w:tcPr>
-            <w:tcW w:type="dxa" w:w="2379"/>
+            <w:tcW w:type="dxa" w:w="2160"/>
           </w:tcPr>
           <w:p>
+            <w:r/>
             <w:r>
               <w:t>Αποθήκευση κανόνων επανάληψης.</w:t>
             </w:r>
@@ -1228,9 +1361,10 @@
         </w:tc>
         <w:tc>
           <w:tcPr>
-            <w:tcW w:type="dxa" w:w="2379"/>
+            <w:tcW w:type="dxa" w:w="2160"/>
           </w:tcPr>
           <w:p>
+            <w:r/>
             <w:r>
               <w:t>rule_id, habit_id, recurrence_type, interval_value, target_count, target_period, week_start, is_active</w:t>
             </w:r>
@@ -1238,9 +1372,10 @@
         </w:tc>
         <w:tc>
           <w:tcPr>
-            <w:tcW w:type="dxa" w:w="2379"/>
+            <w:tcW w:type="dxa" w:w="2160"/>
           </w:tcPr>
           <w:p>
+            <w:r/>
             <w:r>
               <w:t>Υποστηρίζει daily, specific_weekdays, every_n_days, x_times_per_week και x_times_per_month.</w:t>
             </w:r>
@@ -1250,9 +1385,10 @@
       <w:tr>
         <w:tc>
           <w:tcPr>
-            <w:tcW w:type="dxa" w:w="2379"/>
+            <w:tcW w:type="dxa" w:w="2160"/>
           </w:tcPr>
           <w:p>
+            <w:r/>
             <w:r>
               <w:t>habit_rule_days</w:t>
             </w:r>
@@ -1260,9 +1396,10 @@
         </w:tc>
         <w:tc>
           <w:tcPr>
-            <w:tcW w:type="dxa" w:w="2379"/>
+            <w:tcW w:type="dxa" w:w="2160"/>
           </w:tcPr>
           <w:p>
+            <w:r/>
             <w:r>
               <w:t>Αποθήκευση επιλεγμένων ημερών κανόνων.</w:t>
             </w:r>
@@ -1270,9 +1407,10 @@
         </w:tc>
         <w:tc>
           <w:tcPr>
-            <w:tcW w:type="dxa" w:w="2379"/>
+            <w:tcW w:type="dxa" w:w="2160"/>
           </w:tcPr>
           <w:p>
+            <w:r/>
             <w:r>
               <w:t>rule_day_id, rule_id, day_of_week, day_of_month</w:t>
             </w:r>
@@ -1280,9 +1418,10 @@
         </w:tc>
         <w:tc>
           <w:tcPr>
-            <w:tcW w:type="dxa" w:w="2379"/>
+            <w:tcW w:type="dxa" w:w="2160"/>
           </w:tcPr>
           <w:p>
+            <w:r/>
             <w:r>
               <w:t>Χρησιμοποιείται από recurrence rules που χρειάζονται συγκεκριμένες ημέρες.</w:t>
             </w:r>
@@ -1292,9 +1431,10 @@
       <w:tr>
         <w:tc>
           <w:tcPr>
-            <w:tcW w:type="dxa" w:w="2379"/>
+            <w:tcW w:type="dxa" w:w="2160"/>
           </w:tcPr>
           <w:p>
+            <w:r/>
             <w:r>
               <w:t>habit_logs</w:t>
             </w:r>
@@ -1302,9 +1442,10 @@
         </w:tc>
         <w:tc>
           <w:tcPr>
-            <w:tcW w:type="dxa" w:w="2379"/>
+            <w:tcW w:type="dxa" w:w="2160"/>
           </w:tcPr>
           <w:p>
+            <w:r/>
             <w:r>
               <w:t>Αποθήκευση ολοκληρώσεων συνηθειών ανά ημερομηνία.</w:t>
             </w:r>
@@ -1312,9 +1453,10 @@
         </w:tc>
         <w:tc>
           <w:tcPr>
-            <w:tcW w:type="dxa" w:w="2379"/>
+            <w:tcW w:type="dxa" w:w="2160"/>
           </w:tcPr>
           <w:p>
+            <w:r/>
             <w:r>
               <w:t>habit_log_id, habit_id, user_id, log_date, completed_count, target_count_snapshot, status, completed_at</w:t>
             </w:r>
@@ -1322,9 +1464,10 @@
         </w:tc>
         <w:tc>
           <w:tcPr>
-            <w:tcW w:type="dxa" w:w="2379"/>
+            <w:tcW w:type="dxa" w:w="2160"/>
           </w:tcPr>
           <w:p>
+            <w:r/>
             <w:r>
               <w:t>Τροφοδοτεί dashboard, calendar και streak calculation.</w:t>
             </w:r>
@@ -1334,9 +1477,10 @@
       <w:tr>
         <w:tc>
           <w:tcPr>
-            <w:tcW w:type="dxa" w:w="2379"/>
+            <w:tcW w:type="dxa" w:w="2160"/>
           </w:tcPr>
           <w:p>
+            <w:r/>
             <w:r>
               <w:t>notifications</w:t>
             </w:r>
@@ -1344,9 +1488,10 @@
         </w:tc>
         <w:tc>
           <w:tcPr>
-            <w:tcW w:type="dxa" w:w="2379"/>
+            <w:tcW w:type="dxa" w:w="2160"/>
           </w:tcPr>
           <w:p>
+            <w:r/>
             <w:r>
               <w:t>Αποθήκευση ειδοποιήσεων και reminder records.</w:t>
             </w:r>
@@ -1354,9 +1499,10 @@
         </w:tc>
         <w:tc>
           <w:tcPr>
-            <w:tcW w:type="dxa" w:w="2379"/>
+            <w:tcW w:type="dxa" w:w="2160"/>
           </w:tcPr>
           <w:p>
+            <w:r/>
             <w:r>
               <w:t>notification_id, user_id, related_type, related_id, kind, title, body, scheduled_for, occurrence_date, status, read_at</w:t>
             </w:r>
@@ -1364,9 +1510,10 @@
         </w:tc>
         <w:tc>
           <w:tcPr>
-            <w:tcW w:type="dxa" w:w="2379"/>
+            <w:tcW w:type="dxa" w:w="2160"/>
           </w:tcPr>
           <w:p>
+            <w:r/>
             <w:r>
               <w:t>Αποτελεί source of truth για το in-app notification center. Τα native notification IDs αποθηκεύονται μόνο στο frontend AsyncStorage.</w:t>
             </w:r>
@@ -1374,13 +1521,17 @@
         </w:tc>
       </w:tr>
     </w:tbl>
-    <w:p/>
     <w:p>
       <w:r>
         <w:t>Η ύπαρξη end_date σε tasks και habits επιτρέπει multi-day υποστήριξη χωρίς διπλοποίηση records. Ο πίνακας notifications αποθηκεύει τόσο μελλοντικές υπενθυμίσεις όσο και records που εμφανίζονται στο in-app notification center.</w:t>
       </w:r>
     </w:p>
     <w:p>
+      <w:r>
+        <w:t>Η λειτουργία AI Suggestions δεν απαιτεί νέο πίνακα βάσης δεδομένων στο V1. Τα prompts και οι απαντήσεις του Gemini δεν αποθηκεύονται. Αν ο χρήστης επιλέξει χειροκίνητα μία πρόταση εργασίας ή συνήθειας, τότε δημιουργούνται κανονικά records στους ήδη υπάρχοντες πίνακες tasks ή habits/habit_rules μέσω των υφιστάμενων API endpoints.</w:t>
+      </w:r>
+    </w:p>
+    <w:p>
       <w:pPr>
         <w:pStyle w:val="Heading1"/>
       </w:pPr>
@@ -1390,7 +1541,7 @@
     </w:p>
     <w:p>
       <w:r>
-        <w:t>Το backend υλοποιείται ως Express εφαρμογή με καθαρή οργάνωση σε routes και controllers. Το app.js συνδέει τα modules /api/auth, /api/tasks, /api/habits, /api/dashboard, /api/calendar, /api/settings και /api/notifications.</w:t>
+        <w:t>Το backend υλοποιείται ως Express εφαρμογή με καθαρή οργάνωση σε routes και controllers. Το app.js συνδέει τα modules /api/auth, /api/tasks, /api/habits, /api/dashboard, /api/calendar, /api/settings, /api/notifications και /api/ai.</w:t>
       </w:r>
     </w:p>
     <w:p>
@@ -1505,6 +1656,24 @@
     <w:p>
       <w:r>
         <w:t>Το notifications module δημιουργεί reminder records, υπολογίζει unread count, ενημερώνει read_at και ακυρώνει scheduled records.</w:t>
+      </w:r>
+    </w:p>
+    <w:p>
+      <w:pPr>
+        <w:pStyle w:val="Heading2"/>
+      </w:pPr>
+      <w:r>
+        <w:t>AI module</w:t>
+      </w:r>
+    </w:p>
+    <w:p>
+      <w:r>
+        <w:t>Το AI module περιλαμβάνει τα αρχεία ai.routes.js και ai.controller.js. Το endpoint POST /api/ai/suggestions απαιτεί authentication, δέχεται prompt, language και focus, ελέγχει τα επιτρεπτά values και καλεί το Gemini API μόνο από το backend.</w:t>
+      </w:r>
+    </w:p>
+    <w:p>
+      <w:r>
+        <w:t>Το ai.controller.js χρησιμοποιεί structured output configuration, προσπαθεί να ανακτήσει JSON από την απάντηση του provider και εφαρμόζει sanitizer ώστε να επιστρέφονται έως πέντε task suggestions και έως πέντε habit suggestions. Σε περίπτωση που λείπει το GEMINI_API_KEY επιστρέφεται καθαρό 503 μήνυμα. Σε περίπτωση provider failure ή invalid JSON επιστρέφεται καθαρό 502 μήνυμα χωρίς raw Gemini details.</w:t>
       </w:r>
     </w:p>
     <w:p>
@@ -1527,70 +1696,118 @@
         <w:tblLook w:firstColumn="1" w:firstRow="1" w:lastColumn="0" w:lastRow="0" w:noHBand="0" w:noVBand="1" w:val="04A0"/>
       </w:tblPr>
       <w:tblGrid>
-        <w:gridCol w:w="1586"/>
-        <w:gridCol w:w="1586"/>
-        <w:gridCol w:w="1586"/>
-        <w:gridCol w:w="1586"/>
-        <w:gridCol w:w="1586"/>
-        <w:gridCol w:w="1586"/>
+        <w:gridCol w:w="1440"/>
+        <w:gridCol w:w="1440"/>
+        <w:gridCol w:w="1440"/>
+        <w:gridCol w:w="1440"/>
+        <w:gridCol w:w="1440"/>
+        <w:gridCol w:w="1440"/>
       </w:tblGrid>
       <w:tr>
         <w:tc>
           <w:tcPr>
-            <w:tcW w:type="dxa" w:w="1586"/>
+            <w:tcW w:type="dxa" w:w="1440"/>
           </w:tcPr>
           <w:p>
             <w:r>
+              <w:rPr>
+                <w:b/>
+              </w:rPr>
+            </w:r>
+            <w:r>
+              <w:rPr>
+                <w:b/>
+              </w:rPr>
               <w:t>Module</w:t>
             </w:r>
           </w:p>
         </w:tc>
         <w:tc>
           <w:tcPr>
-            <w:tcW w:type="dxa" w:w="1586"/>
+            <w:tcW w:type="dxa" w:w="1440"/>
           </w:tcPr>
           <w:p>
             <w:r>
+              <w:rPr>
+                <w:b/>
+              </w:rPr>
+            </w:r>
+            <w:r>
+              <w:rPr>
+                <w:b/>
+              </w:rPr>
               <w:t>Method</w:t>
             </w:r>
           </w:p>
         </w:tc>
         <w:tc>
           <w:tcPr>
-            <w:tcW w:type="dxa" w:w="1586"/>
+            <w:tcW w:type="dxa" w:w="1440"/>
           </w:tcPr>
           <w:p>
             <w:r>
+              <w:rPr>
+                <w:b/>
+              </w:rPr>
+            </w:r>
+            <w:r>
+              <w:rPr>
+                <w:b/>
+              </w:rPr>
               <w:t>Endpoint</w:t>
             </w:r>
           </w:p>
         </w:tc>
         <w:tc>
           <w:tcPr>
-            <w:tcW w:type="dxa" w:w="1586"/>
+            <w:tcW w:type="dxa" w:w="1440"/>
           </w:tcPr>
           <w:p>
             <w:r>
+              <w:rPr>
+                <w:b/>
+              </w:rPr>
+            </w:r>
+            <w:r>
+              <w:rPr>
+                <w:b/>
+              </w:rPr>
               <w:t>Purpose</w:t>
             </w:r>
           </w:p>
         </w:tc>
         <w:tc>
           <w:tcPr>
-            <w:tcW w:type="dxa" w:w="1586"/>
+            <w:tcW w:type="dxa" w:w="1440"/>
           </w:tcPr>
           <w:p>
             <w:r>
+              <w:rPr>
+                <w:b/>
+              </w:rPr>
+            </w:r>
+            <w:r>
+              <w:rPr>
+                <w:b/>
+              </w:rPr>
               <w:t>Auth</w:t>
             </w:r>
           </w:p>
         </w:tc>
         <w:tc>
           <w:tcPr>
-            <w:tcW w:type="dxa" w:w="1586"/>
+            <w:tcW w:type="dxa" w:w="1440"/>
           </w:tcPr>
           <w:p>
             <w:r>
+              <w:rPr>
+                <w:b/>
+              </w:rPr>
+            </w:r>
+            <w:r>
+              <w:rPr>
+                <w:b/>
+              </w:rPr>
               <w:t>Notes</w:t>
             </w:r>
           </w:p>
@@ -1599,9 +1816,10 @@
       <w:tr>
         <w:tc>
           <w:tcPr>
-            <w:tcW w:type="dxa" w:w="1586"/>
+            <w:tcW w:type="dxa" w:w="1440"/>
           </w:tcPr>
           <w:p>
+            <w:r/>
             <w:r>
               <w:t>Auth</w:t>
             </w:r>
@@ -1609,9 +1827,10 @@
         </w:tc>
         <w:tc>
           <w:tcPr>
-            <w:tcW w:type="dxa" w:w="1586"/>
+            <w:tcW w:type="dxa" w:w="1440"/>
           </w:tcPr>
           <w:p>
+            <w:r/>
             <w:r>
               <w:t>POST</w:t>
             </w:r>
@@ -1619,9 +1838,10 @@
         </w:tc>
         <w:tc>
           <w:tcPr>
-            <w:tcW w:type="dxa" w:w="1586"/>
+            <w:tcW w:type="dxa" w:w="1440"/>
           </w:tcPr>
           <w:p>
+            <w:r/>
             <w:r>
               <w:t>/api/auth/register</w:t>
             </w:r>
@@ -1629,9 +1849,10 @@
         </w:tc>
         <w:tc>
           <w:tcPr>
-            <w:tcW w:type="dxa" w:w="1586"/>
+            <w:tcW w:type="dxa" w:w="1440"/>
           </w:tcPr>
           <w:p>
+            <w:r/>
             <w:r>
               <w:t>Εγγραφή χρήστη και δημιουργία default settings.</w:t>
             </w:r>
@@ -1639,9 +1860,10 @@
         </w:tc>
         <w:tc>
           <w:tcPr>
-            <w:tcW w:type="dxa" w:w="1586"/>
+            <w:tcW w:type="dxa" w:w="1440"/>
           </w:tcPr>
           <w:p>
+            <w:r/>
             <w:r>
               <w:t>Όχι</w:t>
             </w:r>
@@ -1649,9 +1871,10 @@
         </w:tc>
         <w:tc>
           <w:tcPr>
-            <w:tcW w:type="dxa" w:w="1586"/>
+            <w:tcW w:type="dxa" w:w="1440"/>
           </w:tcPr>
           <w:p>
+            <w:r/>
             <w:r>
               <w:t>Hash κωδικού με bcrypt.</w:t>
             </w:r>
@@ -1661,9 +1884,10 @@
       <w:tr>
         <w:tc>
           <w:tcPr>
-            <w:tcW w:type="dxa" w:w="1586"/>
+            <w:tcW w:type="dxa" w:w="1440"/>
           </w:tcPr>
           <w:p>
+            <w:r/>
             <w:r>
               <w:t>Auth</w:t>
             </w:r>
@@ -1671,9 +1895,10 @@
         </w:tc>
         <w:tc>
           <w:tcPr>
-            <w:tcW w:type="dxa" w:w="1586"/>
+            <w:tcW w:type="dxa" w:w="1440"/>
           </w:tcPr>
           <w:p>
+            <w:r/>
             <w:r>
               <w:t>POST</w:t>
             </w:r>
@@ -1681,9 +1906,10 @@
         </w:tc>
         <w:tc>
           <w:tcPr>
-            <w:tcW w:type="dxa" w:w="1586"/>
+            <w:tcW w:type="dxa" w:w="1440"/>
           </w:tcPr>
           <w:p>
+            <w:r/>
             <w:r>
               <w:t>/api/auth/login</w:t>
             </w:r>
@@ -1691,9 +1917,10 @@
         </w:tc>
         <w:tc>
           <w:tcPr>
-            <w:tcW w:type="dxa" w:w="1586"/>
+            <w:tcW w:type="dxa" w:w="1440"/>
           </w:tcPr>
           <w:p>
+            <w:r/>
             <w:r>
               <w:t>Σύνδεση χρήστη και έκδοση JWT.</w:t>
             </w:r>
@@ -1701,9 +1928,10 @@
         </w:tc>
         <w:tc>
           <w:tcPr>
-            <w:tcW w:type="dxa" w:w="1586"/>
+            <w:tcW w:type="dxa" w:w="1440"/>
           </w:tcPr>
           <w:p>
+            <w:r/>
             <w:r>
               <w:t>Όχι</w:t>
             </w:r>
@@ -1711,9 +1939,10 @@
         </w:tc>
         <w:tc>
           <w:tcPr>
-            <w:tcW w:type="dxa" w:w="1586"/>
+            <w:tcW w:type="dxa" w:w="1440"/>
           </w:tcPr>
           <w:p>
+            <w:r/>
             <w:r>
               <w:t>Επιστρέφει token και user object.</w:t>
             </w:r>
@@ -1723,9 +1952,10 @@
       <w:tr>
         <w:tc>
           <w:tcPr>
-            <w:tcW w:type="dxa" w:w="1586"/>
+            <w:tcW w:type="dxa" w:w="1440"/>
           </w:tcPr>
           <w:p>
+            <w:r/>
             <w:r>
               <w:t>Auth</w:t>
             </w:r>
@@ -1733,9 +1963,10 @@
         </w:tc>
         <w:tc>
           <w:tcPr>
-            <w:tcW w:type="dxa" w:w="1586"/>
+            <w:tcW w:type="dxa" w:w="1440"/>
           </w:tcPr>
           <w:p>
+            <w:r/>
             <w:r>
               <w:t>GET</w:t>
             </w:r>
@@ -1743,9 +1974,10 @@
         </w:tc>
         <w:tc>
           <w:tcPr>
-            <w:tcW w:type="dxa" w:w="1586"/>
+            <w:tcW w:type="dxa" w:w="1440"/>
           </w:tcPr>
           <w:p>
+            <w:r/>
             <w:r>
               <w:t>/api/auth/me</w:t>
             </w:r>
@@ -1753,9 +1985,10 @@
         </w:tc>
         <w:tc>
           <w:tcPr>
-            <w:tcW w:type="dxa" w:w="1586"/>
+            <w:tcW w:type="dxa" w:w="1440"/>
           </w:tcPr>
           <w:p>
+            <w:r/>
             <w:r>
               <w:t>Ανάκτηση τρέχοντος χρήστη.</w:t>
             </w:r>
@@ -1763,9 +1996,10 @@
         </w:tc>
         <w:tc>
           <w:tcPr>
-            <w:tcW w:type="dxa" w:w="1586"/>
+            <w:tcW w:type="dxa" w:w="1440"/>
           </w:tcPr>
           <w:p>
+            <w:r/>
             <w:r>
               <w:t>Ναι</w:t>
             </w:r>
@@ -1773,9 +2007,10 @@
         </w:tc>
         <w:tc>
           <w:tcPr>
-            <w:tcW w:type="dxa" w:w="1586"/>
+            <w:tcW w:type="dxa" w:w="1440"/>
           </w:tcPr>
           <w:p>
+            <w:r/>
             <w:r>
               <w:t>Χρησιμοποιείται στο bootstrap.</w:t>
             </w:r>
@@ -1785,9 +2020,10 @@
       <w:tr>
         <w:tc>
           <w:tcPr>
-            <w:tcW w:type="dxa" w:w="1586"/>
+            <w:tcW w:type="dxa" w:w="1440"/>
           </w:tcPr>
           <w:p>
+            <w:r/>
             <w:r>
               <w:t>Auth</w:t>
             </w:r>
@@ -1795,9 +2031,10 @@
         </w:tc>
         <w:tc>
           <w:tcPr>
-            <w:tcW w:type="dxa" w:w="1586"/>
+            <w:tcW w:type="dxa" w:w="1440"/>
           </w:tcPr>
           <w:p>
+            <w:r/>
             <w:r>
               <w:t>PUT</w:t>
             </w:r>
@@ -1805,9 +2042,10 @@
         </w:tc>
         <w:tc>
           <w:tcPr>
-            <w:tcW w:type="dxa" w:w="1586"/>
+            <w:tcW w:type="dxa" w:w="1440"/>
           </w:tcPr>
           <w:p>
+            <w:r/>
             <w:r>
               <w:t>/api/auth/profile</w:t>
             </w:r>
@@ -1815,9 +2053,10 @@
         </w:tc>
         <w:tc>
           <w:tcPr>
-            <w:tcW w:type="dxa" w:w="1586"/>
+            <w:tcW w:type="dxa" w:w="1440"/>
           </w:tcPr>
           <w:p>
+            <w:r/>
             <w:r>
               <w:t>Ενημέρωση email/display_name.</w:t>
             </w:r>
@@ -1825,9 +2064,10 @@
         </w:tc>
         <w:tc>
           <w:tcPr>
-            <w:tcW w:type="dxa" w:w="1586"/>
+            <w:tcW w:type="dxa" w:w="1440"/>
           </w:tcPr>
           <w:p>
+            <w:r/>
             <w:r>
               <w:t>Ναι</w:t>
             </w:r>
@@ -1835,9 +2075,10 @@
         </w:tc>
         <w:tc>
           <w:tcPr>
-            <w:tcW w:type="dxa" w:w="1586"/>
+            <w:tcW w:type="dxa" w:w="1440"/>
           </w:tcPr>
           <w:p>
+            <w:r/>
             <w:r>
               <w:t>Επιστρέφει νέο token.</w:t>
             </w:r>
@@ -1847,9 +2088,10 @@
       <w:tr>
         <w:tc>
           <w:tcPr>
-            <w:tcW w:type="dxa" w:w="1586"/>
+            <w:tcW w:type="dxa" w:w="1440"/>
           </w:tcPr>
           <w:p>
+            <w:r/>
             <w:r>
               <w:t>Auth</w:t>
             </w:r>
@@ -1857,9 +2099,10 @@
         </w:tc>
         <w:tc>
           <w:tcPr>
-            <w:tcW w:type="dxa" w:w="1586"/>
+            <w:tcW w:type="dxa" w:w="1440"/>
           </w:tcPr>
           <w:p>
+            <w:r/>
             <w:r>
               <w:t>PUT</w:t>
             </w:r>
@@ -1867,9 +2110,10 @@
         </w:tc>
         <w:tc>
           <w:tcPr>
-            <w:tcW w:type="dxa" w:w="1586"/>
+            <w:tcW w:type="dxa" w:w="1440"/>
           </w:tcPr>
           <w:p>
+            <w:r/>
             <w:r>
               <w:t>/api/auth/password</w:t>
             </w:r>
@@ -1877,9 +2121,10 @@
         </w:tc>
         <w:tc>
           <w:tcPr>
-            <w:tcW w:type="dxa" w:w="1586"/>
+            <w:tcW w:type="dxa" w:w="1440"/>
           </w:tcPr>
           <w:p>
+            <w:r/>
             <w:r>
               <w:t>Αλλαγή κωδικού.</w:t>
             </w:r>
@@ -1887,9 +2132,10 @@
         </w:tc>
         <w:tc>
           <w:tcPr>
-            <w:tcW w:type="dxa" w:w="1586"/>
+            <w:tcW w:type="dxa" w:w="1440"/>
           </w:tcPr>
           <w:p>
+            <w:r/>
             <w:r>
               <w:t>Ναι</w:t>
             </w:r>
@@ -1897,9 +2143,10 @@
         </w:tc>
         <w:tc>
           <w:tcPr>
-            <w:tcW w:type="dxa" w:w="1586"/>
+            <w:tcW w:type="dxa" w:w="1440"/>
           </w:tcPr>
           <w:p>
+            <w:r/>
             <w:r>
               <w:t>Ελέγχει current_password.</w:t>
             </w:r>
@@ -1909,9 +2156,10 @@
       <w:tr>
         <w:tc>
           <w:tcPr>
-            <w:tcW w:type="dxa" w:w="1586"/>
+            <w:tcW w:type="dxa" w:w="1440"/>
           </w:tcPr>
           <w:p>
+            <w:r/>
             <w:r>
               <w:t>Settings</w:t>
             </w:r>
@@ -1919,9 +2167,10 @@
         </w:tc>
         <w:tc>
           <w:tcPr>
-            <w:tcW w:type="dxa" w:w="1586"/>
+            <w:tcW w:type="dxa" w:w="1440"/>
           </w:tcPr>
           <w:p>
+            <w:r/>
             <w:r>
               <w:t>GET</w:t>
             </w:r>
@@ -1929,9 +2178,10 @@
         </w:tc>
         <w:tc>
           <w:tcPr>
-            <w:tcW w:type="dxa" w:w="1586"/>
+            <w:tcW w:type="dxa" w:w="1440"/>
           </w:tcPr>
           <w:p>
+            <w:r/>
             <w:r>
               <w:t>/api/settings</w:t>
             </w:r>
@@ -1939,9 +2189,10 @@
         </w:tc>
         <w:tc>
           <w:tcPr>
-            <w:tcW w:type="dxa" w:w="1586"/>
+            <w:tcW w:type="dxa" w:w="1440"/>
           </w:tcPr>
           <w:p>
+            <w:r/>
             <w:r>
               <w:t>Ανάκτηση ρυθμίσεων.</w:t>
             </w:r>
@@ -1949,9 +2200,10 @@
         </w:tc>
         <w:tc>
           <w:tcPr>
-            <w:tcW w:type="dxa" w:w="1586"/>
+            <w:tcW w:type="dxa" w:w="1440"/>
           </w:tcPr>
           <w:p>
+            <w:r/>
             <w:r>
               <w:t>Ναι</w:t>
             </w:r>
@@ -1959,9 +2211,10 @@
         </w:tc>
         <w:tc>
           <w:tcPr>
-            <w:tcW w:type="dxa" w:w="1586"/>
+            <w:tcW w:type="dxa" w:w="1440"/>
           </w:tcPr>
           <w:p>
+            <w:r/>
             <w:r>
               <w:t>Συνδυάζει user_settings και users.</w:t>
             </w:r>
@@ -1971,9 +2224,10 @@
       <w:tr>
         <w:tc>
           <w:tcPr>
-            <w:tcW w:type="dxa" w:w="1586"/>
+            <w:tcW w:type="dxa" w:w="1440"/>
           </w:tcPr>
           <w:p>
+            <w:r/>
             <w:r>
               <w:t>Settings</w:t>
             </w:r>
@@ -1981,9 +2235,10 @@
         </w:tc>
         <w:tc>
           <w:tcPr>
-            <w:tcW w:type="dxa" w:w="1586"/>
+            <w:tcW w:type="dxa" w:w="1440"/>
           </w:tcPr>
           <w:p>
+            <w:r/>
             <w:r>
               <w:t>PUT</w:t>
             </w:r>
@@ -1991,9 +2246,10 @@
         </w:tc>
         <w:tc>
           <w:tcPr>
-            <w:tcW w:type="dxa" w:w="1586"/>
+            <w:tcW w:type="dxa" w:w="1440"/>
           </w:tcPr>
           <w:p>
+            <w:r/>
             <w:r>
               <w:t>/api/settings</w:t>
             </w:r>
@@ -2001,9 +2257,10 @@
         </w:tc>
         <w:tc>
           <w:tcPr>
-            <w:tcW w:type="dxa" w:w="1586"/>
+            <w:tcW w:type="dxa" w:w="1440"/>
           </w:tcPr>
           <w:p>
+            <w:r/>
             <w:r>
               <w:t>Ενημέρωση ρυθμίσεων.</w:t>
             </w:r>
@@ -2011,9 +2268,10 @@
         </w:tc>
         <w:tc>
           <w:tcPr>
-            <w:tcW w:type="dxa" w:w="1586"/>
+            <w:tcW w:type="dxa" w:w="1440"/>
           </w:tcPr>
           <w:p>
+            <w:r/>
             <w:r>
               <w:t>Ναι</w:t>
             </w:r>
@@ -2021,9 +2279,10 @@
         </w:tc>
         <w:tc>
           <w:tcPr>
-            <w:tcW w:type="dxa" w:w="1586"/>
+            <w:tcW w:type="dxa" w:w="1440"/>
           </w:tcPr>
           <w:p>
+            <w:r/>
             <w:r>
               <w:t>Theme, language, notifications, default view, week start, time format.</w:t>
             </w:r>
@@ -2033,9 +2292,78 @@
       <w:tr>
         <w:tc>
           <w:tcPr>
-            <w:tcW w:type="dxa" w:w="1586"/>
+            <w:tcW w:type="dxa" w:w="1440"/>
           </w:tcPr>
           <w:p>
+            <w:r/>
+            <w:r>
+              <w:t>AI</w:t>
+            </w:r>
+          </w:p>
+        </w:tc>
+        <w:tc>
+          <w:tcPr>
+            <w:tcW w:type="dxa" w:w="1440"/>
+          </w:tcPr>
+          <w:p>
+            <w:r/>
+            <w:r>
+              <w:t>POST</w:t>
+            </w:r>
+          </w:p>
+        </w:tc>
+        <w:tc>
+          <w:tcPr>
+            <w:tcW w:type="dxa" w:w="1440"/>
+          </w:tcPr>
+          <w:p>
+            <w:r/>
+            <w:r>
+              <w:t>/api/ai/suggestions</w:t>
+            </w:r>
+          </w:p>
+        </w:tc>
+        <w:tc>
+          <w:tcPr>
+            <w:tcW w:type="dxa" w:w="1440"/>
+          </w:tcPr>
+          <w:p>
+            <w:r/>
+            <w:r>
+              <w:t>Παραγωγή προτεινόμενων εργασιών και συνηθειών.</w:t>
+            </w:r>
+          </w:p>
+        </w:tc>
+        <w:tc>
+          <w:tcPr>
+            <w:tcW w:type="dxa" w:w="1440"/>
+          </w:tcPr>
+          <w:p>
+            <w:r/>
+            <w:r>
+              <w:t>Ναι</w:t>
+            </w:r>
+          </w:p>
+        </w:tc>
+        <w:tc>
+          <w:tcPr>
+            <w:tcW w:type="dxa" w:w="1440"/>
+          </w:tcPr>
+          <w:p>
+            <w:r/>
+            <w:r>
+              <w:t>Προαιρετικό Gemini integration, έως 5 tasks και 5 habits, χωρίς αυτόματη εισαγωγή.</w:t>
+            </w:r>
+          </w:p>
+        </w:tc>
+      </w:tr>
+      <w:tr>
+        <w:tc>
+          <w:tcPr>
+            <w:tcW w:type="dxa" w:w="1440"/>
+          </w:tcPr>
+          <w:p>
+            <w:r/>
             <w:r>
               <w:t>Tasks</w:t>
             </w:r>
@@ -2043,9 +2371,10 @@
         </w:tc>
         <w:tc>
           <w:tcPr>
-            <w:tcW w:type="dxa" w:w="1586"/>
+            <w:tcW w:type="dxa" w:w="1440"/>
           </w:tcPr>
           <w:p>
+            <w:r/>
             <w:r>
               <w:t>GET</w:t>
             </w:r>
@@ -2053,9 +2382,10 @@
         </w:tc>
         <w:tc>
           <w:tcPr>
-            <w:tcW w:type="dxa" w:w="1586"/>
+            <w:tcW w:type="dxa" w:w="1440"/>
           </w:tcPr>
           <w:p>
+            <w:r/>
             <w:r>
               <w:t>/api/tasks</w:t>
             </w:r>
@@ -2063,9 +2393,10 @@
         </w:tc>
         <w:tc>
           <w:tcPr>
-            <w:tcW w:type="dxa" w:w="1586"/>
+            <w:tcW w:type="dxa" w:w="1440"/>
           </w:tcPr>
           <w:p>
+            <w:r/>
             <w:r>
               <w:t>Λίστα εργασιών.</w:t>
             </w:r>
@@ -2073,9 +2404,10 @@
         </w:tc>
         <w:tc>
           <w:tcPr>
-            <w:tcW w:type="dxa" w:w="1586"/>
+            <w:tcW w:type="dxa" w:w="1440"/>
           </w:tcPr>
           <w:p>
+            <w:r/>
             <w:r>
               <w:t>Ναι</w:t>
             </w:r>
@@ -2083,9 +2415,10 @@
         </w:tc>
         <w:tc>
           <w:tcPr>
-            <w:tcW w:type="dxa" w:w="1586"/>
+            <w:tcW w:type="dxa" w:w="1440"/>
           </w:tcPr>
           <w:p>
+            <w:r/>
             <w:r>
               <w:t>Υποστηρίζει status, date, from, to.</w:t>
             </w:r>
@@ -2095,9 +2428,10 @@
       <w:tr>
         <w:tc>
           <w:tcPr>
-            <w:tcW w:type="dxa" w:w="1586"/>
+            <w:tcW w:type="dxa" w:w="1440"/>
           </w:tcPr>
           <w:p>
+            <w:r/>
             <w:r>
               <w:t>Tasks</w:t>
             </w:r>
@@ -2105,9 +2439,10 @@
         </w:tc>
         <w:tc>
           <w:tcPr>
-            <w:tcW w:type="dxa" w:w="1586"/>
+            <w:tcW w:type="dxa" w:w="1440"/>
           </w:tcPr>
           <w:p>
+            <w:r/>
             <w:r>
               <w:t>GET</w:t>
             </w:r>
@@ -2115,9 +2450,10 @@
         </w:tc>
         <w:tc>
           <w:tcPr>
-            <w:tcW w:type="dxa" w:w="1586"/>
+            <w:tcW w:type="dxa" w:w="1440"/>
           </w:tcPr>
           <w:p>
+            <w:r/>
             <w:r>
               <w:t>/api/tasks/:id</w:t>
             </w:r>
@@ -2125,9 +2461,10 @@
         </w:tc>
         <w:tc>
           <w:tcPr>
-            <w:tcW w:type="dxa" w:w="1586"/>
+            <w:tcW w:type="dxa" w:w="1440"/>
           </w:tcPr>
           <w:p>
+            <w:r/>
             <w:r>
               <w:t>Ανάκτηση εργασίας.</w:t>
             </w:r>
@@ -2135,9 +2472,10 @@
         </w:tc>
         <w:tc>
           <w:tcPr>
-            <w:tcW w:type="dxa" w:w="1586"/>
+            <w:tcW w:type="dxa" w:w="1440"/>
           </w:tcPr>
           <w:p>
+            <w:r/>
             <w:r>
               <w:t>Ναι</w:t>
             </w:r>
@@ -2145,9 +2483,10 @@
         </w:tc>
         <w:tc>
           <w:tcPr>
-            <w:tcW w:type="dxa" w:w="1586"/>
+            <w:tcW w:type="dxa" w:w="1440"/>
           </w:tcPr>
           <w:p>
+            <w:r/>
             <w:r>
               <w:t>Ελέγχεται ownership.</w:t>
             </w:r>
@@ -2157,9 +2496,10 @@
       <w:tr>
         <w:tc>
           <w:tcPr>
-            <w:tcW w:type="dxa" w:w="1586"/>
+            <w:tcW w:type="dxa" w:w="1440"/>
           </w:tcPr>
           <w:p>
+            <w:r/>
             <w:r>
               <w:t>Tasks</w:t>
             </w:r>
@@ -2167,9 +2507,10 @@
         </w:tc>
         <w:tc>
           <w:tcPr>
-            <w:tcW w:type="dxa" w:w="1586"/>
+            <w:tcW w:type="dxa" w:w="1440"/>
           </w:tcPr>
           <w:p>
+            <w:r/>
             <w:r>
               <w:t>POST</w:t>
             </w:r>
@@ -2177,9 +2518,10 @@
         </w:tc>
         <w:tc>
           <w:tcPr>
-            <w:tcW w:type="dxa" w:w="1586"/>
+            <w:tcW w:type="dxa" w:w="1440"/>
           </w:tcPr>
           <w:p>
+            <w:r/>
             <w:r>
               <w:t>/api/tasks</w:t>
             </w:r>
@@ -2187,9 +2529,10 @@
         </w:tc>
         <w:tc>
           <w:tcPr>
-            <w:tcW w:type="dxa" w:w="1586"/>
+            <w:tcW w:type="dxa" w:w="1440"/>
           </w:tcPr>
           <w:p>
+            <w:r/>
             <w:r>
               <w:t>Δημιουργία εργασίας.</w:t>
             </w:r>
@@ -2197,9 +2540,10 @@
         </w:tc>
         <w:tc>
           <w:tcPr>
-            <w:tcW w:type="dxa" w:w="1586"/>
+            <w:tcW w:type="dxa" w:w="1440"/>
           </w:tcPr>
           <w:p>
+            <w:r/>
             <w:r>
               <w:t>Ναι</w:t>
             </w:r>
@@ -2207,9 +2551,10 @@
         </w:tc>
         <w:tc>
           <w:tcPr>
-            <w:tcW w:type="dxa" w:w="1586"/>
+            <w:tcW w:type="dxa" w:w="1440"/>
           </w:tcPr>
           <w:p>
+            <w:r/>
             <w:r>
               <w:t>Δημιουργεί reminder records όταν χρειάζεται.</w:t>
             </w:r>
@@ -2219,9 +2564,10 @@
       <w:tr>
         <w:tc>
           <w:tcPr>
-            <w:tcW w:type="dxa" w:w="1586"/>
+            <w:tcW w:type="dxa" w:w="1440"/>
           </w:tcPr>
           <w:p>
+            <w:r/>
             <w:r>
               <w:t>Tasks</w:t>
             </w:r>
@@ -2229,9 +2575,10 @@
         </w:tc>
         <w:tc>
           <w:tcPr>
-            <w:tcW w:type="dxa" w:w="1586"/>
+            <w:tcW w:type="dxa" w:w="1440"/>
           </w:tcPr>
           <w:p>
+            <w:r/>
             <w:r>
               <w:t>PUT</w:t>
             </w:r>
@@ -2239,9 +2586,10 @@
         </w:tc>
         <w:tc>
           <w:tcPr>
-            <w:tcW w:type="dxa" w:w="1586"/>
+            <w:tcW w:type="dxa" w:w="1440"/>
           </w:tcPr>
           <w:p>
+            <w:r/>
             <w:r>
               <w:t>/api/tasks/:id</w:t>
             </w:r>
@@ -2249,9 +2597,10 @@
         </w:tc>
         <w:tc>
           <w:tcPr>
-            <w:tcW w:type="dxa" w:w="1586"/>
+            <w:tcW w:type="dxa" w:w="1440"/>
           </w:tcPr>
           <w:p>
+            <w:r/>
             <w:r>
               <w:t>Ενημέρωση εργασίας.</w:t>
             </w:r>
@@ -2259,9 +2608,10 @@
         </w:tc>
         <w:tc>
           <w:tcPr>
-            <w:tcW w:type="dxa" w:w="1586"/>
+            <w:tcW w:type="dxa" w:w="1440"/>
           </w:tcPr>
           <w:p>
+            <w:r/>
             <w:r>
               <w:t>Ναι</w:t>
             </w:r>
@@ -2269,9 +2619,10 @@
         </w:tc>
         <w:tc>
           <w:tcPr>
-            <w:tcW w:type="dxa" w:w="1586"/>
+            <w:tcW w:type="dxa" w:w="1440"/>
           </w:tcPr>
           <w:p>
+            <w:r/>
             <w:r>
               <w:t>Ακυρώνει παλιές ειδοποιήσεις και δημιουργεί νέες.</w:t>
             </w:r>
@@ -2281,9 +2632,10 @@
       <w:tr>
         <w:tc>
           <w:tcPr>
-            <w:tcW w:type="dxa" w:w="1586"/>
+            <w:tcW w:type="dxa" w:w="1440"/>
           </w:tcPr>
           <w:p>
+            <w:r/>
             <w:r>
               <w:t>Tasks</w:t>
             </w:r>
@@ -2291,9 +2643,10 @@
         </w:tc>
         <w:tc>
           <w:tcPr>
-            <w:tcW w:type="dxa" w:w="1586"/>
+            <w:tcW w:type="dxa" w:w="1440"/>
           </w:tcPr>
           <w:p>
+            <w:r/>
             <w:r>
               <w:t>PATCH</w:t>
             </w:r>
@@ -2301,9 +2654,10 @@
         </w:tc>
         <w:tc>
           <w:tcPr>
-            <w:tcW w:type="dxa" w:w="1586"/>
+            <w:tcW w:type="dxa" w:w="1440"/>
           </w:tcPr>
           <w:p>
+            <w:r/>
             <w:r>
               <w:t>/api/tasks/:id/complete</w:t>
             </w:r>
@@ -2311,9 +2665,10 @@
         </w:tc>
         <w:tc>
           <w:tcPr>
-            <w:tcW w:type="dxa" w:w="1586"/>
+            <w:tcW w:type="dxa" w:w="1440"/>
           </w:tcPr>
           <w:p>
+            <w:r/>
             <w:r>
               <w:t>Ολοκλήρωση εργασίας.</w:t>
             </w:r>
@@ -2321,9 +2676,10 @@
         </w:tc>
         <w:tc>
           <w:tcPr>
-            <w:tcW w:type="dxa" w:w="1586"/>
+            <w:tcW w:type="dxa" w:w="1440"/>
           </w:tcPr>
           <w:p>
+            <w:r/>
             <w:r>
               <w:t>Ναι</w:t>
             </w:r>
@@ -2331,9 +2687,10 @@
         </w:tc>
         <w:tc>
           <w:tcPr>
-            <w:tcW w:type="dxa" w:w="1586"/>
+            <w:tcW w:type="dxa" w:w="1440"/>
           </w:tcPr>
           <w:p>
+            <w:r/>
             <w:r>
               <w:t>Ακυρώνει future related notifications.</w:t>
             </w:r>
@@ -2343,9 +2700,10 @@
       <w:tr>
         <w:tc>
           <w:tcPr>
-            <w:tcW w:type="dxa" w:w="1586"/>
+            <w:tcW w:type="dxa" w:w="1440"/>
           </w:tcPr>
           <w:p>
+            <w:r/>
             <w:r>
               <w:t>Tasks</w:t>
             </w:r>
@@ -2353,9 +2711,10 @@
         </w:tc>
         <w:tc>
           <w:tcPr>
-            <w:tcW w:type="dxa" w:w="1586"/>
+            <w:tcW w:type="dxa" w:w="1440"/>
           </w:tcPr>
           <w:p>
+            <w:r/>
             <w:r>
               <w:t>PATCH</w:t>
             </w:r>
@@ -2363,9 +2722,10 @@
         </w:tc>
         <w:tc>
           <w:tcPr>
-            <w:tcW w:type="dxa" w:w="1586"/>
+            <w:tcW w:type="dxa" w:w="1440"/>
           </w:tcPr>
           <w:p>
+            <w:r/>
             <w:r>
               <w:t>/api/tasks/:id/cancel</w:t>
             </w:r>
@@ -2373,9 +2733,10 @@
         </w:tc>
         <w:tc>
           <w:tcPr>
-            <w:tcW w:type="dxa" w:w="1586"/>
+            <w:tcW w:type="dxa" w:w="1440"/>
           </w:tcPr>
           <w:p>
+            <w:r/>
             <w:r>
               <w:t>Ακύρωση εργασίας.</w:t>
             </w:r>
@@ -2383,9 +2744,10 @@
         </w:tc>
         <w:tc>
           <w:tcPr>
-            <w:tcW w:type="dxa" w:w="1586"/>
+            <w:tcW w:type="dxa" w:w="1440"/>
           </w:tcPr>
           <w:p>
+            <w:r/>
             <w:r>
               <w:t>Ναι</w:t>
             </w:r>
@@ -2393,9 +2755,10 @@
         </w:tc>
         <w:tc>
           <w:tcPr>
-            <w:tcW w:type="dxa" w:w="1586"/>
+            <w:tcW w:type="dxa" w:w="1440"/>
           </w:tcPr>
           <w:p>
+            <w:r/>
             <w:r>
               <w:t>Ορίζει status cancelled.</w:t>
             </w:r>
@@ -2405,9 +2768,10 @@
       <w:tr>
         <w:tc>
           <w:tcPr>
-            <w:tcW w:type="dxa" w:w="1586"/>
+            <w:tcW w:type="dxa" w:w="1440"/>
           </w:tcPr>
           <w:p>
+            <w:r/>
             <w:r>
               <w:t>Tasks</w:t>
             </w:r>
@@ -2415,9 +2779,10 @@
         </w:tc>
         <w:tc>
           <w:tcPr>
-            <w:tcW w:type="dxa" w:w="1586"/>
+            <w:tcW w:type="dxa" w:w="1440"/>
           </w:tcPr>
           <w:p>
+            <w:r/>
             <w:r>
               <w:t>DELETE</w:t>
             </w:r>
@@ -2425,9 +2790,10 @@
         </w:tc>
         <w:tc>
           <w:tcPr>
-            <w:tcW w:type="dxa" w:w="1586"/>
+            <w:tcW w:type="dxa" w:w="1440"/>
           </w:tcPr>
           <w:p>
+            <w:r/>
             <w:r>
               <w:t>/api/tasks/:id</w:t>
             </w:r>
@@ -2435,9 +2801,10 @@
         </w:tc>
         <w:tc>
           <w:tcPr>
-            <w:tcW w:type="dxa" w:w="1586"/>
+            <w:tcW w:type="dxa" w:w="1440"/>
           </w:tcPr>
           <w:p>
+            <w:r/>
             <w:r>
               <w:t>Διαγραφή εργασίας.</w:t>
             </w:r>
@@ -2445,9 +2812,10 @@
         </w:tc>
         <w:tc>
           <w:tcPr>
-            <w:tcW w:type="dxa" w:w="1586"/>
+            <w:tcW w:type="dxa" w:w="1440"/>
           </w:tcPr>
           <w:p>
+            <w:r/>
             <w:r>
               <w:t>Ναι</w:t>
             </w:r>
@@ -2455,9 +2823,10 @@
         </w:tc>
         <w:tc>
           <w:tcPr>
-            <w:tcW w:type="dxa" w:w="1586"/>
+            <w:tcW w:type="dxa" w:w="1440"/>
           </w:tcPr>
           <w:p>
+            <w:r/>
             <w:r>
               <w:t>Ακυρώνει related notifications.</w:t>
             </w:r>
@@ -2467,9 +2836,10 @@
       <w:tr>
         <w:tc>
           <w:tcPr>
-            <w:tcW w:type="dxa" w:w="1586"/>
+            <w:tcW w:type="dxa" w:w="1440"/>
           </w:tcPr>
           <w:p>
+            <w:r/>
             <w:r>
               <w:t>Habits</w:t>
             </w:r>
@@ -2477,9 +2847,10 @@
         </w:tc>
         <w:tc>
           <w:tcPr>
-            <w:tcW w:type="dxa" w:w="1586"/>
+            <w:tcW w:type="dxa" w:w="1440"/>
           </w:tcPr>
           <w:p>
+            <w:r/>
             <w:r>
               <w:t>GET</w:t>
             </w:r>
@@ -2487,9 +2858,10 @@
         </w:tc>
         <w:tc>
           <w:tcPr>
-            <w:tcW w:type="dxa" w:w="1586"/>
+            <w:tcW w:type="dxa" w:w="1440"/>
           </w:tcPr>
           <w:p>
+            <w:r/>
             <w:r>
               <w:t>/api/habits</w:t>
             </w:r>
@@ -2497,9 +2869,10 @@
         </w:tc>
         <w:tc>
           <w:tcPr>
-            <w:tcW w:type="dxa" w:w="1586"/>
+            <w:tcW w:type="dxa" w:w="1440"/>
           </w:tcPr>
           <w:p>
+            <w:r/>
             <w:r>
               <w:t>Λίστα συνηθειών.</w:t>
             </w:r>
@@ -2507,9 +2880,10 @@
         </w:tc>
         <w:tc>
           <w:tcPr>
-            <w:tcW w:type="dxa" w:w="1586"/>
+            <w:tcW w:type="dxa" w:w="1440"/>
           </w:tcPr>
           <w:p>
+            <w:r/>
             <w:r>
               <w:t>Ναι</w:t>
             </w:r>
@@ -2517,9 +2891,10 @@
         </w:tc>
         <w:tc>
           <w:tcPr>
-            <w:tcW w:type="dxa" w:w="1586"/>
+            <w:tcW w:type="dxa" w:w="1440"/>
           </w:tcPr>
           <w:p>
+            <w:r/>
             <w:r>
               <w:t>Επιστρέφει active rule.</w:t>
             </w:r>
@@ -2529,9 +2904,10 @@
       <w:tr>
         <w:tc>
           <w:tcPr>
-            <w:tcW w:type="dxa" w:w="1586"/>
+            <w:tcW w:type="dxa" w:w="1440"/>
           </w:tcPr>
           <w:p>
+            <w:r/>
             <w:r>
               <w:t>Habits</w:t>
             </w:r>
@@ -2539,9 +2915,10 @@
         </w:tc>
         <w:tc>
           <w:tcPr>
-            <w:tcW w:type="dxa" w:w="1586"/>
+            <w:tcW w:type="dxa" w:w="1440"/>
           </w:tcPr>
           <w:p>
+            <w:r/>
             <w:r>
               <w:t>GET</w:t>
             </w:r>
@@ -2549,9 +2926,10 @@
         </w:tc>
         <w:tc>
           <w:tcPr>
-            <w:tcW w:type="dxa" w:w="1586"/>
+            <w:tcW w:type="dxa" w:w="1440"/>
           </w:tcPr>
           <w:p>
+            <w:r/>
             <w:r>
               <w:t>/api/habits/:id</w:t>
             </w:r>
@@ -2559,9 +2937,10 @@
         </w:tc>
         <w:tc>
           <w:tcPr>
-            <w:tcW w:type="dxa" w:w="1586"/>
+            <w:tcW w:type="dxa" w:w="1440"/>
           </w:tcPr>
           <w:p>
+            <w:r/>
             <w:r>
               <w:t>Ανάκτηση συνήθειας.</w:t>
             </w:r>
@@ -2569,9 +2948,10 @@
         </w:tc>
         <w:tc>
           <w:tcPr>
-            <w:tcW w:type="dxa" w:w="1586"/>
+            <w:tcW w:type="dxa" w:w="1440"/>
           </w:tcPr>
           <w:p>
+            <w:r/>
             <w:r>
               <w:t>Ναι</w:t>
             </w:r>
@@ -2579,9 +2959,10 @@
         </w:tc>
         <w:tc>
           <w:tcPr>
-            <w:tcW w:type="dxa" w:w="1586"/>
+            <w:tcW w:type="dxa" w:w="1440"/>
           </w:tcPr>
           <w:p>
+            <w:r/>
             <w:r>
               <w:t>Περιλαμβάνει rule/days.</w:t>
             </w:r>
@@ -2591,9 +2972,10 @@
       <w:tr>
         <w:tc>
           <w:tcPr>
-            <w:tcW w:type="dxa" w:w="1586"/>
+            <w:tcW w:type="dxa" w:w="1440"/>
           </w:tcPr>
           <w:p>
+            <w:r/>
             <w:r>
               <w:t>Habits</w:t>
             </w:r>
@@ -2601,9 +2983,10 @@
         </w:tc>
         <w:tc>
           <w:tcPr>
-            <w:tcW w:type="dxa" w:w="1586"/>
+            <w:tcW w:type="dxa" w:w="1440"/>
           </w:tcPr>
           <w:p>
+            <w:r/>
             <w:r>
               <w:t>POST</w:t>
             </w:r>
@@ -2611,9 +2994,10 @@
         </w:tc>
         <w:tc>
           <w:tcPr>
-            <w:tcW w:type="dxa" w:w="1586"/>
+            <w:tcW w:type="dxa" w:w="1440"/>
           </w:tcPr>
           <w:p>
+            <w:r/>
             <w:r>
               <w:t>/api/habits</w:t>
             </w:r>
@@ -2621,9 +3005,10 @@
         </w:tc>
         <w:tc>
           <w:tcPr>
-            <w:tcW w:type="dxa" w:w="1586"/>
+            <w:tcW w:type="dxa" w:w="1440"/>
           </w:tcPr>
           <w:p>
+            <w:r/>
             <w:r>
               <w:t>Δημιουργία συνήθειας.</w:t>
             </w:r>
@@ -2631,9 +3016,10 @@
         </w:tc>
         <w:tc>
           <w:tcPr>
-            <w:tcW w:type="dxa" w:w="1586"/>
+            <w:tcW w:type="dxa" w:w="1440"/>
           </w:tcPr>
           <w:p>
+            <w:r/>
             <w:r>
               <w:t>Ναι</w:t>
             </w:r>
@@ -2641,9 +3027,10 @@
         </w:tc>
         <w:tc>
           <w:tcPr>
-            <w:tcW w:type="dxa" w:w="1586"/>
+            <w:tcW w:type="dxa" w:w="1440"/>
           </w:tcPr>
           <w:p>
+            <w:r/>
             <w:r>
               <w:t>Δημιουργεί habit και habit_rule.</w:t>
             </w:r>
@@ -2653,9 +3040,10 @@
       <w:tr>
         <w:tc>
           <w:tcPr>
-            <w:tcW w:type="dxa" w:w="1586"/>
+            <w:tcW w:type="dxa" w:w="1440"/>
           </w:tcPr>
           <w:p>
+            <w:r/>
             <w:r>
               <w:t>Habits</w:t>
             </w:r>
@@ -2663,9 +3051,10 @@
         </w:tc>
         <w:tc>
           <w:tcPr>
-            <w:tcW w:type="dxa" w:w="1586"/>
+            <w:tcW w:type="dxa" w:w="1440"/>
           </w:tcPr>
           <w:p>
+            <w:r/>
             <w:r>
               <w:t>PUT</w:t>
             </w:r>
@@ -2673,9 +3062,10 @@
         </w:tc>
         <w:tc>
           <w:tcPr>
-            <w:tcW w:type="dxa" w:w="1586"/>
+            <w:tcW w:type="dxa" w:w="1440"/>
           </w:tcPr>
           <w:p>
+            <w:r/>
             <w:r>
               <w:t>/api/habits/:id</w:t>
             </w:r>
@@ -2683,9 +3073,10 @@
         </w:tc>
         <w:tc>
           <w:tcPr>
-            <w:tcW w:type="dxa" w:w="1586"/>
+            <w:tcW w:type="dxa" w:w="1440"/>
           </w:tcPr>
           <w:p>
+            <w:r/>
             <w:r>
               <w:t>Ενημέρωση συνήθειας.</w:t>
             </w:r>
@@ -2693,9 +3084,10 @@
         </w:tc>
         <w:tc>
           <w:tcPr>
-            <w:tcW w:type="dxa" w:w="1586"/>
+            <w:tcW w:type="dxa" w:w="1440"/>
           </w:tcPr>
           <w:p>
+            <w:r/>
             <w:r>
               <w:t>Ναι</w:t>
             </w:r>
@@ -2703,9 +3095,10 @@
         </w:tc>
         <w:tc>
           <w:tcPr>
-            <w:tcW w:type="dxa" w:w="1586"/>
+            <w:tcW w:type="dxa" w:w="1440"/>
           </w:tcPr>
           <w:p>
+            <w:r/>
             <w:r>
               <w:t>Ενημερώνει habit/rule/days.</w:t>
             </w:r>
@@ -2715,9 +3108,10 @@
       <w:tr>
         <w:tc>
           <w:tcPr>
-            <w:tcW w:type="dxa" w:w="1586"/>
+            <w:tcW w:type="dxa" w:w="1440"/>
           </w:tcPr>
           <w:p>
+            <w:r/>
             <w:r>
               <w:t>Habits</w:t>
             </w:r>
@@ -2725,9 +3119,10 @@
         </w:tc>
         <w:tc>
           <w:tcPr>
-            <w:tcW w:type="dxa" w:w="1586"/>
+            <w:tcW w:type="dxa" w:w="1440"/>
           </w:tcPr>
           <w:p>
+            <w:r/>
             <w:r>
               <w:t>DELETE</w:t>
             </w:r>
@@ -2735,9 +3130,10 @@
         </w:tc>
         <w:tc>
           <w:tcPr>
-            <w:tcW w:type="dxa" w:w="1586"/>
+            <w:tcW w:type="dxa" w:w="1440"/>
           </w:tcPr>
           <w:p>
+            <w:r/>
             <w:r>
               <w:t>/api/habits/:id</w:t>
             </w:r>
@@ -2745,9 +3141,10 @@
         </w:tc>
         <w:tc>
           <w:tcPr>
-            <w:tcW w:type="dxa" w:w="1586"/>
+            <w:tcW w:type="dxa" w:w="1440"/>
           </w:tcPr>
           <w:p>
+            <w:r/>
             <w:r>
               <w:t>Διαγραφή συνήθειας.</w:t>
             </w:r>
@@ -2755,9 +3152,10 @@
         </w:tc>
         <w:tc>
           <w:tcPr>
-            <w:tcW w:type="dxa" w:w="1586"/>
+            <w:tcW w:type="dxa" w:w="1440"/>
           </w:tcPr>
           <w:p>
+            <w:r/>
             <w:r>
               <w:t>Ναι</w:t>
             </w:r>
@@ -2765,9 +3163,10 @@
         </w:tc>
         <w:tc>
           <w:tcPr>
-            <w:tcW w:type="dxa" w:w="1586"/>
+            <w:tcW w:type="dxa" w:w="1440"/>
           </w:tcPr>
           <w:p>
+            <w:r/>
             <w:r>
               <w:t>Ακυρώνει related notifications.</w:t>
             </w:r>
@@ -2777,9 +3176,10 @@
       <w:tr>
         <w:tc>
           <w:tcPr>
-            <w:tcW w:type="dxa" w:w="1586"/>
+            <w:tcW w:type="dxa" w:w="1440"/>
           </w:tcPr>
           <w:p>
+            <w:r/>
             <w:r>
               <w:t>Habits</w:t>
             </w:r>
@@ -2787,9 +3187,10 @@
         </w:tc>
         <w:tc>
           <w:tcPr>
-            <w:tcW w:type="dxa" w:w="1586"/>
+            <w:tcW w:type="dxa" w:w="1440"/>
           </w:tcPr>
           <w:p>
+            <w:r/>
             <w:r>
               <w:t>POST</w:t>
             </w:r>
@@ -2797,9 +3198,10 @@
         </w:tc>
         <w:tc>
           <w:tcPr>
-            <w:tcW w:type="dxa" w:w="1586"/>
+            <w:tcW w:type="dxa" w:w="1440"/>
           </w:tcPr>
           <w:p>
+            <w:r/>
             <w:r>
               <w:t>/api/habits/:id/log</w:t>
             </w:r>
@@ -2807,9 +3209,10 @@
         </w:tc>
         <w:tc>
           <w:tcPr>
-            <w:tcW w:type="dxa" w:w="1586"/>
+            <w:tcW w:type="dxa" w:w="1440"/>
           </w:tcPr>
           <w:p>
+            <w:r/>
             <w:r>
               <w:t>Καταγραφή ολοκλήρωσης.</w:t>
             </w:r>
@@ -2817,9 +3220,10 @@
         </w:tc>
         <w:tc>
           <w:tcPr>
-            <w:tcW w:type="dxa" w:w="1586"/>
+            <w:tcW w:type="dxa" w:w="1440"/>
           </w:tcPr>
           <w:p>
+            <w:r/>
             <w:r>
               <w:t>Ναι</w:t>
             </w:r>
@@ -2827,9 +3231,10 @@
         </w:tc>
         <w:tc>
           <w:tcPr>
-            <w:tcW w:type="dxa" w:w="1586"/>
+            <w:tcW w:type="dxa" w:w="1440"/>
           </w:tcPr>
           <w:p>
+            <w:r/>
             <w:r>
               <w:t>Αποτρέπει duplicate logs.</w:t>
             </w:r>
@@ -2839,9 +3244,10 @@
       <w:tr>
         <w:tc>
           <w:tcPr>
-            <w:tcW w:type="dxa" w:w="1586"/>
+            <w:tcW w:type="dxa" w:w="1440"/>
           </w:tcPr>
           <w:p>
+            <w:r/>
             <w:r>
               <w:t>Habits</w:t>
             </w:r>
@@ -2849,9 +3255,10 @@
         </w:tc>
         <w:tc>
           <w:tcPr>
-            <w:tcW w:type="dxa" w:w="1586"/>
+            <w:tcW w:type="dxa" w:w="1440"/>
           </w:tcPr>
           <w:p>
+            <w:r/>
             <w:r>
               <w:t>DELETE</w:t>
             </w:r>
@@ -2859,9 +3266,10 @@
         </w:tc>
         <w:tc>
           <w:tcPr>
-            <w:tcW w:type="dxa" w:w="1586"/>
+            <w:tcW w:type="dxa" w:w="1440"/>
           </w:tcPr>
           <w:p>
+            <w:r/>
             <w:r>
               <w:t>/api/habits/:id/log/:date</w:t>
             </w:r>
@@ -2869,9 +3277,10 @@
         </w:tc>
         <w:tc>
           <w:tcPr>
-            <w:tcW w:type="dxa" w:w="1586"/>
+            <w:tcW w:type="dxa" w:w="1440"/>
           </w:tcPr>
           <w:p>
+            <w:r/>
             <w:r>
               <w:t>Διαγραφή log.</w:t>
             </w:r>
@@ -2879,9 +3288,10 @@
         </w:tc>
         <w:tc>
           <w:tcPr>
-            <w:tcW w:type="dxa" w:w="1586"/>
+            <w:tcW w:type="dxa" w:w="1440"/>
           </w:tcPr>
           <w:p>
+            <w:r/>
             <w:r>
               <w:t>Ναι</w:t>
             </w:r>
@@ -2889,9 +3299,10 @@
         </w:tc>
         <w:tc>
           <w:tcPr>
-            <w:tcW w:type="dxa" w:w="1586"/>
+            <w:tcW w:type="dxa" w:w="1440"/>
           </w:tcPr>
           <w:p>
+            <w:r/>
             <w:r>
               <w:t>Αφαιρεί completion για ημερομηνία.</w:t>
             </w:r>
@@ -2901,9 +3312,10 @@
       <w:tr>
         <w:tc>
           <w:tcPr>
-            <w:tcW w:type="dxa" w:w="1586"/>
+            <w:tcW w:type="dxa" w:w="1440"/>
           </w:tcPr>
           <w:p>
+            <w:r/>
             <w:r>
               <w:t>Habits</w:t>
             </w:r>
@@ -2911,9 +3323,10 @@
         </w:tc>
         <w:tc>
           <w:tcPr>
-            <w:tcW w:type="dxa" w:w="1586"/>
+            <w:tcW w:type="dxa" w:w="1440"/>
           </w:tcPr>
           <w:p>
+            <w:r/>
             <w:r>
               <w:t>GET</w:t>
             </w:r>
@@ -2921,9 +3334,10 @@
         </w:tc>
         <w:tc>
           <w:tcPr>
-            <w:tcW w:type="dxa" w:w="1586"/>
+            <w:tcW w:type="dxa" w:w="1440"/>
           </w:tcPr>
           <w:p>
+            <w:r/>
             <w:r>
               <w:t>/api/habits/:id/streak</w:t>
             </w:r>
@@ -2931,9 +3345,10 @@
         </w:tc>
         <w:tc>
           <w:tcPr>
-            <w:tcW w:type="dxa" w:w="1586"/>
+            <w:tcW w:type="dxa" w:w="1440"/>
           </w:tcPr>
           <w:p>
+            <w:r/>
             <w:r>
               <w:t>Υπολογισμός streak.</w:t>
             </w:r>
@@ -2941,9 +3356,10 @@
         </w:tc>
         <w:tc>
           <w:tcPr>
-            <w:tcW w:type="dxa" w:w="1586"/>
+            <w:tcW w:type="dxa" w:w="1440"/>
           </w:tcPr>
           <w:p>
+            <w:r/>
             <w:r>
               <w:t>Ναι</w:t>
             </w:r>
@@ -2951,9 +3367,10 @@
         </w:tc>
         <w:tc>
           <w:tcPr>
-            <w:tcW w:type="dxa" w:w="1586"/>
+            <w:tcW w:type="dxa" w:w="1440"/>
           </w:tcPr>
           <w:p>
+            <w:r/>
             <w:r>
               <w:t>Βασίζεται στα habit_logs.</w:t>
             </w:r>
@@ -2963,9 +3380,10 @@
       <w:tr>
         <w:tc>
           <w:tcPr>
-            <w:tcW w:type="dxa" w:w="1586"/>
+            <w:tcW w:type="dxa" w:w="1440"/>
           </w:tcPr>
           <w:p>
+            <w:r/>
             <w:r>
               <w:t>Calendar</w:t>
             </w:r>
@@ -2973,9 +3391,10 @@
         </w:tc>
         <w:tc>
           <w:tcPr>
-            <w:tcW w:type="dxa" w:w="1586"/>
+            <w:tcW w:type="dxa" w:w="1440"/>
           </w:tcPr>
           <w:p>
+            <w:r/>
             <w:r>
               <w:t>GET</w:t>
             </w:r>
@@ -2983,9 +3402,10 @@
         </w:tc>
         <w:tc>
           <w:tcPr>
-            <w:tcW w:type="dxa" w:w="1586"/>
+            <w:tcW w:type="dxa" w:w="1440"/>
           </w:tcPr>
           <w:p>
+            <w:r/>
             <w:r>
               <w:t>/api/calendar/month</w:t>
             </w:r>
@@ -2993,9 +3413,10 @@
         </w:tc>
         <w:tc>
           <w:tcPr>
-            <w:tcW w:type="dxa" w:w="1586"/>
+            <w:tcW w:type="dxa" w:w="1440"/>
           </w:tcPr>
           <w:p>
+            <w:r/>
             <w:r>
               <w:t>Μηνιαία προβολή.</w:t>
             </w:r>
@@ -3003,9 +3424,10 @@
         </w:tc>
         <w:tc>
           <w:tcPr>
-            <w:tcW w:type="dxa" w:w="1586"/>
+            <w:tcW w:type="dxa" w:w="1440"/>
           </w:tcPr>
           <w:p>
+            <w:r/>
             <w:r>
               <w:t>Ναι</w:t>
             </w:r>
@@ -3013,9 +3435,10 @@
         </w:tc>
         <w:tc>
           <w:tcPr>
-            <w:tcW w:type="dxa" w:w="1586"/>
+            <w:tcW w:type="dxa" w:w="1440"/>
           </w:tcPr>
           <w:p>
+            <w:r/>
             <w:r>
               <w:t>Παράμετροι year/month.</w:t>
             </w:r>
@@ -3025,9 +3448,10 @@
       <w:tr>
         <w:tc>
           <w:tcPr>
-            <w:tcW w:type="dxa" w:w="1586"/>
+            <w:tcW w:type="dxa" w:w="1440"/>
           </w:tcPr>
           <w:p>
+            <w:r/>
             <w:r>
               <w:t>Calendar</w:t>
             </w:r>
@@ -3035,9 +3459,10 @@
         </w:tc>
         <w:tc>
           <w:tcPr>
-            <w:tcW w:type="dxa" w:w="1586"/>
+            <w:tcW w:type="dxa" w:w="1440"/>
           </w:tcPr>
           <w:p>
+            <w:r/>
             <w:r>
               <w:t>GET</w:t>
             </w:r>
@@ -3045,9 +3470,10 @@
         </w:tc>
         <w:tc>
           <w:tcPr>
-            <w:tcW w:type="dxa" w:w="1586"/>
+            <w:tcW w:type="dxa" w:w="1440"/>
           </w:tcPr>
           <w:p>
+            <w:r/>
             <w:r>
               <w:t>/api/calendar/day</w:t>
             </w:r>
@@ -3055,9 +3481,10 @@
         </w:tc>
         <w:tc>
           <w:tcPr>
-            <w:tcW w:type="dxa" w:w="1586"/>
+            <w:tcW w:type="dxa" w:w="1440"/>
           </w:tcPr>
           <w:p>
+            <w:r/>
             <w:r>
               <w:t>Λεπτομέρειες ημέρας.</w:t>
             </w:r>
@@ -3065,9 +3492,10 @@
         </w:tc>
         <w:tc>
           <w:tcPr>
-            <w:tcW w:type="dxa" w:w="1586"/>
+            <w:tcW w:type="dxa" w:w="1440"/>
           </w:tcPr>
           <w:p>
+            <w:r/>
             <w:r>
               <w:t>Ναι</w:t>
             </w:r>
@@ -3075,9 +3503,10 @@
         </w:tc>
         <w:tc>
           <w:tcPr>
-            <w:tcW w:type="dxa" w:w="1586"/>
+            <w:tcW w:type="dxa" w:w="1440"/>
           </w:tcPr>
           <w:p>
+            <w:r/>
             <w:r>
               <w:t>Παράμετρος date.</w:t>
             </w:r>
@@ -3087,9 +3516,10 @@
       <w:tr>
         <w:tc>
           <w:tcPr>
-            <w:tcW w:type="dxa" w:w="1586"/>
+            <w:tcW w:type="dxa" w:w="1440"/>
           </w:tcPr>
           <w:p>
+            <w:r/>
             <w:r>
               <w:t>Dashboard</w:t>
             </w:r>
@@ -3097,9 +3527,10 @@
         </w:tc>
         <w:tc>
           <w:tcPr>
-            <w:tcW w:type="dxa" w:w="1586"/>
+            <w:tcW w:type="dxa" w:w="1440"/>
           </w:tcPr>
           <w:p>
+            <w:r/>
             <w:r>
               <w:t>GET</w:t>
             </w:r>
@@ -3107,9 +3538,10 @@
         </w:tc>
         <w:tc>
           <w:tcPr>
-            <w:tcW w:type="dxa" w:w="1586"/>
+            <w:tcW w:type="dxa" w:w="1440"/>
           </w:tcPr>
           <w:p>
+            <w:r/>
             <w:r>
               <w:t>/api/dashboard/today</w:t>
             </w:r>
@@ -3117,9 +3549,10 @@
         </w:tc>
         <w:tc>
           <w:tcPr>
-            <w:tcW w:type="dxa" w:w="1586"/>
+            <w:tcW w:type="dxa" w:w="1440"/>
           </w:tcPr>
           <w:p>
+            <w:r/>
             <w:r>
               <w:t>Σύνοψη σημερινής ημέρας.</w:t>
             </w:r>
@@ -3127,9 +3560,10 @@
         </w:tc>
         <w:tc>
           <w:tcPr>
-            <w:tcW w:type="dxa" w:w="1586"/>
+            <w:tcW w:type="dxa" w:w="1440"/>
           </w:tcPr>
           <w:p>
+            <w:r/>
             <w:r>
               <w:t>Ναι</w:t>
             </w:r>
@@ -3137,9 +3571,10 @@
         </w:tc>
         <w:tc>
           <w:tcPr>
-            <w:tcW w:type="dxa" w:w="1586"/>
+            <w:tcW w:type="dxa" w:w="1440"/>
           </w:tcPr>
           <w:p>
+            <w:r/>
             <w:r>
               <w:t>Tasks, habits, current_streak.</w:t>
             </w:r>
@@ -3149,9 +3584,10 @@
       <w:tr>
         <w:tc>
           <w:tcPr>
-            <w:tcW w:type="dxa" w:w="1586"/>
+            <w:tcW w:type="dxa" w:w="1440"/>
           </w:tcPr>
           <w:p>
+            <w:r/>
             <w:r>
               <w:t>Notifications</w:t>
             </w:r>
@@ -3159,9 +3595,10 @@
         </w:tc>
         <w:tc>
           <w:tcPr>
-            <w:tcW w:type="dxa" w:w="1586"/>
+            <w:tcW w:type="dxa" w:w="1440"/>
           </w:tcPr>
           <w:p>
+            <w:r/>
             <w:r>
               <w:t>GET</w:t>
             </w:r>
@@ -3169,9 +3606,10 @@
         </w:tc>
         <w:tc>
           <w:tcPr>
-            <w:tcW w:type="dxa" w:w="1586"/>
+            <w:tcW w:type="dxa" w:w="1440"/>
           </w:tcPr>
           <w:p>
+            <w:r/>
             <w:r>
               <w:t>/api/notifications</w:t>
             </w:r>
@@ -3179,9 +3617,10 @@
         </w:tc>
         <w:tc>
           <w:tcPr>
-            <w:tcW w:type="dxa" w:w="1586"/>
+            <w:tcW w:type="dxa" w:w="1440"/>
           </w:tcPr>
           <w:p>
+            <w:r/>
             <w:r>
               <w:t>Λίστα ειδοποιήσεων.</w:t>
             </w:r>
@@ -3189,9 +3628,10 @@
         </w:tc>
         <w:tc>
           <w:tcPr>
-            <w:tcW w:type="dxa" w:w="1586"/>
+            <w:tcW w:type="dxa" w:w="1440"/>
           </w:tcPr>
           <w:p>
+            <w:r/>
             <w:r>
               <w:t>Ναι</w:t>
             </w:r>
@@ -3199,9 +3639,10 @@
         </w:tc>
         <w:tc>
           <w:tcPr>
-            <w:tcW w:type="dxa" w:w="1586"/>
+            <w:tcW w:type="dxa" w:w="1440"/>
           </w:tcPr>
           <w:p>
+            <w:r/>
             <w:r>
               <w:t>Υποστηρίζει unread/status.</w:t>
             </w:r>
@@ -3211,9 +3652,10 @@
       <w:tr>
         <w:tc>
           <w:tcPr>
-            <w:tcW w:type="dxa" w:w="1586"/>
+            <w:tcW w:type="dxa" w:w="1440"/>
           </w:tcPr>
           <w:p>
+            <w:r/>
             <w:r>
               <w:t>Notifications</w:t>
             </w:r>
@@ -3221,9 +3663,10 @@
         </w:tc>
         <w:tc>
           <w:tcPr>
-            <w:tcW w:type="dxa" w:w="1586"/>
+            <w:tcW w:type="dxa" w:w="1440"/>
           </w:tcPr>
           <w:p>
+            <w:r/>
             <w:r>
               <w:t>GET</w:t>
             </w:r>
@@ -3231,9 +3674,10 @@
         </w:tc>
         <w:tc>
           <w:tcPr>
-            <w:tcW w:type="dxa" w:w="1586"/>
+            <w:tcW w:type="dxa" w:w="1440"/>
           </w:tcPr>
           <w:p>
+            <w:r/>
             <w:r>
               <w:t>/api/notifications/unread-count</w:t>
             </w:r>
@@ -3241,9 +3685,10 @@
         </w:tc>
         <w:tc>
           <w:tcPr>
-            <w:tcW w:type="dxa" w:w="1586"/>
+            <w:tcW w:type="dxa" w:w="1440"/>
           </w:tcPr>
           <w:p>
+            <w:r/>
             <w:r>
               <w:t>Πλήθος unread.</w:t>
             </w:r>
@@ -3251,9 +3696,10 @@
         </w:tc>
         <w:tc>
           <w:tcPr>
-            <w:tcW w:type="dxa" w:w="1586"/>
+            <w:tcW w:type="dxa" w:w="1440"/>
           </w:tcPr>
           <w:p>
+            <w:r/>
             <w:r>
               <w:t>Ναι</w:t>
             </w:r>
@@ -3261,9 +3707,10 @@
         </w:tc>
         <w:tc>
           <w:tcPr>
-            <w:tcW w:type="dxa" w:w="1586"/>
+            <w:tcW w:type="dxa" w:w="1440"/>
           </w:tcPr>
           <w:p>
+            <w:r/>
             <w:r>
               <w:t>Τροφοδοτεί red dot/bell.</w:t>
             </w:r>
@@ -3273,9 +3720,10 @@
       <w:tr>
         <w:tc>
           <w:tcPr>
-            <w:tcW w:type="dxa" w:w="1586"/>
+            <w:tcW w:type="dxa" w:w="1440"/>
           </w:tcPr>
           <w:p>
+            <w:r/>
             <w:r>
               <w:t>Notifications</w:t>
             </w:r>
@@ -3283,9 +3731,10 @@
         </w:tc>
         <w:tc>
           <w:tcPr>
-            <w:tcW w:type="dxa" w:w="1586"/>
+            <w:tcW w:type="dxa" w:w="1440"/>
           </w:tcPr>
           <w:p>
+            <w:r/>
             <w:r>
               <w:t>PATCH</w:t>
             </w:r>
@@ -3293,9 +3742,10 @@
         </w:tc>
         <w:tc>
           <w:tcPr>
-            <w:tcW w:type="dxa" w:w="1586"/>
+            <w:tcW w:type="dxa" w:w="1440"/>
           </w:tcPr>
           <w:p>
+            <w:r/>
             <w:r>
               <w:t>/api/notifications/read-all</w:t>
             </w:r>
@@ -3303,9 +3753,10 @@
         </w:tc>
         <w:tc>
           <w:tcPr>
-            <w:tcW w:type="dxa" w:w="1586"/>
+            <w:tcW w:type="dxa" w:w="1440"/>
           </w:tcPr>
           <w:p>
+            <w:r/>
             <w:r>
               <w:t>Mark all as read.</w:t>
             </w:r>
@@ -3313,9 +3764,10 @@
         </w:tc>
         <w:tc>
           <w:tcPr>
-            <w:tcW w:type="dxa" w:w="1586"/>
+            <w:tcW w:type="dxa" w:w="1440"/>
           </w:tcPr>
           <w:p>
+            <w:r/>
             <w:r>
               <w:t>Ναι</w:t>
             </w:r>
@@ -3323,9 +3775,10 @@
         </w:tc>
         <w:tc>
           <w:tcPr>
-            <w:tcW w:type="dxa" w:w="1586"/>
+            <w:tcW w:type="dxa" w:w="1440"/>
           </w:tcPr>
           <w:p>
+            <w:r/>
             <w:r>
               <w:t>Ενημερώνει read_at.</w:t>
             </w:r>
@@ -3335,9 +3788,10 @@
       <w:tr>
         <w:tc>
           <w:tcPr>
-            <w:tcW w:type="dxa" w:w="1586"/>
+            <w:tcW w:type="dxa" w:w="1440"/>
           </w:tcPr>
           <w:p>
+            <w:r/>
             <w:r>
               <w:t>Notifications</w:t>
             </w:r>
@@ -3345,9 +3799,10 @@
         </w:tc>
         <w:tc>
           <w:tcPr>
-            <w:tcW w:type="dxa" w:w="1586"/>
+            <w:tcW w:type="dxa" w:w="1440"/>
           </w:tcPr>
           <w:p>
+            <w:r/>
             <w:r>
               <w:t>PATCH</w:t>
             </w:r>
@@ -3355,9 +3810,10 @@
         </w:tc>
         <w:tc>
           <w:tcPr>
-            <w:tcW w:type="dxa" w:w="1586"/>
+            <w:tcW w:type="dxa" w:w="1440"/>
           </w:tcPr>
           <w:p>
+            <w:r/>
             <w:r>
               <w:t>/api/notifications/:id/read</w:t>
             </w:r>
@@ -3365,9 +3821,10 @@
         </w:tc>
         <w:tc>
           <w:tcPr>
-            <w:tcW w:type="dxa" w:w="1586"/>
+            <w:tcW w:type="dxa" w:w="1440"/>
           </w:tcPr>
           <w:p>
+            <w:r/>
             <w:r>
               <w:t>Mark one as read.</w:t>
             </w:r>
@@ -3375,9 +3832,10 @@
         </w:tc>
         <w:tc>
           <w:tcPr>
-            <w:tcW w:type="dxa" w:w="1586"/>
+            <w:tcW w:type="dxa" w:w="1440"/>
           </w:tcPr>
           <w:p>
+            <w:r/>
             <w:r>
               <w:t>Ναι</w:t>
             </w:r>
@@ -3385,9 +3843,10 @@
         </w:tc>
         <w:tc>
           <w:tcPr>
-            <w:tcW w:type="dxa" w:w="1586"/>
+            <w:tcW w:type="dxa" w:w="1440"/>
           </w:tcPr>
           <w:p>
+            <w:r/>
             <w:r>
               <w:t>Ενημερώνει read_at.</w:t>
             </w:r>
@@ -3397,9 +3856,10 @@
       <w:tr>
         <w:tc>
           <w:tcPr>
-            <w:tcW w:type="dxa" w:w="1586"/>
+            <w:tcW w:type="dxa" w:w="1440"/>
           </w:tcPr>
           <w:p>
+            <w:r/>
             <w:r>
               <w:t>Notifications</w:t>
             </w:r>
@@ -3407,9 +3867,10 @@
         </w:tc>
         <w:tc>
           <w:tcPr>
-            <w:tcW w:type="dxa" w:w="1586"/>
+            <w:tcW w:type="dxa" w:w="1440"/>
           </w:tcPr>
           <w:p>
+            <w:r/>
             <w:r>
               <w:t>PATCH</w:t>
             </w:r>
@@ -3417,9 +3878,10 @@
         </w:tc>
         <w:tc>
           <w:tcPr>
-            <w:tcW w:type="dxa" w:w="1586"/>
+            <w:tcW w:type="dxa" w:w="1440"/>
           </w:tcPr>
           <w:p>
+            <w:r/>
             <w:r>
               <w:t>/api/notifications/:id/cancel</w:t>
             </w:r>
@@ -3427,9 +3889,10 @@
         </w:tc>
         <w:tc>
           <w:tcPr>
-            <w:tcW w:type="dxa" w:w="1586"/>
+            <w:tcW w:type="dxa" w:w="1440"/>
           </w:tcPr>
           <w:p>
+            <w:r/>
             <w:r>
               <w:t>Ακύρωση ειδοποίησης.</w:t>
             </w:r>
@@ -3437,9 +3900,10 @@
         </w:tc>
         <w:tc>
           <w:tcPr>
-            <w:tcW w:type="dxa" w:w="1586"/>
+            <w:tcW w:type="dxa" w:w="1440"/>
           </w:tcPr>
           <w:p>
+            <w:r/>
             <w:r>
               <w:t>Ναι</w:t>
             </w:r>
@@ -3447,9 +3911,10 @@
         </w:tc>
         <w:tc>
           <w:tcPr>
-            <w:tcW w:type="dxa" w:w="1586"/>
+            <w:tcW w:type="dxa" w:w="1440"/>
           </w:tcPr>
           <w:p>
+            <w:r/>
             <w:r>
               <w:t>Ορίζει status cancelled.</w:t>
             </w:r>
@@ -3459,9 +3924,10 @@
       <w:tr>
         <w:tc>
           <w:tcPr>
-            <w:tcW w:type="dxa" w:w="1586"/>
+            <w:tcW w:type="dxa" w:w="1440"/>
           </w:tcPr>
           <w:p>
+            <w:r/>
             <w:r>
               <w:t>Notifications</w:t>
             </w:r>
@@ -3469,9 +3935,10 @@
         </w:tc>
         <w:tc>
           <w:tcPr>
-            <w:tcW w:type="dxa" w:w="1586"/>
+            <w:tcW w:type="dxa" w:w="1440"/>
           </w:tcPr>
           <w:p>
+            <w:r/>
             <w:r>
               <w:t>DELETE</w:t>
             </w:r>
@@ -3479,9 +3946,10 @@
         </w:tc>
         <w:tc>
           <w:tcPr>
-            <w:tcW w:type="dxa" w:w="1586"/>
+            <w:tcW w:type="dxa" w:w="1440"/>
           </w:tcPr>
           <w:p>
+            <w:r/>
             <w:r>
               <w:t>/api/notifications/:id</w:t>
             </w:r>
@@ -3489,9 +3957,10 @@
         </w:tc>
         <w:tc>
           <w:tcPr>
-            <w:tcW w:type="dxa" w:w="1586"/>
+            <w:tcW w:type="dxa" w:w="1440"/>
           </w:tcPr>
           <w:p>
+            <w:r/>
             <w:r>
               <w:t>Διαγραφή ειδοποίησης.</w:t>
             </w:r>
@@ -3499,9 +3968,10 @@
         </w:tc>
         <w:tc>
           <w:tcPr>
-            <w:tcW w:type="dxa" w:w="1586"/>
+            <w:tcW w:type="dxa" w:w="1440"/>
           </w:tcPr>
           <w:p>
+            <w:r/>
             <w:r>
               <w:t>Ναι</w:t>
             </w:r>
@@ -3509,9 +3979,10 @@
         </w:tc>
         <w:tc>
           <w:tcPr>
-            <w:tcW w:type="dxa" w:w="1586"/>
+            <w:tcW w:type="dxa" w:w="1440"/>
           </w:tcPr>
           <w:p>
+            <w:r/>
             <w:r>
               <w:t>Αφαιρεί record.</w:t>
             </w:r>
@@ -3519,7 +3990,6 @@
         </w:tc>
       </w:tr>
     </w:tbl>
-    <w:p/>
     <w:p>
       <w:pPr>
         <w:pStyle w:val="Heading1"/>
@@ -3569,7 +4039,7 @@
     </w:p>
     <w:p>
       <w:r>
-        <w:t>Οι οθόνες Login, Register, Dashboard, Tasks, Habits, Calendar και Account αντιστοιχούν στις βασικές ροές χρήστη.</w:t>
+        <w:t>Οι οθόνες Login, Register, Dashboard, Tasks, Habits, Calendar και Account αντιστοιχούν στις βασικές ροές χρήστη. Το Dashboard φιλοξενεί επίσης την είσοδο προς το AISuggestionsModal, επειδή οι προτάσεις AI λειτουργούν ως βοηθητική ροή οργάνωσης και όχι ως ξεχωριστή βασική οθόνη.</w:t>
       </w:r>
     </w:p>
     <w:p>
@@ -3582,7 +4052,7 @@
     </w:p>
     <w:p>
       <w:r>
-        <w:t>Ο apiClient προσθέτει headers, token, JSON parsing και error handling. Τα api modules παρέχουν typed functions ανά backend module.</w:t>
+        <w:t>Ο apiClient προσθέτει headers, token, JSON parsing και error handling. Τα api modules παρέχουν typed functions ανά backend module. Το ai.api.ts καλεί το POST /api/ai/suggestions και επιστρέφει typed AISuggestionsResponse χωρίς να γνωρίζει ή να χειρίζεται Gemini API key.</w:t>
       </w:r>
     </w:p>
     <w:p>
@@ -3621,7 +4091,7 @@
     </w:p>
     <w:p>
       <w:r>
-        <w:t>Τα AppButton, AppInput, DateField, TimeField, FormModal, FloatingActionButton, EmptyState, SectionCard, StatCard, StreakBadge, IconColorPicker και NotificationBell μειώνουν τη διπλοποίηση.</w:t>
+        <w:t>Τα AppButton, AppInput, DateField, TimeField, FormModal, FloatingActionButton, EmptyState, SectionCard, StatCard, StreakBadge, IconColorPicker, NotificationBell και AISuggestionsModal μειώνουν τη διπλοποίηση και κρατούν τις κύριες οθόνες πιο καθαρές.</w:t>
       </w:r>
     </w:p>
     <w:p>
@@ -3777,7 +4247,50 @@
         <w:pStyle w:val="Heading1"/>
       </w:pPr>
       <w:r>
-        <w:t>18. Notification and reminder system</w:t>
+        <w:t>18. AI Suggestions module</w:t>
+      </w:r>
+    </w:p>
+    <w:p>
+      <w:r>
+        <w:t>Το AI Suggestions module προσθέτει προαιρετική έξυπνη υποβοήθηση στη ροή οργάνωσης του χρήστη. Ο σκοπός του δεν είναι να αντικαταστήσει τη χειροκίνητη διαχείριση εργασιών και συνηθειών, αλλά να βοηθήσει τον χρήστη να ξεκινήσει πιο γρήγορα από ένα σύντομο prompt.</w:t>
+      </w:r>
+    </w:p>
+    <w:p>
+      <w:r>
+        <w:t>Η ροή ξεκινά από το AISuggestionsModal στο frontend. Ο χρήστης γράφει τι θέλει να οργανώσει, επιλέγει γλώσσα και focus, και ζητά προτάσεις. Το frontend στέλνει τα δεδομένα στο ai.api.ts, το οποίο καλεί το POST /api/ai/suggestions με το υπάρχον authenticated API client.</w:t>
+      </w:r>
+    </w:p>
+    <w:p>
+      <w:r>
+        <w:t>Το backend ελέγχει ότι το prompt δεν είναι κενό, ότι δεν ξεπερνά το επιτρεπτό μήκος και ότι τα language/focus values είναι αποδεκτά. Στη συνέχεια καλεί το Gemini API με backend-only GEMINI_API_KEY. Το API key δεν εμφανίζεται στο frontend, δεν αποθηκεύεται σε repository documentation και δεν επιστρέφεται ποτέ σε response.</w:t>
+      </w:r>
+    </w:p>
+    <w:p>
+      <w:r>
+        <w:t>Η απάντηση του Gemini αναμένεται ως structured JSON με tasks, habits και notes. Το backend εφαρμόζει sanitizer ώστε τα tasks να έχουν title, description, date_hint, estimated_duration_minutes, priority, icon και color, ενώ τα habits να έχουν title, description, recurrence_type, target_count, target_period, icon και color. Το αποτέλεσμα περιορίζεται σε έως πέντε εργασίες και έως πέντε συνήθειες.</w:t>
+      </w:r>
+    </w:p>
+    <w:p>
+      <w:r>
+        <w:t>Στο frontend οι προτάσεις εμφανίζονται ως κάρτες. Οι task suggestion cards προβάλλουν σύντομο τίτλο, περιγραφή, προτεραιότητα, ημερομηνιακή ένδειξη και διάρκεια. Οι habit suggestion cards προβάλλουν τίτλο, περιγραφή, τύπο επανάληψης και στόχο. Ο χρήστης μπορεί να πατήσει Add σε κάθε πρόταση που θέλει να κρατήσει.</w:t>
+      </w:r>
+    </w:p>
+    <w:p>
+      <w:r>
+        <w:t>Η χειροκίνητη προσθήκη είναι βασική σχεδιαστική απόφαση. Η λειτουργία AI δεν δημιουργεί αυτόματα εργασίες ή συνήθειες. Όταν ο χρήστης επιλέξει μία πρόταση, το frontend τη μετατρέπει σε payload για τα ήδη υπάρχοντα APIs /api/tasks ή /api/habits. Έτσι τα AI-generated items δεν αποτελούν ξεχωριστό είδος δεδομένων, αλλά κανονικές εργασίες ή συνήθειες μετά την επιβεβαίωση του χρήστη.</w:t>
+      </w:r>
+    </w:p>
+    <w:p>
+      <w:r>
+        <w:t>Οι περιορισμοί του module είναι σκόπιμοι. Δεν υπάρχει αποθήκευση prompts στη βάση, δεν υπάρχει μακροχρόνια μνήμη AI, δεν υπάρχει αυτόνομο weekly planning και δεν παρέχονται ιατρικές, νομικές ή οικονομικές συμβουλές. Αν το GEMINI_API_KEY λείπει ή ο provider αποτύχει, ο χρήστης βλέπει φιλικό μήνυμα και το υπόλοιπο σύστημα παραμένει λειτουργικό.</w:t>
+      </w:r>
+    </w:p>
+    <w:p>
+      <w:pPr>
+        <w:pStyle w:val="Heading1"/>
+      </w:pPr>
+      <w:r>
+        <w:t>19. Notification and reminder system</w:t>
       </w:r>
     </w:p>
     <w:p>
@@ -3840,7 +4353,7 @@
         <w:pStyle w:val="Heading1"/>
       </w:pPr>
       <w:r>
-        <w:t>19. Settings, themes και localization</w:t>
+        <w:t>20. Settings, themes και localization</w:t>
       </w:r>
     </w:p>
     <w:p>
@@ -3868,7 +4381,7 @@
         <w:pStyle w:val="Heading1"/>
       </w:pPr>
       <w:r>
-        <w:t>20. UI/UX design</w:t>
+        <w:t>21. UI/UX design</w:t>
       </w:r>
     </w:p>
     <w:p>
@@ -3901,7 +4414,7 @@
         <w:pStyle w:val="Heading1"/>
       </w:pPr>
       <w:r>
-        <w:t>21. Security considerations</w:t>
+        <w:t>22. Security considerations</w:t>
       </w:r>
     </w:p>
     <w:p>
@@ -3921,6 +4434,16 @@
     </w:p>
     <w:p>
       <w:r>
+        <w:t>Για τη λειτουργία AI Suggestions, το GEMINI_API_KEY υπάρχει μόνο στο backend περιβάλλον. Το frontend δεν έχει πρόσβαση στο κλειδί και δεν κάνει απευθείας κλήσεις στο Gemini API. Τα prompts δεν αποθηκεύονται στη βάση στο V1 και οι προτάσεις δεν γίνονται εργασίες ή συνήθειες χωρίς ρητή ενέργεια του χρήστη.</w:t>
+      </w:r>
+    </w:p>
+    <w:p>
+      <w:r>
+        <w:t>Τα σφάλματα του εξωτερικού AI provider μετατρέπονται σε σύντομα, φιλικά backend μηνύματα. Έτσι αποφεύγεται η εμφάνιση raw provider validation errors στο UI και μειώνεται ο κίνδυνος διαρροής τεχνικών λεπτομερειών.</w:t>
+      </w:r>
+    </w:p>
+    <w:p>
+      <w:r>
         <w:t>Περιορισμοί ασφάλειας: δεν υπάρχει rate limiting, refresh token rotation, role-based access control, audit log ή formal penetration test. Αυτά ανήκουν σε production hardening και μελλοντική εργασία.</w:t>
       </w:r>
     </w:p>
@@ -3929,7 +4452,7 @@
         <w:pStyle w:val="Heading1"/>
       </w:pPr>
       <w:r>
-        <w:t>22. Testing and evaluation</w:t>
+        <w:t>23. Testing and evaluation</w:t>
       </w:r>
     </w:p>
     <w:p>
@@ -3939,25 +4462,16 @@
     </w:p>
     <w:p>
       <w:r>
-        <w:rPr>
-          <w:i/>
-        </w:rPr>
         <w:t>[Screenshot: Backend health endpoint]</w:t>
       </w:r>
     </w:p>
     <w:p>
       <w:r>
-        <w:rPr>
-          <w:i/>
-        </w:rPr>
         <w:t>[Screenshot: db-health endpoint]</w:t>
       </w:r>
     </w:p>
     <w:p>
       <w:r>
-        <w:rPr>
-          <w:i/>
-        </w:rPr>
         <w:t>[Screenshot: Android emulator running TimeZap]</w:t>
       </w:r>
     </w:p>
@@ -4022,6 +4536,14 @@
         <w:pStyle w:val="ListBullet"/>
       </w:pPr>
       <w:r>
+        <w:t>AI Suggestions tests: missing GEMINI_API_KEY fallback, English/Greek/Romanian prompts, structured tasks/habits, manual Add flow και confirmation ότι δεν γίνεται αυτόματη δημιουργία.</w:t>
+      </w:r>
+    </w:p>
+    <w:p>
+      <w:pPr>
+        <w:pStyle w:val="ListBullet"/>
+      </w:pPr>
+      <w:r>
         <w:t>Settings tests: theme, language, notifications_enabled, default view, week start, time format.</w:t>
       </w:r>
     </w:p>
@@ -4059,14 +4581,11 @@
         <w:pStyle w:val="Heading1"/>
       </w:pPr>
       <w:r>
-        <w:t>23. Screenshots section</w:t>
-      </w:r>
-    </w:p>
-    <w:p>
-      <w:r>
-        <w:rPr>
-          <w:i/>
-        </w:rPr>
+        <w:t>24. Screenshots section</w:t>
+      </w:r>
+    </w:p>
+    <w:p>
+      <w:r>
         <w:t>[Placeholder: Login screen]</w:t>
       </w:r>
     </w:p>
@@ -4077,9 +4596,6 @@
     </w:p>
     <w:p>
       <w:r>
-        <w:rPr>
-          <w:i/>
-        </w:rPr>
         <w:t>[Placeholder: Dashboard dark mode]</w:t>
       </w:r>
     </w:p>
@@ -4090,9 +4606,6 @@
     </w:p>
     <w:p>
       <w:r>
-        <w:rPr>
-          <w:i/>
-        </w:rPr>
         <w:t>[Placeholder: Dashboard light mode]</w:t>
       </w:r>
     </w:p>
@@ -4103,9 +4616,6 @@
     </w:p>
     <w:p>
       <w:r>
-        <w:rPr>
-          <w:i/>
-        </w:rPr>
         <w:t>[Placeholder: Tasks screen]</w:t>
       </w:r>
     </w:p>
@@ -4116,9 +4626,6 @@
     </w:p>
     <w:p>
       <w:r>
-        <w:rPr>
-          <w:i/>
-        </w:rPr>
         <w:t>[Placeholder: New Task modal]</w:t>
       </w:r>
     </w:p>
@@ -4129,9 +4636,6 @@
     </w:p>
     <w:p>
       <w:r>
-        <w:rPr>
-          <w:i/>
-        </w:rPr>
         <w:t>[Placeholder: Habits screen]</w:t>
       </w:r>
     </w:p>
@@ -4142,9 +4646,6 @@
     </w:p>
     <w:p>
       <w:r>
-        <w:rPr>
-          <w:i/>
-        </w:rPr>
         <w:t>[Placeholder: New Habit modal]</w:t>
       </w:r>
     </w:p>
@@ -4155,9 +4656,6 @@
     </w:p>
     <w:p>
       <w:r>
-        <w:rPr>
-          <w:i/>
-        </w:rPr>
         <w:t>[Placeholder: Calendar monthly view]</w:t>
       </w:r>
     </w:p>
@@ -4168,9 +4666,6 @@
     </w:p>
     <w:p>
       <w:r>
-        <w:rPr>
-          <w:i/>
-        </w:rPr>
         <w:t>[Placeholder: Calendar day details]</w:t>
       </w:r>
     </w:p>
@@ -4181,9 +4676,6 @@
     </w:p>
     <w:p>
       <w:r>
-        <w:rPr>
-          <w:i/>
-        </w:rPr>
         <w:t>[Placeholder: Account/settings screen]</w:t>
       </w:r>
     </w:p>
@@ -4194,9 +4686,6 @@
     </w:p>
     <w:p>
       <w:r>
-        <w:rPr>
-          <w:i/>
-        </w:rPr>
         <w:t>[Placeholder: Notification center]</w:t>
       </w:r>
     </w:p>
@@ -4207,67 +4696,112 @@
     </w:p>
     <w:p>
       <w:r>
-        <w:rPr>
-          <w:i/>
-        </w:rPr>
+        <w:t>[Placeholder: AI Suggestions modal with prompt]</w:t>
+      </w:r>
+    </w:p>
+    <w:p>
+      <w:r>
+        <w:t>Caption: “Εικόνα 12: Προαιρετική λειτουργία AI Suggestions για δημιουργία προτάσεων εργασιών και συνηθειών.”</w:t>
+      </w:r>
+    </w:p>
+    <w:p>
+      <w:r>
+        <w:t>[Placeholder: AI suggested tasks]</w:t>
+      </w:r>
+    </w:p>
+    <w:p>
+      <w:r>
+        <w:t>Caption: “Εικόνα 13: Προτεινόμενες εργασίες που επιστρέφονται από το Gemini API.”</w:t>
+      </w:r>
+    </w:p>
+    <w:p>
+      <w:r>
+        <w:t>[Placeholder: AI suggested habits]</w:t>
+      </w:r>
+    </w:p>
+    <w:p>
+      <w:r>
+        <w:t>Caption: “Εικόνα 14: Προτεινόμενες συνήθειες που επιστρέφονται από το Gemini API.”</w:t>
+      </w:r>
+    </w:p>
+    <w:p>
+      <w:r>
+        <w:t>[Placeholder: AI-generated task added to Tasks]</w:t>
+      </w:r>
+    </w:p>
+    <w:p>
+      <w:r>
+        <w:t>Caption: “Εικόνα 15: Χειροκίνητη προσθήκη AI πρότασης εργασίας από τον χρήστη.”</w:t>
+      </w:r>
+    </w:p>
+    <w:p>
+      <w:r>
+        <w:t>[Placeholder: AI-generated habit added to Habits]</w:t>
+      </w:r>
+    </w:p>
+    <w:p>
+      <w:r>
+        <w:t>Caption: “Εικόνα 16: Χειροκίνητη προσθήκη AI πρότασης συνήθειας από τον χρήστη.”</w:t>
+      </w:r>
+    </w:p>
+    <w:p>
+      <w:r>
+        <w:t>[Placeholder: AI unavailable message when API key is missing]</w:t>
+      </w:r>
+    </w:p>
+    <w:p>
+      <w:r>
+        <w:t>Caption: “Εικόνα 17: Φιλικό μήνυμα μη διαθεσιμότητας της λειτουργίας AI Suggestions όταν δεν έχει ρυθμιστεί Gemini API key.”</w:t>
+      </w:r>
+    </w:p>
+    <w:p>
+      <w:r>
         <w:t>[Placeholder: Android emulator running TimeZap]</w:t>
       </w:r>
     </w:p>
     <w:p>
       <w:r>
-        <w:t>Caption: “Εικόνα 12: Εκτέλεση στο Android Emulator.”</w:t>
-      </w:r>
-    </w:p>
-    <w:p>
-      <w:r>
-        <w:rPr>
-          <w:i/>
-        </w:rPr>
+        <w:t>Caption: “Εικόνα 18: Εκτέλεση στο Android Emulator.”</w:t>
+      </w:r>
+    </w:p>
+    <w:p>
+      <w:r>
         <w:t>[Placeholder: Backend health endpoint]</w:t>
       </w:r>
     </w:p>
     <w:p>
       <w:r>
-        <w:t>Caption: “Εικόνα 13: Έλεγχος backend health.”</w:t>
-      </w:r>
-    </w:p>
-    <w:p>
-      <w:r>
-        <w:rPr>
-          <w:i/>
-        </w:rPr>
+        <w:t>Caption: “Εικόνα 19: Έλεγχος backend health.”</w:t>
+      </w:r>
+    </w:p>
+    <w:p>
+      <w:r>
         <w:t>[Placeholder: db-health endpoint]</w:t>
       </w:r>
     </w:p>
     <w:p>
       <w:r>
-        <w:t>Caption: “Εικόνα 14: Έλεγχος σύνδεσης βάσης.”</w:t>
-      </w:r>
-    </w:p>
-    <w:p>
-      <w:r>
-        <w:rPr>
-          <w:i/>
-        </w:rPr>
+        <w:t>Caption: “Εικόνα 20: Έλεγχος σύνδεσης βάσης.”</w:t>
+      </w:r>
+    </w:p>
+    <w:p>
+      <w:r>
         <w:t>[Placeholder: PostgreSQL ERD / database diagram]</w:t>
       </w:r>
     </w:p>
     <w:p>
       <w:r>
-        <w:t>Caption: “Εικόνα 15: Διάγραμμα βάσης δεδομένων.”</w:t>
-      </w:r>
-    </w:p>
-    <w:p>
-      <w:r>
-        <w:rPr>
-          <w:i/>
-        </w:rPr>
+        <w:t>Caption: “Εικόνα 21: Διάγραμμα βάσης δεδομένων.”</w:t>
+      </w:r>
+    </w:p>
+    <w:p>
+      <w:r>
         <w:t>[Placeholder: GitHub repository]</w:t>
       </w:r>
     </w:p>
     <w:p>
       <w:r>
-        <w:t>Caption: “Εικόνα 16: Δομή repository.”</w:t>
+        <w:t>Caption: “Εικόνα 22: Δομή repository.”</w:t>
       </w:r>
     </w:p>
     <w:p>
@@ -4275,7 +4809,7 @@
         <w:pStyle w:val="Heading1"/>
       </w:pPr>
       <w:r>
-        <w:t>24. Περιορισμοί υλοποίησης</w:t>
+        <w:t>25. Περιορισμοί υλοποίησης</w:t>
       </w:r>
     </w:p>
     <w:p>
@@ -4381,10 +4915,42 @@
     </w:p>
     <w:p>
       <w:pPr>
+        <w:pStyle w:val="ListBullet"/>
+      </w:pPr>
+      <w:r>
+        <w:t>Η λειτουργία AI Suggestions απαιτεί Gemini API key και εξαρτάται από εξωτερικό AI provider.</w:t>
+      </w:r>
+    </w:p>
+    <w:p>
+      <w:pPr>
+        <w:pStyle w:val="ListBullet"/>
+      </w:pPr>
+      <w:r>
+        <w:t>Δεν υπάρχει αυτόνομο AI planning ή αυτόματη διαχείριση προγράμματος.</w:t>
+      </w:r>
+    </w:p>
+    <w:p>
+      <w:pPr>
+        <w:pStyle w:val="ListBullet"/>
+      </w:pPr>
+      <w:r>
+        <w:t>Δεν υπάρχει μακροχρόνια AI μνήμη ή personalization βάσει ιστορικού χρήστη.</w:t>
+      </w:r>
+    </w:p>
+    <w:p>
+      <w:pPr>
+        <w:pStyle w:val="ListBullet"/>
+      </w:pPr>
+      <w:r>
+        <w:t>Δεν αποθηκεύονται AI prompts ή απορριφθείσες προτάσεις στο V1.</w:t>
+      </w:r>
+    </w:p>
+    <w:p>
+      <w:pPr>
         <w:pStyle w:val="Heading1"/>
       </w:pPr>
       <w:r>
-        <w:t>25. Μελλοντικές επεκτάσεις</w:t>
+        <w:t>26. Μελλοντικές επεκτάσεις</w:t>
       </w:r>
     </w:p>
     <w:p>
@@ -4498,20 +5064,60 @@
     </w:p>
     <w:p>
       <w:pPr>
+        <w:pStyle w:val="ListBullet"/>
+      </w:pPr>
+      <w:r>
+        <w:t>Personalized AI suggestions βάσει ιστορικού εργασιών, συνηθειών και ολοκληρώσεων.</w:t>
+      </w:r>
+    </w:p>
+    <w:p>
+      <w:pPr>
+        <w:pStyle w:val="ListBullet"/>
+      </w:pPr>
+      <w:r>
+        <w:t>AI weekly plan generation με απαραίτητη επιβεβαίωση χρήστη.</w:t>
+      </w:r>
+    </w:p>
+    <w:p>
+      <w:pPr>
+        <w:pStyle w:val="ListBullet"/>
+      </w:pPr>
+      <w:r>
+        <w:t>Smarter habit recommendations και recurrence suggestions.</w:t>
+      </w:r>
+    </w:p>
+    <w:p>
+      <w:pPr>
+        <w:pStyle w:val="ListBullet"/>
+      </w:pPr>
+      <w:r>
+        <w:t>AI explanations για productivity patterns.</w:t>
+      </w:r>
+    </w:p>
+    <w:p>
+      <w:pPr>
+        <w:pStyle w:val="ListBullet"/>
+      </w:pPr>
+      <w:r>
+        <w:t>Local/offline AI model alternative αν προκύψουν ανάγκες privacy, κόστους ή διαθεσιμότητας.</w:t>
+      </w:r>
+    </w:p>
+    <w:p>
+      <w:pPr>
         <w:pStyle w:val="Heading1"/>
       </w:pPr>
       <w:r>
-        <w:t>26. Συμπεράσματα</w:t>
-      </w:r>
-    </w:p>
-    <w:p>
-      <w:r>
-        <w:t>Το TimeZap υλοποιήθηκε ως ολοκληρωμένο V1 πληροφοριακό σύστημα διαχείρισης εργασιών και συνηθειών. Περιλαμβάνει backend, frontend, database schema, REST API, authentication, tasks, habits, dashboard, calendar, settings, localization, themes, notification center και platform-aware local notification scheduling.</w:t>
-      </w:r>
-    </w:p>
-    <w:p>
-      <w:r>
-        <w:t>Η ανάπτυξη ανέδειξε πρακτικά ζητήματα όπως ημερομηνίες, multi-day records, recurrence, read/unread state, native platform limitations και synchronization. Η επιλογή backend notification records ως source of truth βοήθησε ώστε web και Android να έχουν κοινή εικόνα ειδοποιήσεων.</w:t>
+        <w:t>27. Συμπεράσματα</w:t>
+      </w:r>
+    </w:p>
+    <w:p>
+      <w:r>
+        <w:t>Το TimeZap υλοποιήθηκε ως ολοκληρωμένο V1 πληροφοριακό σύστημα διαχείρισης εργασιών και συνηθειών. Περιλαμβάνει backend, frontend, database schema, REST API, authentication, tasks, habits, dashboard, calendar, settings, localization, themes, notification center, platform-aware local notification scheduling και προαιρετική λειτουργία Gemini AI Suggestions.</w:t>
+      </w:r>
+    </w:p>
+    <w:p>
+      <w:r>
+        <w:t>Η ανάπτυξη ανέδειξε πρακτικά ζητήματα όπως ημερομηνίες, multi-day records, recurrence, read/unread state, native platform limitations, synchronization και ελεγχόμενη ενσωμάτωση εξωτερικού AI provider. Η επιλογή backend notification records ως source of truth βοήθησε ώστε web και Android να έχουν κοινή εικόνα ειδοποιήσεων, ενώ η backend-mediated AI ροή προστάτευσε το Gemini API key και κράτησε τον χρήστη υπεύθυνο για την τελική εισαγωγή προτάσεων.</w:t>
       </w:r>
     </w:p>
     <w:p>
@@ -4524,7 +5130,7 @@
         <w:pStyle w:val="Heading1"/>
       </w:pPr>
       <w:r>
-        <w:t>27. Προτεινόμενη βιβλιογραφία / Πηγές προς συμπλήρωση</w:t>
+        <w:t>28. Προτεινόμενη βιβλιογραφία / Πηγές προς συμπλήρωση</w:t>
       </w:r>
     </w:p>
     <w:p>
@@ -4646,10 +5252,26 @@
     </w:p>
     <w:p>
       <w:pPr>
+        <w:pStyle w:val="ListBullet"/>
+      </w:pPr>
+      <w:r>
+        <w:t>[Source needed: Gemini API / Google AI Studio documentation]</w:t>
+      </w:r>
+    </w:p>
+    <w:p>
+      <w:pPr>
+        <w:pStyle w:val="ListBullet"/>
+      </w:pPr>
+      <w:r>
+        <w:t>[Source needed: Structured output / JSON generation documentation]</w:t>
+      </w:r>
+    </w:p>
+    <w:p>
+      <w:pPr>
         <w:pStyle w:val="Heading1"/>
       </w:pPr>
       <w:r>
-        <w:t>28. Παράρτημα Α: Πηγές έργου που χρησιμοποιήθηκαν</w:t>
+        <w:t>29. Παράρτημα Α: Πηγές έργου που χρησιμοποιήθηκαν</w:t>
       </w:r>
     </w:p>
     <w:p>
@@ -4807,6 +5429,46 @@
       </w:pPr>
       <w:r>
         <w:t>frontend/src/context/*.tsx</w:t>
+      </w:r>
+    </w:p>
+    <w:p>
+      <w:pPr>
+        <w:pStyle w:val="ListBullet"/>
+      </w:pPr>
+      <w:r>
+        <w:t>backend/src/controllers/ai.controller.js</w:t>
+      </w:r>
+    </w:p>
+    <w:p>
+      <w:pPr>
+        <w:pStyle w:val="ListBullet"/>
+      </w:pPr>
+      <w:r>
+        <w:t>backend/src/routes/ai.routes.js</w:t>
+      </w:r>
+    </w:p>
+    <w:p>
+      <w:pPr>
+        <w:pStyle w:val="ListBullet"/>
+      </w:pPr>
+      <w:r>
+        <w:t>frontend/src/components/AISuggestionsModal.tsx</w:t>
+      </w:r>
+    </w:p>
+    <w:p>
+      <w:pPr>
+        <w:pStyle w:val="ListBullet"/>
+      </w:pPr>
+      <w:r>
+        <w:t>frontend/src/api/ai.api.ts</w:t>
+      </w:r>
+    </w:p>
+    <w:p>
+      <w:pPr>
+        <w:pStyle w:val="ListBullet"/>
+      </w:pPr>
+      <w:r>
+        <w:t>frontend/src/types/ai.ts</w:t>
       </w:r>
     </w:p>
     <w:p>
@@ -4856,7 +5518,7 @@
     </w:p>
     <w:sectPr>
       <w:pgSz w:w="12240" w:h="15840"/>
-      <w:pgMar w:top="1247" w:right="1361" w:bottom="1247" w:left="1361" w:header="720" w:footer="720" w:gutter="0"/>
+      <w:pgMar w:top="1440" w:right="1800" w:bottom="1440" w:left="1800" w:header="720" w:footer="720" w:gutter="0"/>
       <w:cols w:space="720"/>
       <w:docGrid w:linePitch="360"/>
     </w:sectPr>
@@ -5228,7 +5890,7 @@
     <w:qFormat/>
     <w:rsid w:val="00FC693F"/>
     <w:rPr>
-      <w:rFonts w:ascii="Calibri" w:hAnsi="Calibri" w:eastAsia="Calibri"/>
+      <w:rFonts w:ascii="Calibri" w:hAnsi="Calibri"/>
       <w:sz w:val="22"/>
     </w:rPr>
   </w:style>
@@ -5291,11 +5953,11 @@
       <w:outlineLvl w:val="0"/>
     </w:pPr>
     <w:rPr>
-      <w:rFonts w:asciiTheme="majorHAnsi" w:eastAsiaTheme="majorEastAsia" w:hAnsiTheme="majorHAnsi" w:cstheme="majorBidi" w:ascii="Calibri" w:hAnsi="Calibri" w:eastAsia="Calibri"/>
+      <w:rFonts w:asciiTheme="majorHAnsi" w:eastAsiaTheme="majorEastAsia" w:hAnsiTheme="majorHAnsi" w:cstheme="majorBidi" w:ascii="Calibri" w:hAnsi="Calibri"/>
       <w:b/>
       <w:bCs/>
       <w:color w:val="365F91" w:themeColor="accent1" w:themeShade="BF"/>
-      <w:sz w:val="32"/>
+      <w:sz w:val="28"/>
       <w:szCs w:val="28"/>
     </w:rPr>
   </w:style>
@@ -5315,11 +5977,11 @@
       <w:outlineLvl w:val="1"/>
     </w:pPr>
     <w:rPr>
-      <w:rFonts w:asciiTheme="majorHAnsi" w:eastAsiaTheme="majorEastAsia" w:hAnsiTheme="majorHAnsi" w:cstheme="majorBidi" w:ascii="Calibri" w:hAnsi="Calibri" w:eastAsia="Calibri"/>
+      <w:rFonts w:asciiTheme="majorHAnsi" w:eastAsiaTheme="majorEastAsia" w:hAnsiTheme="majorHAnsi" w:cstheme="majorBidi" w:ascii="Calibri" w:hAnsi="Calibri"/>
       <w:b/>
       <w:bCs/>
       <w:color w:val="4F81BD" w:themeColor="accent1"/>
-      <w:sz w:val="28"/>
+      <w:sz w:val="26"/>
       <w:szCs w:val="26"/>
     </w:rPr>
   </w:style>
@@ -5339,11 +6001,10 @@
       <w:outlineLvl w:val="2"/>
     </w:pPr>
     <w:rPr>
-      <w:rFonts w:asciiTheme="majorHAnsi" w:eastAsiaTheme="majorEastAsia" w:hAnsiTheme="majorHAnsi" w:cstheme="majorBidi" w:ascii="Calibri" w:hAnsi="Calibri" w:eastAsia="Calibri"/>
+      <w:rFonts w:asciiTheme="majorHAnsi" w:eastAsiaTheme="majorEastAsia" w:hAnsiTheme="majorHAnsi" w:cstheme="majorBidi" w:ascii="Calibri" w:hAnsi="Calibri"/>
       <w:b/>
       <w:bCs/>
       <w:color w:val="4F81BD" w:themeColor="accent1"/>
-      <w:sz w:val="24"/>
     </w:rPr>
   </w:style>
   <w:style w:type="paragraph" w:styleId="Heading4">
@@ -5521,6 +6182,10 @@
     <w:pPr>
       <w:spacing w:after="0" w:line="240" w:lineRule="auto"/>
     </w:pPr>
+    <w:rPr>
+      <w:rFonts w:ascii="Consolas" w:hAnsi="Consolas"/>
+      <w:sz w:val="18"/>
+    </w:rPr>
   </w:style>
   <w:style w:type="character" w:customStyle="1" w:styleId="Heading1Char">
     <w:name w:val="Heading 1 Char"/>
@@ -5581,11 +6246,11 @@
       <w:contextualSpacing/>
     </w:pPr>
     <w:rPr>
-      <w:rFonts w:asciiTheme="majorHAnsi" w:eastAsiaTheme="majorEastAsia" w:hAnsiTheme="majorHAnsi" w:cstheme="majorBidi" w:ascii="Calibri" w:hAnsi="Calibri" w:eastAsia="Calibri"/>
+      <w:rFonts w:asciiTheme="majorHAnsi" w:eastAsiaTheme="majorEastAsia" w:hAnsiTheme="majorHAnsi" w:cstheme="majorBidi" w:ascii="Calibri" w:hAnsi="Calibri"/>
       <w:color w:val="17365D" w:themeColor="text2" w:themeShade="BF"/>
       <w:spacing w:val="5"/>
       <w:kern w:val="28"/>
-      <w:sz w:val="40"/>
+      <w:sz w:val="52"/>
       <w:szCs w:val="52"/>
     </w:rPr>
   </w:style>
